--- a/documents/18-clearhaven-api-versioning-strategy.docx
+++ b/documents/18-clearhaven-api-versioning-strategy.docx
@@ -8543,7 +8543,7 @@
         <w:pStyle w:val="Heading1"/>
       </w:pPr>
       <w:r>
-        <w:t>Working remainder for CLH-TDD-2023-017</w:t>
+        <w:t>Open work after August 3, 2023</w:t>
       </w:r>
     </w:p>
     <w:p>
@@ -8557,7 +8557,7 @@
           <w:color w:val="222222"/>
           <w:sz w:val="24"/>
         </w:rPr>
-        <w:t>The front of URI versioning for Clearhaven recon APIs is the document. This remainder is the leftover a colleague still trips on: named people, named boxes, named tickets, and the work I still owe after August 3, 2023. It is not a second log and it is not a stack of exhibits with the same stub. If a paragraph fights the decision in the front, strike the paragraph.</w:t>
+        <w:t>What follows is leftover work from URI versioning for Clearhaven recon APIs: named people, named boxes, named tickets, and the items I still owe. If a paragraph fights the decision in the front of CLH-TDD-2023-017, strike the paragraph.</w:t>
       </w:r>
     </w:p>
     <w:p>
@@ -8711,7 +8711,7 @@
           <w:color w:val="222222"/>
           <w:sz w:val="24"/>
         </w:rPr>
-        <w:t>I will not put owner as a team name instead of a person on a wiki that drifts. CLH-INC-2023-061 and this file are the record. If Rahul Deshmukh needs a diagram, they get a permalink, not a photo of a whiteboard. recon.clh.prod.northstar.internal stays out of the diagram title. If a new engineer asks where the leftover lives, I point here. I do not point at a Slack pin from August 3, 2023. Client Clearhaven.</w:t>
+        <w:t>I will not put owner as a team name instead of a person on a wiki that drifts. CLH-INC-2023-061 and this file are the record. If Rahul Deshmukh needs a diagram, they get a permalink, not a photo of a whiteboard. recon.clh.prod.northstar.internal stays out of the diagram title. If a new engineer asks where the leftover lives, I point here. I do not point at a Slack pin from August 3, 2023.</w:t>
       </w:r>
     </w:p>
     <w:p>
@@ -11055,7 +11055,7 @@
           <w:color w:val="222222"/>
           <w:sz w:val="24"/>
         </w:rPr>
-        <w:t>People who were absent still get a usable remainder, not a transcript. Marcus Bell gets the decision, the refuse, and the date. They do not get a reconstruction of who raised their voice. If they object, they object on CLH-6022. Client Clearhaven. Author Aman Kumar.</w:t>
+        <w:t>People who were absent still get a usable remainder, not a transcript. Marcus Bell gets the decision, the refuse, and the date. They do not get a reconstruction of who raised their voice. If they object, they object on CLH-6022.</w:t>
       </w:r>
     </w:p>
     <w:p>
@@ -12100,7 +12100,7 @@
           <w:color w:val="222222"/>
           <w:sz w:val="24"/>
         </w:rPr>
-        <w:t>If you are implementing, keep the rejected alternative dead. If you are on-call, start read-only. If you are Rahul Deshmukh, the ask is unchanged: pick the path in the main body or send it back with a named objection. Sample I would still defend: 3440 rows, 24 minutes, freeze respected. Strike this remainder if it ever fights the decision callout. Author Aman Kumar. Client Clearhaven.</w:t>
+        <w:t>If you are implementing, keep the rejected alternative dead. If you are on-call, start read-only. If you are Rahul Deshmukh, the ask is unchanged: pick the path in the main body or send it back with a named objection. Sample I would still defend: 3440 rows, 24 minutes, freeze respected. Strike this section if it ever fights the decision callout.</w:t>
       </w:r>
     </w:p>
     <w:p>
@@ -12114,7 +12114,7 @@
           <w:color w:val="222222"/>
           <w:sz w:val="24"/>
         </w:rPr>
-        <w:t>This heading is the reopen rule, not a promise that nothing follows. If we still need words after the bank, they are named leftovers, not another copy of the same stub. residency: no 'just a replica elsewhere' is done as a heading when Rahul Deshmukh closes CLH-5602 or writes a new date.</w:t>
+        <w:t>This heading is the reopen rule. residency: no 'just a replica elsewhere' is done when Rahul Deshmukh closes CLH-5602 or writes a new date.</w:t>
       </w:r>
     </w:p>
     <w:p>
@@ -13266,7 +13266,7 @@
           <w:color w:val="222222"/>
           <w:sz w:val="24"/>
         </w:rPr>
-        <w:t>I am out of new section shapes. What follows is leftover owners and tickets already in this file, written so a colleague can act. I will not invent another exhibit format to fill a page budget.</w:t>
+        <w:t>Owners and tickets still attached to CLH-TDD-2023-017, written so a colleague can act without hunting Slack. Close is a decision, a refuse, or a new date.</w:t>
       </w:r>
     </w:p>
     <w:p>
@@ -13280,7 +13280,7 @@
           <w:color w:val="222222"/>
           <w:sz w:val="24"/>
         </w:rPr>
-        <w:t>CLH-INC-2023-061 still sits with Rahul Deshmukh. Host recon.clh.prod.northstar.internal. Due August 14, 2023 unless they write a new date. Close is a decision, a refuse, or that date. I will not accept a status dump. Front-matter number I am not re-arguing: 180. If this leftover is done, Rahul Deshmukh marks CLH-INC-2023-061 done. Aman Kumar will not keep a shadow list. Client Clearhaven.</w:t>
+        <w:t>CLH-INC-2023-061 still sits with Rahul Deshmukh. Host recon.clh.prod.northstar.internal. Due August 14, 2023 unless they write a new date. Close is a decision, a refuse, or that date. I will not accept a status dump. Front-matter number I am not re-arguing: 180. If this leftover is done, Rahul Deshmukh marks CLH-INC-2023-061 done. Aman Kumar will not keep a shadow list.</w:t>
       </w:r>
     </w:p>
     <w:p>
@@ -13378,7 +13378,7 @@
           <w:color w:val="222222"/>
           <w:sz w:val="24"/>
         </w:rPr>
-        <w:t>Stop leftover: CLH-6088 is not a twin of CLH-6022. Keep one thread. On March on recon-preview.clh.prod.northstar.internal. If this paragraph fights the front of CLH-TDD-2023-017, strike it. Due August 28, 2023. Client Clearhaven.</w:t>
+        <w:t>Stop leftover: CLH-6088 is not a twin of CLH-6022. Keep one thread. On March on recon-preview.clh.prod.northstar.internal. If this paragraph fights the front of CLH-TDD-2023-017, strike it. Due August 28, 2023.</w:t>
       </w:r>
     </w:p>
     <w:p>
@@ -13392,7 +13392,7 @@
           <w:color w:val="222222"/>
           <w:sz w:val="24"/>
         </w:rPr>
-        <w:t>CLH-6022 still sits with On July. Host recon.clh.prod.northstar.internal. Due August 30, 2023 unless they write a new date. Close is a decision, a refuse, or that date. I will not accept a status dump. Front-matter number I am not re-arguing: 1.18. If this leftover is done, On July marks CLH-6022 done. Aman Kumar will not keep a shadow list. Client Clearhaven.</w:t>
+        <w:t>CLH-6022 still sits with On July. Host recon.clh.prod.northstar.internal. Due August 30, 2023 unless they write a new date. Close is a decision, a refuse, or that date. I will not accept a status dump. Front-matter number I am not re-arguing: 1.18. If this leftover is done, On July marks CLH-6022 done. Aman Kumar will not keep a shadow list.</w:t>
       </w:r>
     </w:p>
     <w:p>

--- a/documents/18-clearhaven-api-versioning-strategy.docx
+++ b/documents/18-clearhaven-api-versioning-strategy.docx
@@ -25,7 +25,7 @@
           <w:rFonts w:ascii="Liberation Sans" w:hAnsi="Liberation Sans" w:eastAsia="Liberation Sans" w:cs="Liberation Sans"/>
           <w:b/>
           <w:color w:val="1B365D"/>
-          <w:sz w:val="44"/>
+          <w:sz w:val="42"/>
         </w:rPr>
         <w:t>URI versioning for Clearhaven recon APIs</w:t>
       </w:r>
@@ -269,7 +269,7 @@
                 <w:color w:val="222222"/>
                 <w:sz w:val="20"/>
               </w:rPr>
-              <w:t>Approved</w:t>
+              <w:t>Accepted</w:t>
             </w:r>
           </w:p>
         </w:tc>
@@ -1544,7 +1544,7 @@
     </w:p>
     <w:p>
       <w:pPr>
-        <w:spacing w:before="0" w:after="240" w:line="427" w:lineRule="auto"/>
+        <w:spacing w:before="0" w:after="200" w:line="396" w:lineRule="auto"/>
         <w:ind w:firstLine="288"/>
       </w:pPr>
       <w:r>
@@ -1566,7 +1566,7 @@
     </w:p>
     <w:p>
       <w:pPr>
-        <w:spacing w:before="0" w:after="240" w:line="427" w:lineRule="auto"/>
+        <w:spacing w:before="0" w:after="200" w:line="396" w:lineRule="auto"/>
         <w:ind w:firstLine="288"/>
       </w:pPr>
       <w:r>
@@ -1580,7 +1580,7 @@
     </w:p>
     <w:p>
       <w:pPr>
-        <w:spacing w:before="0" w:after="240" w:line="427" w:lineRule="auto"/>
+        <w:spacing w:before="0" w:after="200" w:line="396" w:lineRule="auto"/>
         <w:ind w:firstLine="288"/>
       </w:pPr>
       <w:r>
@@ -1594,7 +1594,7 @@
     </w:p>
     <w:p>
       <w:pPr>
-        <w:spacing w:before="0" w:after="240" w:line="427" w:lineRule="auto"/>
+        <w:spacing w:before="0" w:after="200" w:line="396" w:lineRule="auto"/>
         <w:ind w:firstLine="288"/>
       </w:pPr>
       <w:r>
@@ -1678,7 +1678,7 @@
     </w:p>
     <w:p>
       <w:pPr>
-        <w:spacing w:before="0" w:after="240" w:line="427" w:lineRule="auto"/>
+        <w:spacing w:before="0" w:after="200" w:line="396" w:lineRule="auto"/>
         <w:ind w:firstLine="288"/>
       </w:pPr>
       <w:r>
@@ -1692,7 +1692,7 @@
     </w:p>
     <w:p>
       <w:pPr>
-        <w:spacing w:before="0" w:after="240" w:line="427" w:lineRule="auto"/>
+        <w:spacing w:before="0" w:after="200" w:line="396" w:lineRule="auto"/>
         <w:ind w:firstLine="288"/>
       </w:pPr>
       <w:r>
@@ -2453,7 +2453,7 @@
     </w:p>
     <w:p>
       <w:pPr>
-        <w:spacing w:before="0" w:after="240" w:line="427" w:lineRule="auto"/>
+        <w:spacing w:before="0" w:after="200" w:line="396" w:lineRule="auto"/>
         <w:ind w:firstLine="288"/>
       </w:pPr>
       <w:r>
@@ -3902,7 +3902,7 @@
     </w:p>
     <w:p>
       <w:pPr>
-        <w:spacing w:before="0" w:after="240" w:line="427" w:lineRule="auto"/>
+        <w:spacing w:before="0" w:after="200" w:line="396" w:lineRule="auto"/>
         <w:ind w:firstLine="288"/>
       </w:pPr>
       <w:r>
@@ -3916,7 +3916,7 @@
     </w:p>
     <w:p>
       <w:pPr>
-        <w:spacing w:before="0" w:after="240" w:line="427" w:lineRule="auto"/>
+        <w:spacing w:before="0" w:after="200" w:line="396" w:lineRule="auto"/>
         <w:ind w:firstLine="288"/>
       </w:pPr>
       <w:r>
@@ -3938,7 +3938,7 @@
     </w:p>
     <w:p>
       <w:pPr>
-        <w:spacing w:before="0" w:after="240" w:line="427" w:lineRule="auto"/>
+        <w:spacing w:before="0" w:after="200" w:line="396" w:lineRule="auto"/>
         <w:ind w:firstLine="288"/>
       </w:pPr>
       <w:r>
@@ -4008,7 +4008,7 @@
     </w:p>
     <w:p>
       <w:pPr>
-        <w:spacing w:before="0" w:after="240" w:line="427" w:lineRule="auto"/>
+        <w:spacing w:before="0" w:after="200" w:line="396" w:lineRule="auto"/>
         <w:ind w:firstLine="288"/>
       </w:pPr>
       <w:r>
@@ -4030,7 +4030,7 @@
     </w:p>
     <w:p>
       <w:pPr>
-        <w:spacing w:before="0" w:after="240" w:line="427" w:lineRule="auto"/>
+        <w:spacing w:before="0" w:after="200" w:line="396" w:lineRule="auto"/>
         <w:ind w:firstLine="288"/>
       </w:pPr>
       <w:r>
@@ -4044,7 +4044,7 @@
     </w:p>
     <w:p>
       <w:pPr>
-        <w:spacing w:before="0" w:after="240" w:line="427" w:lineRule="auto"/>
+        <w:spacing w:before="0" w:after="200" w:line="396" w:lineRule="auto"/>
         <w:ind w:firstLine="288"/>
       </w:pPr>
       <w:r>
@@ -4128,7 +4128,7 @@
     </w:p>
     <w:p>
       <w:pPr>
-        <w:spacing w:before="0" w:after="240" w:line="427" w:lineRule="auto"/>
+        <w:spacing w:before="0" w:after="200" w:line="396" w:lineRule="auto"/>
         <w:ind w:firstLine="288"/>
       </w:pPr>
       <w:r>
@@ -4595,7 +4595,7 @@
     </w:p>
     <w:p>
       <w:pPr>
-        <w:spacing w:before="0" w:after="240" w:line="427" w:lineRule="auto"/>
+        <w:spacing w:before="0" w:after="200" w:line="396" w:lineRule="auto"/>
         <w:ind w:firstLine="288"/>
       </w:pPr>
       <w:r>
@@ -4617,7 +4617,7 @@
     </w:p>
     <w:p>
       <w:pPr>
-        <w:spacing w:before="0" w:after="240" w:line="427" w:lineRule="auto"/>
+        <w:spacing w:before="0" w:after="200" w:line="396" w:lineRule="auto"/>
         <w:ind w:firstLine="288"/>
       </w:pPr>
       <w:r>
@@ -4631,7 +4631,7 @@
     </w:p>
     <w:p>
       <w:pPr>
-        <w:spacing w:before="0" w:after="240" w:line="427" w:lineRule="auto"/>
+        <w:spacing w:before="0" w:after="200" w:line="396" w:lineRule="auto"/>
         <w:ind w:firstLine="288"/>
       </w:pPr>
       <w:r>
@@ -4889,7 +4889,7 @@
     </w:p>
     <w:p>
       <w:pPr>
-        <w:spacing w:before="0" w:after="240" w:line="427" w:lineRule="auto"/>
+        <w:spacing w:before="0" w:after="200" w:line="396" w:lineRule="auto"/>
         <w:ind w:firstLine="288"/>
       </w:pPr>
       <w:r>
@@ -4903,7 +4903,7 @@
     </w:p>
     <w:p>
       <w:pPr>
-        <w:spacing w:before="0" w:after="240" w:line="427" w:lineRule="auto"/>
+        <w:spacing w:before="0" w:after="200" w:line="396" w:lineRule="auto"/>
         <w:ind w:firstLine="288"/>
       </w:pPr>
       <w:r>
@@ -4987,7 +4987,7 @@
     </w:p>
     <w:p>
       <w:pPr>
-        <w:spacing w:before="0" w:after="240" w:line="427" w:lineRule="auto"/>
+        <w:spacing w:before="0" w:after="200" w:line="396" w:lineRule="auto"/>
         <w:ind w:firstLine="288"/>
       </w:pPr>
       <w:r>
@@ -5001,7 +5001,7 @@
     </w:p>
     <w:p>
       <w:pPr>
-        <w:spacing w:before="0" w:after="240" w:line="427" w:lineRule="auto"/>
+        <w:spacing w:before="0" w:after="200" w:line="396" w:lineRule="auto"/>
         <w:ind w:firstLine="288"/>
       </w:pPr>
       <w:r>
@@ -6120,7 +6120,7 @@
     </w:p>
     <w:p>
       <w:pPr>
-        <w:spacing w:before="0" w:after="240" w:line="427" w:lineRule="auto"/>
+        <w:spacing w:before="0" w:after="200" w:line="396" w:lineRule="auto"/>
         <w:ind w:firstLine="288"/>
       </w:pPr>
       <w:r>
@@ -6142,7 +6142,7 @@
     </w:p>
     <w:p>
       <w:pPr>
-        <w:spacing w:before="0" w:after="240" w:line="427" w:lineRule="auto"/>
+        <w:spacing w:before="0" w:after="200" w:line="396" w:lineRule="auto"/>
         <w:ind w:firstLine="288"/>
       </w:pPr>
       <w:r>
@@ -6156,7 +6156,7 @@
     </w:p>
     <w:p>
       <w:pPr>
-        <w:spacing w:before="0" w:after="240" w:line="427" w:lineRule="auto"/>
+        <w:spacing w:before="0" w:after="200" w:line="396" w:lineRule="auto"/>
         <w:ind w:firstLine="288"/>
       </w:pPr>
       <w:r>
@@ -6414,7 +6414,7 @@
     </w:p>
     <w:p>
       <w:pPr>
-        <w:spacing w:before="0" w:after="240" w:line="427" w:lineRule="auto"/>
+        <w:spacing w:before="0" w:after="200" w:line="396" w:lineRule="auto"/>
         <w:ind w:firstLine="288"/>
       </w:pPr>
       <w:r>
@@ -6428,7 +6428,7 @@
     </w:p>
     <w:p>
       <w:pPr>
-        <w:spacing w:before="0" w:after="240" w:line="427" w:lineRule="auto"/>
+        <w:spacing w:before="0" w:after="200" w:line="396" w:lineRule="auto"/>
         <w:ind w:firstLine="288"/>
       </w:pPr>
       <w:r>
@@ -6450,7 +6450,7 @@
     </w:p>
     <w:p>
       <w:pPr>
-        <w:spacing w:before="0" w:after="240" w:line="427" w:lineRule="auto"/>
+        <w:spacing w:before="0" w:after="200" w:line="396" w:lineRule="auto"/>
         <w:ind w:firstLine="288"/>
       </w:pPr>
       <w:r>
@@ -7037,7 +7037,7 @@
     </w:p>
     <w:p>
       <w:pPr>
-        <w:spacing w:before="0" w:after="240" w:line="427" w:lineRule="auto"/>
+        <w:spacing w:before="0" w:after="200" w:line="396" w:lineRule="auto"/>
         <w:ind w:firstLine="288"/>
       </w:pPr>
       <w:r>
@@ -7974,7 +7974,7 @@
     </w:p>
     <w:p>
       <w:pPr>
-        <w:spacing w:before="0" w:after="240" w:line="427" w:lineRule="auto"/>
+        <w:spacing w:before="0" w:after="200" w:line="396" w:lineRule="auto"/>
         <w:ind w:firstLine="288"/>
       </w:pPr>
       <w:r>
@@ -7988,7 +7988,7 @@
     </w:p>
     <w:p>
       <w:pPr>
-        <w:spacing w:before="0" w:after="240" w:line="427" w:lineRule="auto"/>
+        <w:spacing w:before="0" w:after="200" w:line="396" w:lineRule="auto"/>
         <w:ind w:firstLine="288"/>
       </w:pPr>
       <w:r>
@@ -8010,7 +8010,7 @@
     </w:p>
     <w:p>
       <w:pPr>
-        <w:spacing w:before="0" w:after="240" w:line="427" w:lineRule="auto"/>
+        <w:spacing w:before="0" w:after="200" w:line="396" w:lineRule="auto"/>
         <w:ind w:firstLine="288"/>
       </w:pPr>
       <w:r>
@@ -8032,7 +8032,7 @@
     </w:p>
     <w:p>
       <w:pPr>
-        <w:spacing w:before="0" w:after="240" w:line="427" w:lineRule="auto"/>
+        <w:spacing w:before="0" w:after="200" w:line="396" w:lineRule="auto"/>
         <w:ind w:firstLine="288"/>
       </w:pPr>
       <w:r>
@@ -8046,7 +8046,7 @@
     </w:p>
     <w:p>
       <w:pPr>
-        <w:spacing w:before="0" w:after="240" w:line="427" w:lineRule="auto"/>
+        <w:spacing w:before="0" w:after="200" w:line="396" w:lineRule="auto"/>
         <w:ind w:firstLine="288"/>
       </w:pPr>
       <w:r>
@@ -8068,7 +8068,7 @@
     </w:p>
     <w:p>
       <w:pPr>
-        <w:spacing w:before="0" w:after="240" w:line="427" w:lineRule="auto"/>
+        <w:spacing w:before="0" w:after="200" w:line="396" w:lineRule="auto"/>
         <w:ind w:firstLine="288"/>
       </w:pPr>
       <w:r>
@@ -8082,7 +8082,7 @@
     </w:p>
     <w:p>
       <w:pPr>
-        <w:spacing w:before="0" w:after="240" w:line="427" w:lineRule="auto"/>
+        <w:spacing w:before="0" w:after="200" w:line="396" w:lineRule="auto"/>
         <w:ind w:firstLine="288"/>
       </w:pPr>
       <w:r>
@@ -8104,7 +8104,7 @@
     </w:p>
     <w:p>
       <w:pPr>
-        <w:spacing w:before="0" w:after="240" w:line="427" w:lineRule="auto"/>
+        <w:spacing w:before="0" w:after="200" w:line="396" w:lineRule="auto"/>
         <w:ind w:firstLine="288"/>
       </w:pPr>
       <w:r>
@@ -8118,7 +8118,7 @@
     </w:p>
     <w:p>
       <w:pPr>
-        <w:spacing w:before="0" w:after="240" w:line="427" w:lineRule="auto"/>
+        <w:spacing w:before="0" w:after="200" w:line="396" w:lineRule="auto"/>
         <w:ind w:firstLine="288"/>
       </w:pPr>
       <w:r>
@@ -8140,7 +8140,7 @@
     </w:p>
     <w:p>
       <w:pPr>
-        <w:spacing w:before="0" w:after="240" w:line="427" w:lineRule="auto"/>
+        <w:spacing w:before="0" w:after="200" w:line="396" w:lineRule="auto"/>
         <w:ind w:firstLine="288"/>
       </w:pPr>
       <w:r>
@@ -8154,7 +8154,7 @@
     </w:p>
     <w:p>
       <w:pPr>
-        <w:spacing w:before="0" w:after="240" w:line="427" w:lineRule="auto"/>
+        <w:spacing w:before="0" w:after="200" w:line="396" w:lineRule="auto"/>
         <w:ind w:firstLine="288"/>
       </w:pPr>
       <w:r>
@@ -8176,7 +8176,7 @@
     </w:p>
     <w:p>
       <w:pPr>
-        <w:spacing w:before="0" w:after="240" w:line="427" w:lineRule="auto"/>
+        <w:spacing w:before="0" w:after="200" w:line="396" w:lineRule="auto"/>
         <w:ind w:firstLine="288"/>
       </w:pPr>
       <w:r>
@@ -8190,7 +8190,7 @@
     </w:p>
     <w:p>
       <w:pPr>
-        <w:spacing w:before="0" w:after="240" w:line="427" w:lineRule="auto"/>
+        <w:spacing w:before="0" w:after="200" w:line="396" w:lineRule="auto"/>
         <w:ind w:firstLine="288"/>
       </w:pPr>
       <w:r>
@@ -8212,7 +8212,7 @@
     </w:p>
     <w:p>
       <w:pPr>
-        <w:spacing w:before="0" w:after="240" w:line="427" w:lineRule="auto"/>
+        <w:spacing w:before="0" w:after="200" w:line="396" w:lineRule="auto"/>
         <w:ind w:firstLine="288"/>
       </w:pPr>
       <w:r>
@@ -8226,7 +8226,7 @@
     </w:p>
     <w:p>
       <w:pPr>
-        <w:spacing w:before="0" w:after="240" w:line="427" w:lineRule="auto"/>
+        <w:spacing w:before="0" w:after="200" w:line="396" w:lineRule="auto"/>
         <w:ind w:firstLine="288"/>
       </w:pPr>
       <w:r>
@@ -8248,7 +8248,7 @@
     </w:p>
     <w:p>
       <w:pPr>
-        <w:spacing w:before="0" w:after="240" w:line="427" w:lineRule="auto"/>
+        <w:spacing w:before="0" w:after="200" w:line="396" w:lineRule="auto"/>
         <w:ind w:firstLine="288"/>
       </w:pPr>
       <w:r>
@@ -8262,7 +8262,7 @@
     </w:p>
     <w:p>
       <w:pPr>
-        <w:spacing w:before="0" w:after="240" w:line="427" w:lineRule="auto"/>
+        <w:spacing w:before="0" w:after="200" w:line="396" w:lineRule="auto"/>
         <w:ind w:firstLine="288"/>
       </w:pPr>
       <w:r>
@@ -8284,7 +8284,7 @@
     </w:p>
     <w:p>
       <w:pPr>
-        <w:spacing w:before="0" w:after="240" w:line="427" w:lineRule="auto"/>
+        <w:spacing w:before="0" w:after="200" w:line="396" w:lineRule="auto"/>
         <w:ind w:firstLine="288"/>
       </w:pPr>
       <w:r>
@@ -8298,7 +8298,7 @@
     </w:p>
     <w:p>
       <w:pPr>
-        <w:spacing w:before="0" w:after="240" w:line="427" w:lineRule="auto"/>
+        <w:spacing w:before="0" w:after="200" w:line="396" w:lineRule="auto"/>
         <w:ind w:firstLine="288"/>
       </w:pPr>
       <w:r>
@@ -8320,7 +8320,7 @@
     </w:p>
     <w:p>
       <w:pPr>
-        <w:spacing w:before="0" w:after="240" w:line="427" w:lineRule="auto"/>
+        <w:spacing w:before="0" w:after="200" w:line="396" w:lineRule="auto"/>
         <w:ind w:firstLine="288"/>
       </w:pPr>
       <w:r>
@@ -8334,7 +8334,7 @@
     </w:p>
     <w:p>
       <w:pPr>
-        <w:spacing w:before="0" w:after="240" w:line="427" w:lineRule="auto"/>
+        <w:spacing w:before="0" w:after="200" w:line="396" w:lineRule="auto"/>
         <w:ind w:firstLine="288"/>
       </w:pPr>
       <w:r>
@@ -8356,7 +8356,7 @@
     </w:p>
     <w:p>
       <w:pPr>
-        <w:spacing w:before="0" w:after="240" w:line="427" w:lineRule="auto"/>
+        <w:spacing w:before="0" w:after="200" w:line="396" w:lineRule="auto"/>
         <w:ind w:firstLine="288"/>
       </w:pPr>
       <w:r>
@@ -8370,7 +8370,7 @@
     </w:p>
     <w:p>
       <w:pPr>
-        <w:spacing w:before="0" w:after="240" w:line="427" w:lineRule="auto"/>
+        <w:spacing w:before="0" w:after="200" w:line="396" w:lineRule="auto"/>
         <w:ind w:firstLine="288"/>
       </w:pPr>
       <w:r>
@@ -8392,7 +8392,7 @@
     </w:p>
     <w:p>
       <w:pPr>
-        <w:spacing w:before="0" w:after="240" w:line="427" w:lineRule="auto"/>
+        <w:spacing w:before="0" w:after="200" w:line="396" w:lineRule="auto"/>
         <w:ind w:firstLine="288"/>
       </w:pPr>
       <w:r>
@@ -8406,7 +8406,7 @@
     </w:p>
     <w:p>
       <w:pPr>
-        <w:spacing w:before="0" w:after="240" w:line="427" w:lineRule="auto"/>
+        <w:spacing w:before="0" w:after="200" w:line="396" w:lineRule="auto"/>
         <w:ind w:firstLine="288"/>
       </w:pPr>
       <w:r>
@@ -8428,7 +8428,7 @@
     </w:p>
     <w:p>
       <w:pPr>
-        <w:spacing w:before="0" w:after="240" w:line="427" w:lineRule="auto"/>
+        <w:spacing w:before="0" w:after="200" w:line="396" w:lineRule="auto"/>
         <w:ind w:firstLine="288"/>
       </w:pPr>
       <w:r>
@@ -8442,7 +8442,7 @@
     </w:p>
     <w:p>
       <w:pPr>
-        <w:spacing w:before="0" w:after="240" w:line="427" w:lineRule="auto"/>
+        <w:spacing w:before="0" w:after="200" w:line="396" w:lineRule="auto"/>
         <w:ind w:firstLine="288"/>
       </w:pPr>
       <w:r>
@@ -8526,7 +8526,7 @@
     </w:p>
     <w:p>
       <w:pPr>
-        <w:spacing w:before="0" w:after="240" w:line="427" w:lineRule="auto"/>
+        <w:spacing w:before="0" w:after="200" w:line="396" w:lineRule="auto"/>
         <w:ind w:firstLine="288"/>
       </w:pPr>
       <w:r>
@@ -8543,12 +8543,12 @@
         <w:pStyle w:val="Heading1"/>
       </w:pPr>
       <w:r>
-        <w:t>Open work after August 3, 2023</w:t>
+        <w:t>What implementers steal from the back</w:t>
       </w:r>
     </w:p>
     <w:p>
       <w:pPr>
-        <w:spacing w:before="0" w:after="240" w:line="427" w:lineRule="auto"/>
+        <w:spacing w:before="0" w:after="200" w:line="396" w:lineRule="auto"/>
         <w:ind w:firstLine="288"/>
       </w:pPr>
       <w:r>
@@ -8557,7 +8557,7 @@
           <w:color w:val="222222"/>
           <w:sz w:val="24"/>
         </w:rPr>
-        <w:t>What follows is leftover work from URI versioning for Clearhaven recon APIs: named people, named boxes, named tickets, and the items I still owe. If a paragraph fights the decision in the front of CLH-TDD-2023-017, strike the paragraph.</w:t>
+        <w:t>I am dumping the after-work for CLH-TDD-2023-017 here so it is not in Slack. Rahul Deshmukh can skim headings. Implementers can steal the commands.</w:t>
       </w:r>
     </w:p>
     <w:p>
@@ -8565,75 +8565,13 @@
         <w:pStyle w:val="Heading2"/>
       </w:pPr>
       <w:r>
-        <w:t>What we are still refusing (owner as a team name instead of a person)</w:t>
+        <w:t>FAQ for a cleanup PR that renames a field</w:t>
       </w:r>
     </w:p>
-    <w:tbl>
-      <w:tblPr>
-        <w:tblW w:type="auto" w:w="0"/>
-        <w:tblLook w:firstColumn="1" w:firstRow="1" w:lastColumn="0" w:lastRow="0" w:noHBand="0" w:noVBand="1" w:val="04A0"/>
-      </w:tblPr>
-      <w:tblGrid>
-        <w:gridCol w:w="8928"/>
-      </w:tblGrid>
-      <w:tr>
-        <w:tc>
-          <w:tcPr>
-            <w:tcW w:type="dxa" w:w="8928"/>
-            <w:shd w:fill="F8EDE8" w:val="clear"/>
-            <w:tcBorders>
-              <w:top w:val="single" w:sz="10" w:space="0" w:color="A15C46"/>
-              <w:left w:val="single" w:sz="10" w:space="0" w:color="A15C46"/>
-              <w:bottom w:val="single" w:sz="10" w:space="0" w:color="A15C46"/>
-              <w:right w:val="single" w:sz="10" w:space="0" w:color="A15C46"/>
-            </w:tcBorders>
-            <w:tcMar>
-              <w:top w:w="80" w:type="dxa"/>
-              <w:left w:w="120" w:type="dxa"/>
-              <w:bottom w:w="90" w:type="dxa"/>
-              <w:right w:w="120" w:type="dxa"/>
-            </w:tcMar>
-          </w:tcPr>
-          <w:p>
-            <w:pPr>
-              <w:spacing w:before="0" w:after="80" w:line="220" w:lineRule="auto"/>
-            </w:pPr>
-            <w:r/>
-            <w:r>
-              <w:rPr>
-                <w:rFonts w:ascii="Liberation Sans" w:hAnsi="Liberation Sans" w:eastAsia="Liberation Sans" w:cs="Liberation Sans"/>
-                <w:b/>
-                <w:color w:val="8A3B28"/>
-                <w:sz w:val="16"/>
-              </w:rPr>
-              <w:t>REFUSE</w:t>
-            </w:r>
-          </w:p>
-          <w:p>
-            <w:pPr>
-              <w:spacing w:before="0" w:after="0" w:line="250" w:lineRule="auto"/>
-            </w:pPr>
-            <w:r>
-              <w:rPr>
-                <w:rFonts w:ascii="Liberation Serif" w:hAnsi="Liberation Serif" w:eastAsia="Liberation Serif" w:cs="Liberation Serif"/>
-                <w:color w:val="222222"/>
-                <w:sz w:val="21"/>
-              </w:rPr>
-              <w:t>Rahul Deshmukh does not get a shortcut that reopens owner as a team name instead of a person. If recon.clh.prod.northstar.internal looks easy to bump, stop and write the count on CLH-INC-2023-061 first.</w:t>
-            </w:r>
-          </w:p>
-        </w:tc>
-      </w:tr>
-    </w:tbl>
     <w:p>
       <w:pPr>
-        <w:spacing w:before="80" w:after="160" w:line="80" w:lineRule="auto"/>
-      </w:pPr>
-    </w:p>
-    <w:p>
-      <w:pPr>
-        <w:spacing w:before="0" w:after="240" w:line="427" w:lineRule="auto"/>
-        <w:ind w:firstLine="288"/>
+        <w:pStyle w:val="ListBullet"/>
+        <w:spacing w:before="20" w:after="60" w:line="260" w:lineRule="auto"/>
       </w:pPr>
       <w:r>
         <w:rPr>
@@ -8641,13 +8579,13 @@
           <w:color w:val="222222"/>
           <w:sz w:val="24"/>
         </w:rPr>
-        <w:t>I am writing this because owner as a team name instead of a person is the thing people reopen when a date slips. The front of CLH-TDD-2023-017 already killed a path. I will not kill it again in a wiki comment. Ticket CLH-INC-2023-061 is the record. Rahul Deshmukh owns the next sentence if they want it undone. Aman Kumar is the writer, not the backup owner. Elapsed I would still defend: 16 minutes on recon.clh.prod.northstar.internal, sample 154, using the same clock as the number 180 already in the front matter.</w:t>
+        <w:t>Is v1 smaller than Clearhaven asked in the hallway? Yes. That is the point.</w:t>
       </w:r>
     </w:p>
     <w:p>
       <w:pPr>
-        <w:spacing w:before="0" w:after="240" w:line="427" w:lineRule="auto"/>
-        <w:ind w:firstLine="288"/>
+        <w:pStyle w:val="ListBullet"/>
+        <w:spacing w:before="20" w:after="60" w:line="260" w:lineRule="auto"/>
       </w:pPr>
       <w:r>
         <w:rPr>
@@ -8655,13 +8593,13 @@
           <w:color w:val="222222"/>
           <w:sz w:val="24"/>
         </w:rPr>
-        <w:t>A status dump that lists meetings is not a close. If the date slips, Rahul Deshmukh writes the new date on CLH-INC-2023-061 before asking for more people. If legal or the control owner asks why we still refuse owner as a team name instead of a person, the answer is this paragraph plus the decision callout in the front, not a Slack thread from August 3, 2023. Client remains Clearhaven. I will not paste a payload to prove the point.</w:t>
+        <w:t>Can we add the extra slice in this release? Only if Rahul Deshmukh signs it.</w:t>
       </w:r>
     </w:p>
     <w:p>
       <w:pPr>
-        <w:spacing w:before="0" w:after="240" w:line="427" w:lineRule="auto"/>
-        <w:ind w:firstLine="288"/>
+        <w:pStyle w:val="ListBullet"/>
+        <w:spacing w:before="20" w:after="60" w:line="260" w:lineRule="auto"/>
       </w:pPr>
       <w:r>
         <w:rPr>
@@ -8669,13 +8607,13 @@
           <w:color w:val="222222"/>
           <w:sz w:val="24"/>
         </w:rPr>
-        <w:t>Rejected move that keeps coming back: treat recon.clh.prod.northstar.internal as a special case until the window is over. That is how we grew the last exception file nobody reads. Exceptions expire. This one does not get written. If we need a time-boxed carve-out, Rahul Deshmukh files a new ticket with an expiry, reviewers on-call plus the team that owns recon.clh.prod.northstar.internal, and a rollback that is 'delete the carve-out and restart,' not 'leave it until someone notices.'</w:t>
+        <w:t>Is recon.clh.prod.northstar.internal a special case? No.</w:t>
       </w:r>
     </w:p>
     <w:p>
       <w:pPr>
-        <w:spacing w:before="0" w:after="240" w:line="427" w:lineRule="auto"/>
-        <w:ind w:firstLine="288"/>
+        <w:pStyle w:val="ListBullet"/>
+        <w:spacing w:before="20" w:after="60" w:line="260" w:lineRule="auto"/>
       </w:pPr>
       <w:r>
         <w:rPr>
@@ -8683,13 +8621,13 @@
           <w:color w:val="222222"/>
           <w:sz w:val="24"/>
         </w:rPr>
-        <w:t>How I would explain owner as a team name instead of a person to Rahul Deshmukh in one minute: the front of CLH-TDD-2023-017 already made the call. This leftover is execution. Rahul Deshmukh owns CLH-INC-2023-061. recon.clh.prod.northstar.internal is the box I would open first. The number I would put on the table is 180, and if that is stale I would say so instead of performing precision. I would ask whether we are still inside the freeze and whether Rahul Deshmukh can hit August 9, 2023.</w:t>
+        <w:t>Who closes CLH-INC-2023-061? Rahul Deshmukh.</w:t>
       </w:r>
     </w:p>
     <w:p>
       <w:pPr>
-        <w:spacing w:before="0" w:after="240" w:line="427" w:lineRule="auto"/>
-        <w:ind w:firstLine="288"/>
+        <w:pStyle w:val="ListBullet"/>
+        <w:spacing w:before="20" w:after="60" w:line="260" w:lineRule="auto"/>
       </w:pPr>
       <w:r>
         <w:rPr>
@@ -8697,12 +8635,12 @@
           <w:color w:val="222222"/>
           <w:sz w:val="24"/>
         </w:rPr>
-        <w:t>Kavya Menon asked whether we could 'just' keep a side path for owner as a team name instead of a person until the window ends. No. Side paths are how the last exception file grew. If we need a carve-out, it expires, it lives on CLH-INC-2023-061, and rollback is delete-and-restart on recon.clh.prod.northstar.internal, not 'leave it until someone notices.'</w:t>
+        <w:t>What number do I cite? 180, or I say it is stale.</w:t>
       </w:r>
     </w:p>
     <w:p>
       <w:pPr>
-        <w:spacing w:before="0" w:after="240" w:line="427" w:lineRule="auto"/>
+        <w:spacing w:before="0" w:after="200" w:line="396" w:lineRule="auto"/>
         <w:ind w:firstLine="288"/>
       </w:pPr>
       <w:r>
@@ -8711,20 +8649,12 @@
           <w:color w:val="222222"/>
           <w:sz w:val="24"/>
         </w:rPr>
-        <w:t>I will not put owner as a team name instead of a person on a wiki that drifts. CLH-INC-2023-061 and this file are the record. If Rahul Deshmukh needs a diagram, they get a permalink, not a photo of a whiteboard. recon.clh.prod.northstar.internal stays out of the diagram title. If a new engineer asks where the leftover lives, I point here. I do not point at a Slack pin from August 3, 2023.</w:t>
+        <w:t>If the answer changes, we change the front of CLH-TDD-2023-017 in review. We do not keep a shadow FAQ. Aman Kumar will not maintain two truths.</w:t>
       </w:r>
     </w:p>
     <w:p>
       <w:pPr>
-        <w:pStyle w:val="Heading2"/>
-      </w:pPr>
-      <w:r>
-        <w:t>Numbers I will still quote (staging that is too small to catch the bug)</w:t>
-      </w:r>
-    </w:p>
-    <w:p>
-      <w:pPr>
-        <w:spacing w:before="0" w:after="240" w:line="427" w:lineRule="auto"/>
+        <w:spacing w:before="0" w:after="200" w:line="396" w:lineRule="auto"/>
         <w:ind w:firstLine="288"/>
       </w:pPr>
       <w:r>
@@ -8733,7 +8663,107 @@
           <w:color w:val="222222"/>
           <w:sz w:val="24"/>
         </w:rPr>
-        <w:t>These are working numbers for staging that is too small to catch the bug, not a new model. If they disagree with the front of URI versioning for Clearhaven recon APIs, the front wins. I measured on recon-preview.clh.prod.northstar.internal. Ticket CLH-MTG-2023-041. Owner for the next measurement is Kavya Menon. Sample window was 58 minutes. Rows in the sample: 11435. Front-matter figure I am not relitigating: 180.</w:t>
+        <w:t>The question I will not answer in Slack is 'can we just this once.' The answer is already no, and writing it on CLH-INC-2023-061 is what makes it a record. If Marcus Bell needs a user-visible version, they get the comms leftover, not this list.</w:t>
+      </w:r>
+    </w:p>
+    <w:p>
+      <w:pPr>
+        <w:spacing w:before="0" w:after="200" w:line="396" w:lineRule="auto"/>
+        <w:ind w:firstLine="288"/>
+      </w:pPr>
+      <w:r>
+        <w:rPr>
+          <w:rFonts w:ascii="Liberation Serif" w:hAnsi="Liberation Serif" w:eastAsia="Liberation Serif" w:cs="Liberation Serif"/>
+          <w:color w:val="222222"/>
+          <w:sz w:val="24"/>
+        </w:rPr>
+        <w:t>the front of CLH-TDD-2023-017 already named a cleanup PR that renames a field, this paragraph is execution, the first check is a read on recon.clh.prod.northstar.internal, and object on CLH-INC-2023-061, not in a side thread.</w:t>
+      </w:r>
+    </w:p>
+    <w:p>
+      <w:pPr>
+        <w:spacing w:before="0" w:after="200" w:line="396" w:lineRule="auto"/>
+        <w:ind w:firstLine="288"/>
+      </w:pPr>
+      <w:r>
+        <w:rPr>
+          <w:rFonts w:ascii="Liberation Serif" w:hAnsi="Liberation Serif" w:eastAsia="Liberation Serif" w:cs="Liberation Serif"/>
+          <w:color w:val="222222"/>
+          <w:sz w:val="24"/>
+        </w:rPr>
+        <w:t>date pressure on a cleanup PR that renames a field is not a date, August 10, 2023 is if Kavya Menon keeps it, a green job with no rows still pages, and Clearhaven does not get recon-preview.clh.prod.northstar.internal in an outbound sentence.</w:t>
+      </w:r>
+    </w:p>
+    <w:p>
+      <w:pPr>
+        <w:pStyle w:val="Heading2"/>
+      </w:pPr>
+      <w:r>
+        <w:t>People who missed the room</w:t>
+      </w:r>
+    </w:p>
+    <w:p>
+      <w:pPr>
+        <w:spacing w:before="0" w:after="200" w:line="396" w:lineRule="auto"/>
+        <w:ind w:firstLine="288"/>
+      </w:pPr>
+      <w:r>
+        <w:rPr>
+          <w:rFonts w:ascii="Liberation Serif" w:hAnsi="Liberation Serif" w:eastAsia="Liberation Serif" w:cs="Liberation Serif"/>
+          <w:color w:val="222222"/>
+          <w:sz w:val="24"/>
+        </w:rPr>
+        <w:t>Attendees who still owe something: Kavya Menon, Rahul Deshmukh, and whoever owns recon-preview.clh.prod.northstar.internal. One question was on the table: can we ship without dealing with residency: no 'just a replica elsewhere'. Answer was no. I repeated the number 28 because two people in the room had stale graphs. Action: Kavya Menon files the follow-up on CLH-MTG-2023-041 before August 8, 2023. I will not mark the ticket done because a meeting happened.</w:t>
+      </w:r>
+    </w:p>
+    <w:p>
+      <w:pPr>
+        <w:spacing w:before="0" w:after="200" w:line="396" w:lineRule="auto"/>
+        <w:ind w:firstLine="288"/>
+      </w:pPr>
+      <w:r>
+        <w:rPr>
+          <w:rFonts w:ascii="Liberation Serif" w:hAnsi="Liberation Serif" w:eastAsia="Liberation Serif" w:cs="Liberation Serif"/>
+          <w:color w:val="222222"/>
+          <w:sz w:val="24"/>
+        </w:rPr>
+        <w:t>People who were absent still get a usable remainder, not a transcript. Marcus Bell gets the decision, the refuse, and the date. They do not get a reconstruction of who raised their voice. If they object, they object on CLH-MTG-2023-041.</w:t>
+      </w:r>
+    </w:p>
+    <w:p>
+      <w:pPr>
+        <w:spacing w:before="0" w:after="200" w:line="396" w:lineRule="auto"/>
+        <w:ind w:firstLine="288"/>
+      </w:pPr>
+      <w:r>
+        <w:rPr>
+          <w:rFonts w:ascii="Liberation Serif" w:hAnsi="Liberation Serif" w:eastAsia="Liberation Serif" w:cs="Liberation Serif"/>
+          <w:color w:val="222222"/>
+          <w:sz w:val="24"/>
+        </w:rPr>
+        <w:t>if residency: no 'just a replica elsewhere' is still fuzzy, CLH-6021 is the place to say so, pages go to a person, not a muted channel, and I ping once and after that Marcus Bell is late, not blocked.</w:t>
+      </w:r>
+    </w:p>
+    <w:p>
+      <w:pPr>
+        <w:spacing w:before="0" w:after="200" w:line="396" w:lineRule="auto"/>
+        <w:ind w:firstLine="288"/>
+      </w:pPr>
+      <w:r>
+        <w:rPr>
+          <w:rFonts w:ascii="Liberation Serif" w:hAnsi="Liberation Serif" w:eastAsia="Liberation Serif" w:cs="Liberation Serif"/>
+          <w:color w:val="222222"/>
+          <w:sz w:val="24"/>
+        </w:rPr>
+        <w:t>I will not reopen URI versioning for Clearhaven recon APIs to smuggle residency: no 'just a replica elsewhere' back in, the first check is a read on recon-preview.clh.prod.northstar.internal, and abort beats a lying dual-run.</w:t>
+      </w:r>
+    </w:p>
+    <w:p>
+      <w:pPr>
+        <w:pStyle w:val="Heading2"/>
+      </w:pPr>
+      <w:r>
+        <w:t>Counts tied to CLH-INC-2023-061</w:t>
       </w:r>
     </w:p>
     <w:p>
@@ -8747,7 +8777,7 @@
           <w:color w:val="555555"/>
           <w:sz w:val="17"/>
         </w:rPr>
-        <w:t>Working measurements for CLH-TDD-2023-017, staging that is too small to catch the bug.</w:t>
+        <w:t>Working measurements for CLH-TDD-2023-017, a dashboard screenshot standing in for a permalink.</w:t>
       </w:r>
     </w:p>
     <w:tbl>
@@ -8960,7 +8990,7 @@
                 <w:color w:val="222222"/>
                 <w:sz w:val="19"/>
               </w:rPr>
-              <w:t>88.5</w:t>
+              <w:t>67.0</w:t>
             </w:r>
           </w:p>
         </w:tc>
@@ -8993,7 +9023,7 @@
                 <w:color w:val="222222"/>
                 <w:sz w:val="19"/>
               </w:rPr>
-              <w:t>recon-preview.clh.prod.northstar.internal</w:t>
+              <w:t>recon.clh.prod.northstar.internal</w:t>
             </w:r>
           </w:p>
         </w:tc>
@@ -9026,7 +9056,7 @@
                 <w:color w:val="222222"/>
                 <w:sz w:val="19"/>
               </w:rPr>
-              <w:t>Kavya Menon</w:t>
+              <w:t>Marcus Bell</w:t>
             </w:r>
           </w:p>
         </w:tc>
@@ -9094,7 +9124,7 @@
                 <w:color w:val="222222"/>
                 <w:sz w:val="19"/>
               </w:rPr>
-              <w:t>3</w:t>
+              <w:t>2</w:t>
             </w:r>
           </w:p>
         </w:tc>
@@ -9127,7 +9157,7 @@
                 <w:color w:val="222222"/>
                 <w:sz w:val="19"/>
               </w:rPr>
-              <w:t>recon-preview.clh.prod.northstar.internal</w:t>
+              <w:t>recon.clh.prod.northstar.internal</w:t>
             </w:r>
           </w:p>
         </w:tc>
@@ -9228,7 +9258,7 @@
                 <w:color w:val="222222"/>
                 <w:sz w:val="19"/>
               </w:rPr>
-              <w:t>229</w:t>
+              <w:t>889</w:t>
             </w:r>
           </w:p>
         </w:tc>
@@ -9261,7 +9291,7 @@
                 <w:color w:val="222222"/>
                 <w:sz w:val="19"/>
               </w:rPr>
-              <w:t>CLH-6021</w:t>
+              <w:t>CLH-5204</w:t>
             </w:r>
           </w:p>
         </w:tc>
@@ -9441,7 +9471,7 @@
     </w:p>
     <w:p>
       <w:pPr>
-        <w:spacing w:before="0" w:after="240" w:line="427" w:lineRule="auto"/>
+        <w:spacing w:before="0" w:after="200" w:line="396" w:lineRule="auto"/>
         <w:ind w:firstLine="288"/>
       </w:pPr>
       <w:r>
@@ -9450,12 +9480,12 @@
           <w:color w:val="222222"/>
           <w:sz w:val="24"/>
         </w:rPr>
-        <w:t>I will not average this into a team dashboard that hides recon-preview.clh.prod.northstar.internal. If finance or the EM asks why we did not pick the cheaper looking option, the answer is the page we would have taken and the miss rate on month-end, not a slide. Headroom I want on a normal Tuesday is about 36 percent. Below that I file for hardware or I shed load. I will not do both in the same change. Kavya Menon can disagree in writing on CLH-MTG-2023-041.</w:t>
+        <w:t>I will not average this into a team dashboard that hides recon.clh.prod.northstar.internal. If finance or the EM asks why we did not pick the cheaper looking option, the answer is the page we would have taken and the miss rate on month-end, not a slide. Headroom I want on a normal Tuesday is about 28 percent. Below that I file for hardware or I shed load. I will not do both in the same change. Marcus Bell can disagree in writing on CLH-6021.</w:t>
       </w:r>
     </w:p>
     <w:p>
       <w:pPr>
-        <w:spacing w:before="0" w:after="240" w:line="427" w:lineRule="auto"/>
+        <w:spacing w:before="0" w:after="200" w:line="396" w:lineRule="auto"/>
         <w:ind w:firstLine="288"/>
       </w:pPr>
       <w:r>
@@ -9464,12 +9494,12 @@
           <w:color w:val="222222"/>
           <w:sz w:val="24"/>
         </w:rPr>
-        <w:t>Blast radius if we ignore staging that is too small to catch the bug: the whole drop. That is the difference between a DLQ and a desk thread. I want the gate in CI or in the runbook, not in my memory. Related leftover CLH-6021 is not a twin tracker. Keep one thread.</w:t>
+        <w:t>Blast radius if we ignore a dashboard screenshot standing in for a permalink: one plant or facility feed. That is the difference between a DLQ and a desk thread. I want the gate in CI or in the runbook, not in my memory. Related leftover CLH-5204 is not a twin tracker. Keep one thread.</w:t>
       </w:r>
     </w:p>
     <w:p>
       <w:pPr>
-        <w:spacing w:before="0" w:after="240" w:line="427" w:lineRule="auto"/>
+        <w:spacing w:before="0" w:after="200" w:line="396" w:lineRule="auto"/>
         <w:ind w:firstLine="288"/>
       </w:pPr>
       <w:r>
@@ -9478,12 +9508,12 @@
           <w:color w:val="222222"/>
           <w:sz w:val="24"/>
         </w:rPr>
-        <w:t>Cost I can defend for staging that is too small to catch the bug is the spend on recon-preview.clh.prod.northstar.internal and this job. I will not average it into a team number. If finance asks why we skipped the cheaper look, the answer is the page and the miss rate, not a deck. Kavya Menon can disagree on CLH-MTG-2023-041. Sample I still like: 4778 rows, 38 minutes.</w:t>
+        <w:t>I parked a dashboard screenshot standing in for a permalink on CLH-5602 so it is not Slack archaeology, a green job with no rows still pages, and a vendor discount is not evidence.</w:t>
       </w:r>
     </w:p>
     <w:p>
       <w:pPr>
-        <w:spacing w:before="0" w:after="240" w:line="427" w:lineRule="auto"/>
+        <w:spacing w:before="0" w:after="200" w:line="396" w:lineRule="auto"/>
         <w:ind w:firstLine="288"/>
       </w:pPr>
       <w:r>
@@ -9492,12 +9522,20 @@
           <w:color w:val="222222"/>
           <w:sz w:val="24"/>
         </w:rPr>
-        <w:t>I keep the receipt: ticket CLH-MTG-2023-041, merge, and the bill line. I will not argue from a screenshot of a dashboard. Permalink or it did not happen. Aman Kumar will reject a status update that is only a graph PNG in Slack.</w:t>
+        <w:t>Aman Kumar owes a close on a dashboard screenshot standing in for a permalink by August 14, 2023, not a status emoji, pages go to a person, not a muted channel, and a skip is a ticket and a flake is a capture.</w:t>
       </w:r>
     </w:p>
     <w:p>
       <w:pPr>
-        <w:spacing w:before="0" w:after="240" w:line="427" w:lineRule="auto"/>
+        <w:pStyle w:val="Heading2"/>
+      </w:pPr>
+      <w:r>
+        <w:t>Queue and disk on recon.clh.prod.northstar.internal</w:t>
+      </w:r>
+    </w:p>
+    <w:p>
+      <w:pPr>
+        <w:spacing w:before="0" w:after="200" w:line="396" w:lineRule="auto"/>
         <w:ind w:firstLine="288"/>
       </w:pPr>
       <w:r>
@@ -9506,20 +9544,12 @@
           <w:color w:val="222222"/>
           <w:sz w:val="24"/>
         </w:rPr>
-        <w:t>Month-end math for this leftover uses the same clock as 28. I will not mix clocks to make staging that is too small to catch the bug look healthier. Kavya Menon can correct the clock on CLH-MTG-2023-041. If finance or the EM wants a single slide, they get this paragraph plus the decision callout, not a new model I made up to look precise.</w:t>
+        <w:t>recon-preview.clh.prod.northstar.internal is the box I keep measuring because it is the one that pages. secret skew that looks like 'no work' is the reason the graph lies if you only watch CPU. Queue depth and disk are the two numbers I write down. Owner Helen Cho. Ticket CLH-5204. If the graph is green and the queue is growing, I page. CPU lagged the queue by about 20 minutes on the last incident I will admit to.</w:t>
       </w:r>
     </w:p>
     <w:p>
       <w:pPr>
-        <w:pStyle w:val="Heading2"/>
-      </w:pPr>
-      <w:r>
-        <w:t>What we send, and what stays internal (idempotency that is not a filename)</w:t>
-      </w:r>
-    </w:p>
-    <w:p>
-      <w:pPr>
-        <w:spacing w:before="0" w:after="240" w:line="427" w:lineRule="auto"/>
+        <w:spacing w:before="0" w:after="200" w:line="396" w:lineRule="auto"/>
         <w:ind w:firstLine="288"/>
       </w:pPr>
       <w:r>
@@ -9528,12 +9558,12 @@
           <w:color w:val="222222"/>
           <w:sz w:val="24"/>
         </w:rPr>
-        <w:t>Outbound mail about idempotency that is not a filename does not include recon.clh.prod.northstar.internal. It includes the window, the user-visible effect, and whether we are done. Marcus Bell drafts. I review. Ticket CLH-6021. Tone is plain. I will not say we are investigating if we already know the cause. I will not promise a timestamp we cannot hit. Clearhaven owns the business clock. We own the engineering one. If those clocks disagree, the first sentence says so.</w:t>
+        <w:t>The spend I can defend is the spend tied to recon-preview.clh.prod.northstar.internal and this job, not a team average. Year-1 extra I would put on a sticky: about $4.0k on top of what we already burn, or zero if we do nothing and eat the miss rate. Front-matter volume I am using: 180. I will not argue from a slide.</w:t>
       </w:r>
     </w:p>
     <w:p>
       <w:pPr>
-        <w:spacing w:before="0" w:after="240" w:line="427" w:lineRule="auto"/>
+        <w:spacing w:before="0" w:after="200" w:line="396" w:lineRule="auto"/>
         <w:ind w:firstLine="288"/>
       </w:pPr>
       <w:r>
@@ -9542,13 +9572,13 @@
           <w:color w:val="222222"/>
           <w:sz w:val="24"/>
         </w:rPr>
-        <w:t>Internal note can name recon.clh.prod.northstar.internal, CLH-5204, and the last error line. It still does not paste identifiers. If someone asks for a root cause the same day, they get the user-visible version. Legal reads outbound mail that names money or medical data. I will not put a hostname in a customer ticket because it makes me look precise.</w:t>
+        <w:t>after August 15, 2023, leftover access for secret skew that looks like 'no work' is a bug, not a courtesy, the first check is a read on recon.clh.prod.northstar.internal, and I will not mix clocks to make secret skew that looks like 'no work' look healthier.</w:t>
       </w:r>
     </w:p>
     <w:p>
       <w:pPr>
-        <w:pStyle w:val="ListBullet"/>
-        <w:spacing w:before="20" w:after="60" w:line="260" w:lineRule="auto"/>
+        <w:spacing w:before="0" w:after="200" w:line="396" w:lineRule="auto"/>
+        <w:ind w:firstLine="288"/>
       </w:pPr>
       <w:r>
         <w:rPr>
@@ -9556,13 +9586,83 @@
           <w:color w:val="222222"/>
           <w:sz w:val="24"/>
         </w:rPr>
-        <w:t>External: window, effect, done or not. Owner Marcus Bell.</w:t>
+        <w:t>do not treat secret skew that looks like 'no work' as polish, On March either owns it or we drop it, a green job with no rows still pages, and the sample I would still defend uses the same clock as 22.</w:t>
       </w:r>
     </w:p>
     <w:p>
       <w:pPr>
-        <w:pStyle w:val="ListBullet"/>
-        <w:spacing w:before="20" w:after="60" w:line="260" w:lineRule="auto"/>
+        <w:pStyle w:val="Heading2"/>
+      </w:pPr>
+      <w:r>
+        <w:t>Evidence, not a booked meeting</w:t>
+      </w:r>
+    </w:p>
+    <w:tbl>
+      <w:tblPr>
+        <w:tblW w:type="auto" w:w="0"/>
+        <w:tblLook w:firstColumn="1" w:firstRow="1" w:lastColumn="0" w:lastRow="0" w:noHBand="0" w:noVBand="1" w:val="04A0"/>
+      </w:tblPr>
+      <w:tblGrid>
+        <w:gridCol w:w="8928"/>
+      </w:tblGrid>
+      <w:tr>
+        <w:tc>
+          <w:tcPr>
+            <w:tcW w:type="dxa" w:w="8928"/>
+            <w:shd w:fill="E7EEF5" w:val="clear"/>
+            <w:tcBorders>
+              <w:top w:val="single" w:sz="10" w:space="0" w:color="1B365D"/>
+              <w:left w:val="single" w:sz="10" w:space="0" w:color="1B365D"/>
+              <w:bottom w:val="single" w:sz="10" w:space="0" w:color="1B365D"/>
+              <w:right w:val="single" w:sz="10" w:space="0" w:color="1B365D"/>
+            </w:tcBorders>
+            <w:tcMar>
+              <w:top w:w="80" w:type="dxa"/>
+              <w:left w:w="120" w:type="dxa"/>
+              <w:bottom w:w="90" w:type="dxa"/>
+              <w:right w:w="120" w:type="dxa"/>
+            </w:tcMar>
+          </w:tcPr>
+          <w:p>
+            <w:pPr>
+              <w:spacing w:before="0" w:after="80" w:line="220" w:lineRule="auto"/>
+            </w:pPr>
+            <w:r/>
+            <w:r>
+              <w:rPr>
+                <w:rFonts w:ascii="Liberation Sans" w:hAnsi="Liberation Sans" w:eastAsia="Liberation Sans" w:cs="Liberation Sans"/>
+                <w:b/>
+                <w:color w:val="1B365D"/>
+                <w:sz w:val="16"/>
+              </w:rPr>
+              <w:t>STILL THE CALL</w:t>
+            </w:r>
+          </w:p>
+          <w:p>
+            <w:pPr>
+              <w:spacing w:before="0" w:after="0" w:line="250" w:lineRule="auto"/>
+            </w:pPr>
+            <w:r>
+              <w:rPr>
+                <w:rFonts w:ascii="Liberation Serif" w:hAnsi="Liberation Serif" w:eastAsia="Liberation Serif" w:cs="Liberation Serif"/>
+                <w:color w:val="222222"/>
+                <w:sz w:val="21"/>
+              </w:rPr>
+              <w:t>The front of CLH-TDD-2023-017 still stands. owner as a team name instead of a person does not reopen it. Chris Patel owns CLH-5602. recon.clh.prod.northstar.internal stays in the path already named.</w:t>
+            </w:r>
+          </w:p>
+        </w:tc>
+      </w:tr>
+    </w:tbl>
+    <w:p>
+      <w:pPr>
+        <w:spacing w:before="80" w:after="160" w:line="80" w:lineRule="auto"/>
+      </w:pPr>
+    </w:p>
+    <w:p>
+      <w:pPr>
+        <w:spacing w:before="0" w:after="200" w:line="396" w:lineRule="auto"/>
+        <w:ind w:firstLine="288"/>
       </w:pPr>
       <w:r>
         <w:rPr>
@@ -9570,13 +9670,13 @@
           <w:color w:val="222222"/>
           <w:sz w:val="24"/>
         </w:rPr>
-        <w:t>Internal: recon.clh.prod.northstar.internal, counts, CLH-6021. Owner Aman Kumar.</w:t>
+        <w:t>I will reopen this file if the measurement on recon.clh.prod.northstar.internal says the cutover is lying, if a freeze and a migrate disagree, or if Chris Patel puts a new date on CLH-5602 that the EM accepts. I will not reopen it because a meeting is booked, because a vendor offered a discount, or because someone found a blog post. Evidence is a dry-run count, a replay that used to be wrong, or a miss rate worse than the do-nothing line.</w:t>
       </w:r>
     </w:p>
     <w:p>
       <w:pPr>
-        <w:pStyle w:val="ListBullet"/>
-        <w:spacing w:before="20" w:after="60" w:line="260" w:lineRule="auto"/>
+        <w:spacing w:before="0" w:after="200" w:line="396" w:lineRule="auto"/>
+        <w:ind w:firstLine="288"/>
       </w:pPr>
       <w:r>
         <w:rPr>
@@ -9584,13 +9684,13 @@
           <w:color w:val="222222"/>
           <w:sz w:val="24"/>
         </w:rPr>
-        <w:t>Never: payloads, PAN, SSN, MRN, secrets, unredacted logs.</w:t>
+        <w:t>This heading is the reopen rule. owner as a team name instead of a person is done when Chris Patel closes CLH-5602 or writes a new date.</w:t>
       </w:r>
     </w:p>
     <w:p>
       <w:pPr>
-        <w:pStyle w:val="ListBullet"/>
-        <w:spacing w:before="20" w:after="60" w:line="260" w:lineRule="auto"/>
+        <w:spacing w:before="0" w:after="200" w:line="396" w:lineRule="auto"/>
+        <w:ind w:firstLine="288"/>
       </w:pPr>
       <w:r>
         <w:rPr>
@@ -9598,12 +9698,12 @@
           <w:color w:val="222222"/>
           <w:sz w:val="24"/>
         </w:rPr>
-        <w:t>If Marcus Bell is the TAM, they get the external version first.</w:t>
+        <w:t>leftover owner as a team name instead of a person sits with On July on CLH-6022, pages go to a person, not a muted channel, and if this fights the front of CLH-TDD-2023-017, strike it.</w:t>
       </w:r>
     </w:p>
     <w:p>
       <w:pPr>
-        <w:spacing w:before="0" w:after="240" w:line="427" w:lineRule="auto"/>
+        <w:spacing w:before="0" w:after="200" w:line="396" w:lineRule="auto"/>
         <w:ind w:firstLine="288"/>
       </w:pPr>
       <w:r>
@@ -9612,12 +9712,20 @@
           <w:color w:val="222222"/>
           <w:sz w:val="24"/>
         </w:rPr>
-        <w:t>I keep a one-line draft in CLH-6021 so we do not invent tone at 01:10. If the incident is still open, the draft says 'still open' and a next update time we can actually hit, usually 51 minutes. If we are done, the draft says what changed for the user and what did not. I will not apologize in a way that implies a cash or clinical miss we did not have.</w:t>
+        <w:t>the front of CLH-TDD-2023-017 already named owner as a team name instead of a person, this paragraph is execution, the first check is a read on recon-preview.clh.prod.northstar.internal, and object on CLH-INC-2023-061, not in a side thread.</w:t>
       </w:r>
     </w:p>
     <w:p>
       <w:pPr>
-        <w:spacing w:before="0" w:after="240" w:line="427" w:lineRule="auto"/>
+        <w:pStyle w:val="Heading2"/>
+      </w:pPr>
+      <w:r>
+        <w:t>Abort beats a lying dual-run</w:t>
+      </w:r>
+    </w:p>
+    <w:p>
+      <w:pPr>
+        <w:spacing w:before="0" w:after="200" w:line="396" w:lineRule="auto"/>
         <w:ind w:firstLine="288"/>
       </w:pPr>
       <w:r>
@@ -9626,76 +9734,12 @@
           <w:color w:val="222222"/>
           <w:sz w:val="24"/>
         </w:rPr>
-        <w:t>Customer-facing sentence for idempotency that is not a filename if Marcus Bell asks today: we are inside the window already named, the user-visible effect is the one in the front, and we are not done until Marcus Bell closes CLH-6021. I will not add recon.clh.prod.northstar.internal to that sentence. I will not promise August 11, 2023 in outbound mail unless we can hit it.</w:t>
+        <w:t>A dry-run for idempotency that is not a filename prints a count before it writes. If we cannot show that count on recon-preview.clh.prod.northstar.internal, we abort. Sneha Iyer pastes the output on CLH-5744. I will not accept 'it looked fine in the UI' or 'staging was green.' Staging has lied about partition count before.</w:t>
       </w:r>
     </w:p>
     <w:p>
       <w:pPr>
-        <w:spacing w:before="0" w:after="240" w:line="427" w:lineRule="auto"/>
-        <w:ind w:firstLine="288"/>
-      </w:pPr>
-      <w:r>
-        <w:rPr>
-          <w:rFonts w:ascii="Liberation Serif" w:hAnsi="Liberation Serif" w:eastAsia="Liberation Serif" w:cs="Liberation Serif"/>
-          <w:color w:val="222222"/>
-          <w:sz w:val="24"/>
-        </w:rPr>
-        <w:t>Internal sentence can name recon.clh.prod.northstar.internal and the last error class. It still does not paste identifiers. Legal reads outbound mail that names money or medical data. I will not get clever about that because idempotency that is not a filename is loud.</w:t>
-      </w:r>
-    </w:p>
-    <w:p>
-      <w:pPr>
-        <w:spacing w:before="0" w:after="240" w:line="427" w:lineRule="auto"/>
-        <w:ind w:firstLine="288"/>
-      </w:pPr>
-      <w:r>
-        <w:rPr>
-          <w:rFonts w:ascii="Liberation Serif" w:hAnsi="Liberation Serif" w:eastAsia="Liberation Serif" w:cs="Liberation Serif"/>
-          <w:color w:val="222222"/>
-          <w:sz w:val="24"/>
-        </w:rPr>
-        <w:t>If Marcus Bell forwards a customer thread about idempotency that is not a filename, I answer from the comms leftover. I do not paste recon.clh.prod.northstar.internal. I do not paste a stack trace. I do not promise August 11, 2023 unless we can hit it. User-visible effect, window, done or not. That is the whole outbound mail.</w:t>
-      </w:r>
-    </w:p>
-    <w:p>
-      <w:pPr>
-        <w:pStyle w:val="Heading2"/>
-      </w:pPr>
-      <w:r>
-        <w:t>Handoff for a vendor overlay we already rejected</w:t>
-      </w:r>
-    </w:p>
-    <w:p>
-      <w:pPr>
-        <w:spacing w:before="0" w:after="240" w:line="427" w:lineRule="auto"/>
-        <w:ind w:firstLine="288"/>
-      </w:pPr>
-      <w:r>
-        <w:rPr>
-          <w:rFonts w:ascii="Liberation Serif" w:hAnsi="Liberation Serif" w:eastAsia="Liberation Serif" w:cs="Liberation Serif"/>
-          <w:color w:val="222222"/>
-          <w:sz w:val="24"/>
-        </w:rPr>
-        <w:t>Next owner inherits recon-preview.clh.prod.northstar.internal, CLH-5204, and the last three working pages of CLH-TDD-2023-017. I will not leave a Slack screenshot as the record. Helen Cho is owner until they accept in writing. Date I want that written: August 15, 2023. Access that has to move: who can ssh or kubectl, who can merge, who can talk to Clearhaven. If any of those is still me after that date, the handoff failed.</w:t>
-      </w:r>
-    </w:p>
-    <w:p>
-      <w:pPr>
-        <w:spacing w:before="0" w:after="240" w:line="427" w:lineRule="auto"/>
-        <w:ind w:firstLine="288"/>
-      </w:pPr>
-      <w:r>
-        <w:rPr>
-          <w:rFonts w:ascii="Liberation Serif" w:hAnsi="Liberation Serif" w:eastAsia="Liberation Serif" w:cs="Liberation Serif"/>
-          <w:color w:val="222222"/>
-          <w:sz w:val="24"/>
-        </w:rPr>
-        <w:t>Pages start going to Helen Cho the morning after, not to a rotation alias that still rings my laptop. I stay on the ticket as reviewer for one week, not as the person who gets paged. Aman Kumar will not silently keep the IAM grant 'just in case.' If we need a temporary grant, it expires. Topic in play: a vendor overlay we already rejected.</w:t>
-      </w:r>
-    </w:p>
-    <w:p>
-      <w:pPr>
-        <w:spacing w:before="80" w:after="60" w:line="200" w:lineRule="auto"/>
+        <w:spacing w:before="80" w:after="40" w:line="200" w:lineRule="auto"/>
       </w:pPr>
       <w:r>
         <w:rPr>
@@ -9704,7 +9748,262 @@
           <w:color w:val="555555"/>
           <w:sz w:val="17"/>
         </w:rPr>
-        <w:t>Access that has to move with CLH-5204.</w:t>
+        <w:t>Shape of the dry-run, not a paste of production data. CLH-5744.</w:t>
+      </w:r>
+    </w:p>
+    <w:tbl>
+      <w:tblPr>
+        <w:tblW w:type="auto" w:w="0"/>
+        <w:tblLook w:firstColumn="1" w:firstRow="1" w:lastColumn="0" w:lastRow="0" w:noHBand="0" w:noVBand="1" w:val="04A0"/>
+      </w:tblPr>
+      <w:tblGrid>
+        <w:gridCol w:w="8928"/>
+      </w:tblGrid>
+      <w:tr>
+        <w:tc>
+          <w:tcPr>
+            <w:tcW w:type="dxa" w:w="8928"/>
+            <w:shd w:fill="F3F4F6" w:val="clear"/>
+            <w:tcBorders>
+              <w:top w:val="single" w:sz="6" w:space="0" w:color="C5CDD6"/>
+              <w:left w:val="single" w:sz="6" w:space="0" w:color="C5CDD6"/>
+              <w:bottom w:val="single" w:sz="6" w:space="0" w:color="C5CDD6"/>
+              <w:right w:val="single" w:sz="6" w:space="0" w:color="C5CDD6"/>
+            </w:tcBorders>
+            <w:tcMar>
+              <w:top w:w="90" w:type="dxa"/>
+              <w:left w:w="120" w:type="dxa"/>
+              <w:bottom w:w="90" w:type="dxa"/>
+              <w:right w:w="120" w:type="dxa"/>
+            </w:tcMar>
+          </w:tcPr>
+          <w:p>
+            <w:pPr>
+              <w:spacing w:before="0" w:after="0" w:line="220" w:lineRule="auto"/>
+            </w:pPr>
+            <w:r/>
+            <w:r>
+              <w:rPr>
+                <w:rFonts w:ascii="Liberation Mono" w:hAnsi="Liberation Mono" w:eastAsia="Liberation Mono" w:cs="Liberation Mono"/>
+                <w:color w:val="222222"/>
+                <w:sz w:val="17"/>
+              </w:rPr>
+              <w:t># CLH-TDD-2023-017 dry-run / idempotency that is not a filename</w:t>
+            </w:r>
+          </w:p>
+          <w:p>
+            <w:pPr>
+              <w:spacing w:before="0" w:after="0" w:line="220" w:lineRule="auto"/>
+            </w:pPr>
+            <w:r>
+              <w:rPr>
+                <w:rFonts w:ascii="Liberation Mono" w:hAnsi="Liberation Mono" w:eastAsia="Liberation Mono" w:cs="Liberation Mono"/>
+                <w:color w:val="222222"/>
+                <w:sz w:val="17"/>
+              </w:rPr>
+              <w:t># run on recon-preview.clh.prod.northstar.internal or a listed replica, read-only</w:t>
+            </w:r>
+          </w:p>
+          <w:p>
+            <w:pPr>
+              <w:spacing w:before="0" w:after="0" w:line="220" w:lineRule="auto"/>
+            </w:pPr>
+            <w:r>
+              <w:rPr>
+                <w:rFonts w:ascii="Liberation Mono" w:hAnsi="Liberation Mono" w:eastAsia="Liberation Mono" w:cs="Liberation Mono"/>
+                <w:color w:val="222222"/>
+                <w:sz w:val="17"/>
+              </w:rPr>
+              <w:t>date -u</w:t>
+            </w:r>
+          </w:p>
+          <w:p>
+            <w:pPr>
+              <w:spacing w:before="0" w:after="0" w:line="220" w:lineRule="auto"/>
+            </w:pPr>
+            <w:r>
+              <w:rPr>
+                <w:rFonts w:ascii="Liberation Mono" w:hAnsi="Liberation Mono" w:eastAsia="Liberation Mono" w:cs="Liberation Mono"/>
+                <w:color w:val="222222"/>
+                <w:sz w:val="17"/>
+              </w:rPr>
+              <w:t># print the count the write would touch</w:t>
+            </w:r>
+          </w:p>
+          <w:p>
+            <w:pPr>
+              <w:spacing w:before="0" w:after="0" w:line="220" w:lineRule="auto"/>
+            </w:pPr>
+            <w:r>
+              <w:rPr>
+                <w:rFonts w:ascii="Liberation Mono" w:hAnsi="Liberation Mono" w:eastAsia="Liberation Mono" w:cs="Liberation Mono"/>
+                <w:color w:val="222222"/>
+                <w:sz w:val="17"/>
+              </w:rPr>
+              <w:t># abort if the count is 0, or larger than 9x the front-matter guess</w:t>
+            </w:r>
+          </w:p>
+          <w:p>
+            <w:pPr>
+              <w:spacing w:before="0" w:after="0" w:line="220" w:lineRule="auto"/>
+            </w:pPr>
+            <w:r>
+              <w:rPr>
+                <w:rFonts w:ascii="Liberation Mono" w:hAnsi="Liberation Mono" w:eastAsia="Liberation Mono" w:cs="Liberation Mono"/>
+                <w:color w:val="222222"/>
+                <w:sz w:val="17"/>
+              </w:rPr>
+              <w:t># write the number on CLH-5744 before any mutate</w:t>
+            </w:r>
+          </w:p>
+        </w:tc>
+      </w:tr>
+    </w:tbl>
+    <w:p>
+      <w:pPr>
+        <w:spacing w:before="40" w:after="160" w:line="80" w:lineRule="auto"/>
+      </w:pPr>
+    </w:p>
+    <w:p>
+      <w:pPr>
+        <w:spacing w:before="0" w:after="200" w:line="396" w:lineRule="auto"/>
+        <w:ind w:firstLine="288"/>
+      </w:pPr>
+      <w:r>
+        <w:rPr>
+          <w:rFonts w:ascii="Liberation Serif" w:hAnsi="Liberation Serif" w:eastAsia="Liberation Serif" w:cs="Liberation Serif"/>
+          <w:color w:val="222222"/>
+          <w:sz w:val="24"/>
+        </w:rPr>
+        <w:t>Abort is cheaper than a dual-run that violates the unique key. Dual-run that breaks uniqueness is a data incident. Kavya Menon does not get to redefine uniqueness to hit a date. Aman Kumar will stop the job.</w:t>
+      </w:r>
+    </w:p>
+    <w:p>
+      <w:pPr>
+        <w:spacing w:before="0" w:after="200" w:line="396" w:lineRule="auto"/>
+        <w:ind w:firstLine="288"/>
+      </w:pPr>
+      <w:r>
+        <w:rPr>
+          <w:rFonts w:ascii="Liberation Serif" w:hAnsi="Liberation Serif" w:eastAsia="Liberation Serif" w:cs="Liberation Serif"/>
+          <w:color w:val="222222"/>
+          <w:sz w:val="24"/>
+        </w:rPr>
+        <w:t>date pressure on idempotency that is not a filename is not a date, August 19, 2023 is if Four Marcus keeps it, a green job with no rows still pages, and Clearhaven does not get recon.clh.prod.northstar.internal in an outbound sentence.</w:t>
+      </w:r>
+    </w:p>
+    <w:p>
+      <w:pPr>
+        <w:spacing w:before="0" w:after="200" w:line="396" w:lineRule="auto"/>
+        <w:ind w:firstLine="288"/>
+      </w:pPr>
+      <w:r>
+        <w:rPr>
+          <w:rFonts w:ascii="Liberation Serif" w:hAnsi="Liberation Serif" w:eastAsia="Liberation Serif" w:cs="Liberation Serif"/>
+          <w:color w:val="222222"/>
+          <w:sz w:val="24"/>
+        </w:rPr>
+        <w:t>if idempotency that is not a filename is still fuzzy, CLH-6021 is the place to say so, pages go to a person, not a muted channel, and I ping once and after that Impact July is late, not blocked.</w:t>
+      </w:r>
+    </w:p>
+    <w:p>
+      <w:pPr>
+        <w:pStyle w:val="Heading2"/>
+      </w:pPr>
+      <w:r>
+        <w:t>Do not widen retries for this</w:t>
+      </w:r>
+    </w:p>
+    <w:p>
+      <w:pPr>
+        <w:spacing w:before="0" w:after="200" w:line="396" w:lineRule="auto"/>
+        <w:ind w:firstLine="288"/>
+      </w:pPr>
+      <w:r>
+        <w:rPr>
+          <w:rFonts w:ascii="Liberation Serif" w:hAnsi="Liberation Serif" w:eastAsia="Liberation Serif" w:cs="Liberation Serif"/>
+          <w:color w:val="222222"/>
+          <w:sz w:val="24"/>
+        </w:rPr>
+        <w:t>Tell: truncated file with a matching trailer. That showed up around recon.clh.prod.northstar.internal. CLH-5910 is the record. raising retries on a poison record is how it will show up again if we get sloppy. The fix is to make the failure loud and stop the write path before it creates 1944 junk rows, not to widen a retry. Verification is a staging replay that used to succeed at being wrong and must now fail.</w:t>
+      </w:r>
+    </w:p>
+    <w:p>
+      <w:pPr>
+        <w:spacing w:before="0" w:after="200" w:line="396" w:lineRule="auto"/>
+        <w:ind w:firstLine="288"/>
+      </w:pPr>
+      <w:r>
+        <w:rPr>
+          <w:rFonts w:ascii="Liberation Serif" w:hAnsi="Liberation Serif" w:eastAsia="Liberation Serif" w:cs="Liberation Serif"/>
+          <w:color w:val="222222"/>
+          <w:sz w:val="24"/>
+        </w:rPr>
+        <w:t>We will not claim this class cannot happen. We will claim the next one dies at the gate we are building, and that the page names the tell we missed. Aman Kumar accepts the gate. Aman Kumar writes it. Rahul Deshmukh gets a factual count if it repeats, not an apology paragraph.</w:t>
+      </w:r>
+    </w:p>
+    <w:p>
+      <w:pPr>
+        <w:spacing w:before="0" w:after="200" w:line="396" w:lineRule="auto"/>
+        <w:ind w:firstLine="288"/>
+      </w:pPr>
+      <w:r>
+        <w:rPr>
+          <w:rFonts w:ascii="Liberation Serif" w:hAnsi="Liberation Serif" w:eastAsia="Liberation Serif" w:cs="Liberation Serif"/>
+          <w:color w:val="222222"/>
+          <w:sz w:val="24"/>
+        </w:rPr>
+        <w:t>I will not reopen URI versioning for Clearhaven recon APIs to smuggle raising retries on a poison record back in, the first check is a read on recon.clh.prod.northstar.internal, and abort beats a lying dual-run.</w:t>
+      </w:r>
+    </w:p>
+    <w:p>
+      <w:pPr>
+        <w:spacing w:before="0" w:after="200" w:line="396" w:lineRule="auto"/>
+        <w:ind w:firstLine="288"/>
+      </w:pPr>
+      <w:r>
+        <w:rPr>
+          <w:rFonts w:ascii="Liberation Serif" w:hAnsi="Liberation Serif" w:eastAsia="Liberation Serif" w:cs="Liberation Serif"/>
+          <w:color w:val="222222"/>
+          <w:sz w:val="24"/>
+        </w:rPr>
+        <w:t>I parked raising retries on a poison record on CLH-5602 so it is not Slack archaeology, a green job with no rows still pages, and a vendor discount is not evidence.</w:t>
+      </w:r>
+    </w:p>
+    <w:p>
+      <w:pPr>
+        <w:pStyle w:val="Heading2"/>
+      </w:pPr>
+      <w:r>
+        <w:t>Access that has to move off me</w:t>
+      </w:r>
+    </w:p>
+    <w:p>
+      <w:pPr>
+        <w:spacing w:before="0" w:after="200" w:line="396" w:lineRule="auto"/>
+        <w:ind w:firstLine="288"/>
+      </w:pPr>
+      <w:r>
+        <w:rPr>
+          <w:rFonts w:ascii="Liberation Serif" w:hAnsi="Liberation Serif" w:eastAsia="Liberation Serif" w:cs="Liberation Serif"/>
+          <w:color w:val="222222"/>
+          <w:sz w:val="24"/>
+        </w:rPr>
+        <w:t>Next owner inherits recon-preview.clh.prod.northstar.internal, CLH-6088, and the last three working pages of CLH-TDD-2023-017. I will not leave a Slack screenshot as the record. On March is owner until they accept in writing. Date I want that written: August 19, 2023. Access that has to move: who can ssh or kubectl, who can merge, who can talk to Clearhaven. If any of those is still me after that date, the handoff failed.</w:t>
+      </w:r>
+    </w:p>
+    <w:p>
+      <w:pPr>
+        <w:spacing w:before="80" w:after="60" w:line="200" w:lineRule="auto"/>
+      </w:pPr>
+      <w:r>
+        <w:rPr>
+          <w:rFonts w:ascii="Liberation Sans" w:hAnsi="Liberation Sans" w:eastAsia="Liberation Sans" w:cs="Liberation Sans"/>
+          <w:i/>
+          <w:color w:val="555555"/>
+          <w:sz w:val="17"/>
+        </w:rPr>
+        <w:t>Access that has to move with CLH-6088.</w:t>
       </w:r>
     </w:p>
     <w:tbl>
@@ -9950,7 +10249,7 @@
                 <w:color w:val="222222"/>
                 <w:sz w:val="19"/>
               </w:rPr>
-              <w:t>Helen Cho</w:t>
+              <w:t>On March</w:t>
             </w:r>
           </w:p>
         </w:tc>
@@ -9983,7 +10282,7 @@
                 <w:color w:val="222222"/>
                 <w:sz w:val="19"/>
               </w:rPr>
-              <w:t>2023-08-15</w:t>
+              <w:t>2023-08-19</w:t>
             </w:r>
           </w:p>
         </w:tc>
@@ -10084,7 +10383,7 @@
                 <w:color w:val="222222"/>
                 <w:sz w:val="19"/>
               </w:rPr>
-              <w:t>Helen Cho</w:t>
+              <w:t>On March</w:t>
             </w:r>
           </w:p>
         </w:tc>
@@ -10117,7 +10416,7 @@
                 <w:color w:val="222222"/>
                 <w:sz w:val="19"/>
               </w:rPr>
-              <w:t>2023-08-15</w:t>
+              <w:t>2023-08-19</w:t>
             </w:r>
           </w:p>
         </w:tc>
@@ -10251,7 +10550,7 @@
                 <w:color w:val="222222"/>
                 <w:sz w:val="19"/>
               </w:rPr>
-              <w:t>2023-08-15</w:t>
+              <w:t>2023-08-19</w:t>
             </w:r>
           </w:p>
         </w:tc>
@@ -10264,7 +10563,7 @@
     </w:p>
     <w:p>
       <w:pPr>
-        <w:spacing w:before="0" w:after="240" w:line="427" w:lineRule="auto"/>
+        <w:spacing w:before="0" w:after="200" w:line="396" w:lineRule="auto"/>
         <w:ind w:firstLine="288"/>
       </w:pPr>
       <w:r>
@@ -10273,12 +10572,12 @@
           <w:color w:val="222222"/>
           <w:sz w:val="24"/>
         </w:rPr>
-        <w:t>If Helen Cho is out that week, Kavya Menon is the named backup, not 'the team.' I will write that on CLH-5204 the day I hand off, not the day the page fires. This handoff does not reopen a vendor overlay we already rejected. It only changes who carries it.</w:t>
+        <w:t>If On March is out that week, Kavya Menon is the named backup, not 'the team.' I will write that on CLH-6088 the day I hand off, not the day the page fires. This handoff does not reopen staging that is too small to catch the bug. It only changes who carries it.</w:t>
       </w:r>
     </w:p>
     <w:p>
       <w:pPr>
-        <w:spacing w:before="0" w:after="240" w:line="427" w:lineRule="auto"/>
+        <w:spacing w:before="0" w:after="200" w:line="396" w:lineRule="auto"/>
         <w:ind w:firstLine="288"/>
       </w:pPr>
       <w:r>
@@ -10287,12 +10586,12 @@
           <w:color w:val="222222"/>
           <w:sz w:val="24"/>
         </w:rPr>
-        <w:t>Access that still has my name on it for a vendor overlay we already rejected: if I can still kubectl to recon-preview.clh.prod.northstar.internal after August 12, 2023, the handoff failed. Helen Cho accepts in writing on CLH-5204 or we keep paging me, which is the same as not handing off. Chris Patel is backup only if named on that ticket the same day.</w:t>
+        <w:t>Aman Kumar owes a close on staging that is too small to catch the bug by August 12, 2023, not a status emoji, pages go to a person, not a muted channel, and a skip is a ticket and a flake is a capture.</w:t>
       </w:r>
     </w:p>
     <w:p>
       <w:pPr>
-        <w:spacing w:before="0" w:after="240" w:line="427" w:lineRule="auto"/>
+        <w:spacing w:before="0" w:after="200" w:line="396" w:lineRule="auto"/>
         <w:ind w:firstLine="288"/>
       </w:pPr>
       <w:r>
@@ -10301,12 +10600,20 @@
           <w:color w:val="222222"/>
           <w:sz w:val="24"/>
         </w:rPr>
-        <w:t>I will drop the IAM grant instead of leaving it 'just in case.' Temporary grants expire. A copied kubeconfig is not a grant. Aman Kumar will not keep a personal break-glass for convenience.</w:t>
+        <w:t>after August 13, 2023, leftover access for staging that is too small to catch the bug is a bug, not a courtesy, the first check is a read on recon-preview.clh.prod.northstar.internal, and I will not mix clocks to make staging that is too small to catch the bug look healthier.</w:t>
       </w:r>
     </w:p>
     <w:p>
       <w:pPr>
-        <w:spacing w:before="0" w:after="240" w:line="427" w:lineRule="auto"/>
+        <w:pStyle w:val="Heading2"/>
+      </w:pPr>
+      <w:r>
+        <w:t>Do not drop readers in the same release</w:t>
+      </w:r>
+    </w:p>
+    <w:p>
+      <w:pPr>
+        <w:spacing w:before="0" w:after="200" w:line="396" w:lineRule="auto"/>
         <w:ind w:firstLine="288"/>
       </w:pPr>
       <w:r>
@@ -10315,21 +10622,13 @@
           <w:color w:val="222222"/>
           <w:sz w:val="24"/>
         </w:rPr>
-        <w:t>Grant review date for a vendor overlay we already rejected is August 12, 2023. If we miss it, the grant dies, the work waits. Helen Cho can renew on CLH-5204 with an expiry. I will not silently extend. A copied kubeconfig on a laptop is not a grant. Aman Kumar will revoke my own leftover access the same day the handoff is accepted.</w:t>
+        <w:t>Rejected: rewrite the type in place because Postgres will 'just cast it.' That is how we locked recon.clh.prod.northstar.internal for longer than the 8s budget last time. Historical load never runs on the OLTP primary. Cost the job, then run it. Number from the front I am using as the size hint: 2023.</w:t>
       </w:r>
     </w:p>
     <w:p>
       <w:pPr>
-        <w:pStyle w:val="Heading2"/>
-      </w:pPr>
-      <w:r>
-        <w:t>Read-only first: a dashboard screenshot standing in for a permalink</w:t>
-      </w:r>
-    </w:p>
-    <w:p>
-      <w:pPr>
-        <w:spacing w:before="0" w:after="240" w:line="427" w:lineRule="auto"/>
-        <w:ind w:firstLine="288"/>
+        <w:pStyle w:val="ListNumber"/>
+        <w:spacing w:before="20" w:after="60" w:line="260" w:lineRule="auto"/>
       </w:pPr>
       <w:r>
         <w:rPr>
@@ -10337,7 +10636,113 @@
           <w:color w:val="222222"/>
           <w:sz w:val="24"/>
         </w:rPr>
-        <w:t>Only if the front matter already put you on recon.clh.prod.northstar.internal. Stop after the first unexpected line. Chris Patel is the wake-up, not a group chat. Ticket CLH-5602 opens before any write. This is the a dashboard screenshot standing in for a permalink path, not a general restart recipe.</w:t>
+        <w:t>Add the new column or field. Ship readers that tolerate both. CLH-6022.</w:t>
+      </w:r>
+    </w:p>
+    <w:p>
+      <w:pPr>
+        <w:pStyle w:val="ListNumber"/>
+        <w:spacing w:before="20" w:after="60" w:line="260" w:lineRule="auto"/>
+      </w:pPr>
+      <w:r>
+        <w:rPr>
+          <w:rFonts w:ascii="Liberation Serif" w:hAnsi="Liberation Serif" w:eastAsia="Liberation Serif" w:cs="Liberation Serif"/>
+          <w:color w:val="222222"/>
+          <w:sz w:val="24"/>
+        </w:rPr>
+        <w:t>Backfill in batches of 26k. Pause on replication lag.</w:t>
+      </w:r>
+    </w:p>
+    <w:p>
+      <w:pPr>
+        <w:pStyle w:val="ListNumber"/>
+        <w:spacing w:before="20" w:after="60" w:line="260" w:lineRule="auto"/>
+      </w:pPr>
+      <w:r>
+        <w:rPr>
+          <w:rFonts w:ascii="Liberation Serif" w:hAnsi="Liberation Serif" w:eastAsia="Liberation Serif" w:cs="Liberation Serif"/>
+          <w:color w:val="222222"/>
+          <w:sz w:val="24"/>
+        </w:rPr>
+        <w:t>Flip writers. Watch error class, not CPU.</w:t>
+      </w:r>
+    </w:p>
+    <w:p>
+      <w:pPr>
+        <w:pStyle w:val="ListNumber"/>
+        <w:spacing w:before="20" w:after="60" w:line="260" w:lineRule="auto"/>
+      </w:pPr>
+      <w:r>
+        <w:rPr>
+          <w:rFonts w:ascii="Liberation Serif" w:hAnsi="Liberation Serif" w:eastAsia="Liberation Serif" w:cs="Liberation Serif"/>
+          <w:color w:val="222222"/>
+          <w:sz w:val="24"/>
+        </w:rPr>
+        <w:t>Contract only after On July signs the count on CLH-6022.</w:t>
+      </w:r>
+    </w:p>
+    <w:p>
+      <w:pPr>
+        <w:spacing w:before="0" w:after="200" w:line="396" w:lineRule="auto"/>
+        <w:ind w:firstLine="288"/>
+      </w:pPr>
+      <w:r>
+        <w:rPr>
+          <w:rFonts w:ascii="Liberation Serif" w:hAnsi="Liberation Serif" w:eastAsia="Liberation Serif" w:cs="Liberation Serif"/>
+          <w:color w:val="222222"/>
+          <w:sz w:val="24"/>
+        </w:rPr>
+        <w:t>If Helm rollback is the instinct after a bad migrate, stop. Expanded columns roll forward. Read the schema SOP. Aman Kumar will not approve a rollback that leaves the database ahead of the chart.</w:t>
+      </w:r>
+    </w:p>
+    <w:p>
+      <w:pPr>
+        <w:spacing w:before="0" w:after="200" w:line="396" w:lineRule="auto"/>
+        <w:ind w:firstLine="288"/>
+      </w:pPr>
+      <w:r>
+        <w:rPr>
+          <w:rFonts w:ascii="Liberation Serif" w:hAnsi="Liberation Serif" w:eastAsia="Liberation Serif" w:cs="Liberation Serif"/>
+          <w:color w:val="222222"/>
+          <w:sz w:val="24"/>
+        </w:rPr>
+        <w:t>do not treat weekend coverage that is not in the SLA as polish, Helen Cho either owns it or we drop it, a green job with no rows still pages, and the sample I would still defend uses the same clock as 41.</w:t>
+      </w:r>
+    </w:p>
+    <w:p>
+      <w:pPr>
+        <w:spacing w:before="0" w:after="200" w:line="396" w:lineRule="auto"/>
+        <w:ind w:firstLine="288"/>
+      </w:pPr>
+      <w:r>
+        <w:rPr>
+          <w:rFonts w:ascii="Liberation Serif" w:hAnsi="Liberation Serif" w:eastAsia="Liberation Serif" w:cs="Liberation Serif"/>
+          <w:color w:val="222222"/>
+          <w:sz w:val="24"/>
+        </w:rPr>
+        <w:t>leftover weekend coverage that is not in the SLA sits with Chris Patel on CLH-6022, pages go to a person, not a muted channel, and if this fights the front of CLH-TDD-2023-017, strike it.</w:t>
+      </w:r>
+    </w:p>
+    <w:p>
+      <w:pPr>
+        <w:pStyle w:val="Heading2"/>
+      </w:pPr>
+      <w:r>
+        <w:t>Commands if the freeze clock versus a 'small apply' is the tell</w:t>
+      </w:r>
+    </w:p>
+    <w:p>
+      <w:pPr>
+        <w:spacing w:before="0" w:after="200" w:line="396" w:lineRule="auto"/>
+        <w:ind w:firstLine="288"/>
+      </w:pPr>
+      <w:r>
+        <w:rPr>
+          <w:rFonts w:ascii="Liberation Serif" w:hAnsi="Liberation Serif" w:eastAsia="Liberation Serif" w:cs="Liberation Serif"/>
+          <w:color w:val="222222"/>
+          <w:sz w:val="24"/>
+        </w:rPr>
+        <w:t>Only if the front matter already put you on recon-preview.clh.prod.northstar.internal. Stop after the first unexpected line. The July is the wake-up, not a group chat. Ticket CLH-INC-2023-061 opens before any write. This is the the freeze clock versus a 'small apply' path, not a general restart recipe.</w:t>
       </w:r>
     </w:p>
     <w:p>
@@ -10351,7 +10756,7 @@
           <w:color w:val="555555"/>
           <w:sz w:val="17"/>
         </w:rPr>
-        <w:t>Read-only. CLH-5602. recon.clh.prod.northstar.internal.</w:t>
+        <w:t>Read-only. CLH-INC-2023-061. recon-preview.clh.prod.northstar.internal.</w:t>
       </w:r>
     </w:p>
     <w:tbl>
@@ -10391,7 +10796,7 @@
                 <w:color w:val="222222"/>
                 <w:sz w:val="17"/>
               </w:rPr>
-              <w:t># CLH-TDD-2023-017 / CLH-5602 / a dashboard screenshot standing in for a permalink</w:t>
+              <w:t># CLH-TDD-2023-017 / CLH-INC-2023-061 / the freeze clock versus a 'small apply'</w:t>
             </w:r>
           </w:p>
           <w:p>
@@ -10417,7 +10822,7 @@
                 <w:color w:val="222222"/>
                 <w:sz w:val="17"/>
               </w:rPr>
-              <w:t>ssh recon.clh.prod.northstar.internal 'uptime; df -h | head'</w:t>
+              <w:t>ssh recon-preview.clh.prod.northstar.internal 'uptime; df -h | head'</w:t>
             </w:r>
           </w:p>
           <w:p>
@@ -10430,7 +10835,7 @@
                 <w:color w:val="222222"/>
                 <w:sz w:val="17"/>
               </w:rPr>
-              <w:t>kubectl -n riverview-chart get pods -l app=match-engine -o wide | head</w:t>
+              <w:t>kubectl -n riverview-chart get pods -l app=patient-api -o wide | head</w:t>
             </w:r>
           </w:p>
           <w:p>
@@ -10443,7 +10848,7 @@
                 <w:color w:val="222222"/>
                 <w:sz w:val="17"/>
               </w:rPr>
-              <w:t>kubectl -n riverview-chart logs deploy/match-engine --tail=80 | tail</w:t>
+              <w:t>kubectl -n riverview-chart logs deploy/patient-api --tail=80 | tail</w:t>
             </w:r>
           </w:p>
           <w:p>
@@ -10456,7 +10861,7 @@
                 <w:color w:val="222222"/>
                 <w:sz w:val="17"/>
               </w:rPr>
-              <w:t># stop. write the last error in one sentence on CLH-5602</w:t>
+              <w:t># stop. write the last error in one sentence on CLH-INC-2023-061</w:t>
             </w:r>
           </w:p>
           <w:p>
@@ -10491,7 +10896,7 @@
           <w:color w:val="222222"/>
           <w:sz w:val="24"/>
         </w:rPr>
-        <w:t>Write the symptom on CLH-5602 before any write.</w:t>
+        <w:t>Write the symptom on CLH-INC-2023-061 before any write.</w:t>
       </w:r>
     </w:p>
     <w:p>
@@ -10505,7 +10910,7 @@
           <w:color w:val="222222"/>
           <w:sz w:val="24"/>
         </w:rPr>
-        <w:t>If poison: fence the record. Do not raise retries past 4.</w:t>
+        <w:t>If poison: fence the record. Do not raise retries past 5.</w:t>
       </w:r>
     </w:p>
     <w:p>
@@ -10519,7 +10924,7 @@
           <w:color w:val="222222"/>
           <w:sz w:val="24"/>
         </w:rPr>
-        <w:t>If lag with all partitions moving: scale only after Chris Patel would scale.</w:t>
+        <w:t>If lag with all partitions moving: scale only after The July would scale.</w:t>
       </w:r>
     </w:p>
     <w:p>
@@ -10547,12 +10952,12 @@
           <w:color w:val="222222"/>
           <w:sz w:val="24"/>
         </w:rPr>
-        <w:t>Wake Chris Patel only after the read-only commands and a one-line diagnosis.</w:t>
+        <w:t>Wake The July only after the read-only commands and a one-line diagnosis.</w:t>
       </w:r>
     </w:p>
     <w:p>
       <w:pPr>
-        <w:spacing w:before="0" w:after="240" w:line="427" w:lineRule="auto"/>
+        <w:spacing w:before="0" w:after="200" w:line="396" w:lineRule="auto"/>
         <w:ind w:firstLine="288"/>
       </w:pPr>
       <w:r>
@@ -10561,12 +10966,12 @@
           <w:color w:val="222222"/>
           <w:sz w:val="24"/>
         </w:rPr>
-        <w:t>I will not restart recon.clh.prod.northstar.internal because it is the fastest way to stop a page. Restart is a listed step with a listed rollback. If I am wrong, the next page is louder. Memory bump is a last resort and it is a ticket, not a one-line kubectl set. Aman Kumar has already been wrong about that twice this year.</w:t>
+        <w:t>I will not restart recon-preview.clh.prod.northstar.internal because it is the fastest way to stop a page. Restart is a listed step with a listed rollback. If I am wrong, the next page is louder. Memory bump is a last resort and it is a ticket, not a one-line kubectl set. Aman Kumar has already been wrong about that twice this year.</w:t>
       </w:r>
     </w:p>
     <w:p>
       <w:pPr>
-        <w:spacing w:before="0" w:after="240" w:line="427" w:lineRule="auto"/>
+        <w:spacing w:before="0" w:after="200" w:line="396" w:lineRule="auto"/>
         <w:ind w:firstLine="288"/>
       </w:pPr>
       <w:r>
@@ -10575,12 +10980,12 @@
           <w:color w:val="222222"/>
           <w:sz w:val="24"/>
         </w:rPr>
-        <w:t>First command on recon.clh.prod.northstar.internal for a dashboard screenshot standing in for a permalink is still a read. Second is the last error line. Third is whether the front-matter rule is still true. I will not restart to silence a page. Restart is a listed step. Chris Patel gets the one-line diagnosis before a write. Ticket CLH-5602 is open first.</w:t>
+        <w:t>the front of CLH-TDD-2023-017 already named the freeze clock versus a 'small apply', this paragraph is execution, the first check is a read on recon.clh.prod.northstar.internal, and object on CLH-INC-2023-061, not in a side thread.</w:t>
       </w:r>
     </w:p>
     <w:p>
       <w:pPr>
-        <w:spacing w:before="0" w:after="240" w:line="427" w:lineRule="auto"/>
+        <w:spacing w:before="0" w:after="200" w:line="396" w:lineRule="auto"/>
         <w:ind w:firstLine="288"/>
       </w:pPr>
       <w:r>
@@ -10589,2662 +10994,7 @@
           <w:color w:val="222222"/>
           <w:sz w:val="24"/>
         </w:rPr>
-        <w:t>If the tell is poison, fence. If the tell is lag with every partition moving, scale only the way Chris Patel would scale. If the tell is empty-success, page. Green plus zero rows is a lie we have already paid for.</w:t>
-      </w:r>
-    </w:p>
-    <w:p>
-      <w:pPr>
-        <w:spacing w:before="0" w:after="240" w:line="427" w:lineRule="auto"/>
-        <w:ind w:firstLine="288"/>
-      </w:pPr>
-      <w:r>
-        <w:rPr>
-          <w:rFonts w:ascii="Liberation Serif" w:hAnsi="Liberation Serif" w:eastAsia="Liberation Serif" w:cs="Liberation Serif"/>
-          <w:color w:val="222222"/>
-          <w:sz w:val="24"/>
-        </w:rPr>
-        <w:t>I want the last error line from recon.clh.prod.northstar.internal in CLH-5602 before anyone says they 'restarted just in case.' Restart without a tell is how we lost time last incident. Chris Patel can restart after the read-only commands and a one-line diagnosis. Not before. Memory bump is a ticket, not a one-liner.</w:t>
-      </w:r>
-    </w:p>
-    <w:p>
-      <w:pPr>
-        <w:pStyle w:val="Heading2"/>
-      </w:pPr>
-      <w:r>
-        <w:t>Still open: raising retries on a poison record</w:t>
-      </w:r>
-    </w:p>
-    <w:p>
-      <w:pPr>
-        <w:spacing w:before="0" w:after="240" w:line="427" w:lineRule="auto"/>
-        <w:ind w:firstLine="288"/>
-      </w:pPr>
-      <w:r>
-        <w:rPr>
-          <w:rFonts w:ascii="Liberation Serif" w:hAnsi="Liberation Serif" w:eastAsia="Liberation Serif" w:cs="Liberation Serif"/>
-          <w:color w:val="222222"/>
-          <w:sz w:val="24"/>
-        </w:rPr>
-        <w:t>Sneha Iyer still owes a close, not a status. Due August 20, 2023. The question is whether recon-preview.clh.prod.northstar.internal stays in the path for raising retries on a poison record. If yes, the main body already says how. If no, Sneha Iyer writes the cut on CLH-5744. I will ping once. After that the owner is late, not blocked.</w:t>
-      </w:r>
-    </w:p>
-    <w:p>
-      <w:pPr>
-        <w:pStyle w:val="ListBullet"/>
-        <w:spacing w:before="20" w:after="60" w:line="260" w:lineRule="auto"/>
-      </w:pPr>
-      <w:r>
-        <w:rPr>
-          <w:rFonts w:ascii="Liberation Serif" w:hAnsi="Liberation Serif" w:eastAsia="Liberation Serif" w:cs="Liberation Serif"/>
-          <w:color w:val="222222"/>
-          <w:sz w:val="24"/>
-        </w:rPr>
-        <w:t>Owner: Sneha Iyer</w:t>
-      </w:r>
-    </w:p>
-    <w:p>
-      <w:pPr>
-        <w:pStyle w:val="ListBullet"/>
-        <w:spacing w:before="20" w:after="60" w:line="260" w:lineRule="auto"/>
-      </w:pPr>
-      <w:r>
-        <w:rPr>
-          <w:rFonts w:ascii="Liberation Serif" w:hAnsi="Liberation Serif" w:eastAsia="Liberation Serif" w:cs="Liberation Serif"/>
-          <w:color w:val="222222"/>
-          <w:sz w:val="24"/>
-        </w:rPr>
-        <w:t>Ticket: CLH-5744</w:t>
-      </w:r>
-    </w:p>
-    <w:p>
-      <w:pPr>
-        <w:pStyle w:val="ListBullet"/>
-        <w:spacing w:before="20" w:after="60" w:line="260" w:lineRule="auto"/>
-      </w:pPr>
-      <w:r>
-        <w:rPr>
-          <w:rFonts w:ascii="Liberation Serif" w:hAnsi="Liberation Serif" w:eastAsia="Liberation Serif" w:cs="Liberation Serif"/>
-          <w:color w:val="222222"/>
-          <w:sz w:val="24"/>
-        </w:rPr>
-        <w:t>Host in play: recon-preview.clh.prod.northstar.internal</w:t>
-      </w:r>
-    </w:p>
-    <w:p>
-      <w:pPr>
-        <w:pStyle w:val="ListBullet"/>
-        <w:spacing w:before="20" w:after="60" w:line="260" w:lineRule="auto"/>
-      </w:pPr>
-      <w:r>
-        <w:rPr>
-          <w:rFonts w:ascii="Liberation Serif" w:hAnsi="Liberation Serif" w:eastAsia="Liberation Serif" w:cs="Liberation Serif"/>
-          <w:color w:val="222222"/>
-          <w:sz w:val="24"/>
-        </w:rPr>
-        <w:t>Acceptable close: yes, no, or a new date with a reason.</w:t>
-      </w:r>
-    </w:p>
-    <w:p>
-      <w:pPr>
-        <w:pStyle w:val="ListBullet"/>
-        <w:spacing w:before="20" w:after="60" w:line="260" w:lineRule="auto"/>
-      </w:pPr>
-      <w:r>
-        <w:rPr>
-          <w:rFonts w:ascii="Liberation Serif" w:hAnsi="Liberation Serif" w:eastAsia="Liberation Serif" w:cs="Liberation Serif"/>
-          <w:color w:val="222222"/>
-          <w:sz w:val="24"/>
-        </w:rPr>
-        <w:t>Not acceptable: a list of meetings, a thumbs-up emoji, a parking-lot rename.</w:t>
-      </w:r>
-    </w:p>
-    <w:p>
-      <w:pPr>
-        <w:spacing w:before="0" w:after="240" w:line="427" w:lineRule="auto"/>
-        <w:ind w:firstLine="288"/>
-      </w:pPr>
-      <w:r>
-        <w:rPr>
-          <w:rFonts w:ascii="Liberation Serif" w:hAnsi="Liberation Serif" w:eastAsia="Liberation Serif" w:cs="Liberation Serif"/>
-          <w:color w:val="222222"/>
-          <w:sz w:val="24"/>
-        </w:rPr>
-        <w:t>This question does not reopen the recommendation in the front of URI versioning for Clearhaven recon APIs. It is leftover work. If Sneha Iyer wants a different product, that is a new ticket and Rahul Deshmukh is in the thread. I will not hide a scope change inside raising retries on a poison record.</w:t>
-      </w:r>
-    </w:p>
-    <w:p>
-      <w:pPr>
-        <w:spacing w:before="0" w:after="240" w:line="427" w:lineRule="auto"/>
-        <w:ind w:firstLine="288"/>
-      </w:pPr>
-      <w:r>
-        <w:rPr>
-          <w:rFonts w:ascii="Liberation Serif" w:hAnsi="Liberation Serif" w:eastAsia="Liberation Serif" w:cs="Liberation Serif"/>
-          <w:color w:val="222222"/>
-          <w:sz w:val="24"/>
-        </w:rPr>
-        <w:t>Check that the close does not collide with the freeze or ops window already named in the main body. If it does, the date moves, the scope does not. Number I will cite if someone asks whether this is blocking: 14. If that number is not the blocker, say so on CLH-5744 in the first line.</w:t>
-      </w:r>
-    </w:p>
-    <w:p>
-      <w:pPr>
-        <w:spacing w:before="0" w:after="240" w:line="427" w:lineRule="auto"/>
-        <w:ind w:firstLine="288"/>
-      </w:pPr>
-      <w:r>
-        <w:rPr>
-          <w:rFonts w:ascii="Liberation Serif" w:hAnsi="Liberation Serif" w:eastAsia="Liberation Serif" w:cs="Liberation Serif"/>
-          <w:color w:val="222222"/>
-          <w:sz w:val="24"/>
-        </w:rPr>
-        <w:t>Close for raising retries on a poison record is yes, no, or a new date on CLH-5744 by August 14, 2023. Sneha Iyer writes it. I ping once. Late is late. I will not convert this into a standing meeting. I will not hide a scope change inside a 'quick align.' Rahul Deshmukh is in the thread if the product changes.</w:t>
-      </w:r>
-    </w:p>
-    <w:p>
-      <w:pPr>
-        <w:spacing w:before="0" w:after="240" w:line="427" w:lineRule="auto"/>
-        <w:ind w:firstLine="288"/>
-      </w:pPr>
-      <w:r>
-        <w:rPr>
-          <w:rFonts w:ascii="Liberation Serif" w:hAnsi="Liberation Serif" w:eastAsia="Liberation Serif" w:cs="Liberation Serif"/>
-          <w:color w:val="222222"/>
-          <w:sz w:val="24"/>
-        </w:rPr>
-        <w:t>If raising retries on a poison record collides with a freeze, the date moves and the scope does not. That is the whole rule. recon-preview.clh.prod.northstar.internal does not get a special thaw because someone booked a demo. Number I will cite: 14.</w:t>
-      </w:r>
-    </w:p>
-    <w:p>
-      <w:pPr>
-        <w:spacing w:before="0" w:after="240" w:line="427" w:lineRule="auto"/>
-        <w:ind w:firstLine="288"/>
-      </w:pPr>
-      <w:r>
-        <w:rPr>
-          <w:rFonts w:ascii="Liberation Serif" w:hAnsi="Liberation Serif" w:eastAsia="Liberation Serif" w:cs="Liberation Serif"/>
-          <w:color w:val="222222"/>
-          <w:sz w:val="24"/>
-        </w:rPr>
-        <w:t>Scope leftover: raising retries on a poison record is not a place to sneak serial, WIP, weekend, or identifier work back in. New slice, new signature from Rahul Deshmukh. Hallway yes is not a signature. I will not hide that inside CLH-5744 as a subtask so it looks small.</w:t>
-      </w:r>
-    </w:p>
-    <w:p>
-      <w:pPr>
-        <w:pStyle w:val="Heading2"/>
-      </w:pPr>
-      <w:r>
-        <w:t>Failure we already paid for (identifiers in chat, logs, or a support zip)</w:t>
-      </w:r>
-    </w:p>
-    <w:p>
-      <w:pPr>
-        <w:spacing w:before="0" w:after="240" w:line="427" w:lineRule="auto"/>
-        <w:ind w:firstLine="288"/>
-      </w:pPr>
-      <w:r>
-        <w:rPr>
-          <w:rFonts w:ascii="Liberation Serif" w:hAnsi="Liberation Serif" w:eastAsia="Liberation Serif" w:cs="Liberation Serif"/>
-          <w:color w:val="222222"/>
-          <w:sz w:val="24"/>
-        </w:rPr>
-        <w:t>Tell: one partition stuck while the graph was green. That showed up around recon.clh.prod.northstar.internal. CLH-5910 is the record. identifiers in chat, logs, or a support zip is how it will show up again if we get sloppy. The fix is to make the failure loud and stop the write path before it creates 670 junk rows, not to widen a retry. Verification is a staging replay that used to succeed at being wrong and must now fail.</w:t>
-      </w:r>
-    </w:p>
-    <w:p>
-      <w:pPr>
-        <w:spacing w:before="0" w:after="240" w:line="427" w:lineRule="auto"/>
-        <w:ind w:firstLine="288"/>
-      </w:pPr>
-      <w:r>
-        <w:rPr>
-          <w:rFonts w:ascii="Liberation Serif" w:hAnsi="Liberation Serif" w:eastAsia="Liberation Serif" w:cs="Liberation Serif"/>
-          <w:color w:val="222222"/>
-          <w:sz w:val="24"/>
-        </w:rPr>
-        <w:t>We will not claim this class cannot happen. We will claim the next one dies at the gate we are building, and that the page names the tell we missed. Aman Kumar accepts the gate. Aman Kumar writes it. Rahul Deshmukh gets a factual count if it repeats, not an apology paragraph.</w:t>
-      </w:r>
-    </w:p>
-    <w:p>
-      <w:pPr>
-        <w:spacing w:before="0" w:after="240" w:line="427" w:lineRule="auto"/>
-        <w:ind w:firstLine="288"/>
-      </w:pPr>
-      <w:r>
-        <w:rPr>
-          <w:rFonts w:ascii="Liberation Serif" w:hAnsi="Liberation Serif" w:eastAsia="Liberation Serif" w:cs="Liberation Serif"/>
-          <w:color w:val="222222"/>
-          <w:sz w:val="24"/>
-        </w:rPr>
-        <w:t>What we will not do: a rewrite of URI versioning for Clearhaven recon APIs as therapy. What we will do if the date slips: Aman Kumar says so on CLH-INC-2023-061 with a new date. Detection that should have fired: a join of freshness and uniqueness, or an empty-success alert, depending on the tell. I want that alert in the same pack as the code change, not a follow-up that dies in a quarter plan.</w:t>
-      </w:r>
-    </w:p>
-    <w:p>
-      <w:pPr>
-        <w:spacing w:before="0" w:after="240" w:line="427" w:lineRule="auto"/>
-        <w:ind w:firstLine="288"/>
-      </w:pPr>
-      <w:r>
-        <w:rPr>
-          <w:rFonts w:ascii="Liberation Serif" w:hAnsi="Liberation Serif" w:eastAsia="Liberation Serif" w:cs="Liberation Serif"/>
-          <w:color w:val="222222"/>
-          <w:sz w:val="24"/>
-        </w:rPr>
-        <w:t>The last time identifiers in chat, logs, or a support zip bit us, the tell showed up on recon.clh.prod.northstar.internal and we argued about CPU. CPU was late. Queue was the tell. I want the next page to name queue. Aman Kumar owns that alert text. CLH-5910 is where the wording lives, not a wiki that drifts.</w:t>
-      </w:r>
-    </w:p>
-    <w:p>
-      <w:pPr>
-        <w:spacing w:before="0" w:after="240" w:line="427" w:lineRule="auto"/>
-        <w:ind w:firstLine="288"/>
-      </w:pPr>
-      <w:r>
-        <w:rPr>
-          <w:rFonts w:ascii="Liberation Serif" w:hAnsi="Liberation Serif" w:eastAsia="Liberation Serif" w:cs="Liberation Serif"/>
-          <w:color w:val="222222"/>
-          <w:sz w:val="24"/>
-        </w:rPr>
-        <w:t>Verification is a replay that used to succeed at being wrong. If staging cannot run that replay, staging is lying and we do not ship. On March does not get to waive it because the calendar is tight.</w:t>
-      </w:r>
-    </w:p>
-    <w:p>
-      <w:pPr>
-        <w:spacing w:before="0" w:after="240" w:line="427" w:lineRule="auto"/>
-        <w:ind w:firstLine="288"/>
-      </w:pPr>
-      <w:r>
-        <w:rPr>
-          <w:rFonts w:ascii="Liberation Serif" w:hAnsi="Liberation Serif" w:eastAsia="Liberation Serif" w:cs="Liberation Serif"/>
-          <w:color w:val="222222"/>
-          <w:sz w:val="24"/>
-        </w:rPr>
-        <w:t>Alert text for identifiers in chat, logs, or a support zip names the tell in plain words. Aman Kumar writes it. I will not accept 'check the dashboard' as a page body. If uniqueness is red and freshness is green, the page says that. If rows are zero and the job is green, the page says that. recon.clh.prod.northstar.internal can be in the internal page. Not in the customer one.</w:t>
-      </w:r>
-    </w:p>
-    <w:p>
-      <w:pPr>
-        <w:pStyle w:val="Heading2"/>
-      </w:pPr>
-      <w:r>
-        <w:t>Expand / backfill / contract (exactly-once claims we will not make)</w:t>
-      </w:r>
-    </w:p>
-    <w:p>
-      <w:pPr>
-        <w:spacing w:before="0" w:after="240" w:line="427" w:lineRule="auto"/>
-        <w:ind w:firstLine="288"/>
-      </w:pPr>
-      <w:r>
-        <w:rPr>
-          <w:rFonts w:ascii="Liberation Serif" w:hAnsi="Liberation Serif" w:eastAsia="Liberation Serif" w:cs="Liberation Serif"/>
-          <w:color w:val="222222"/>
-          <w:sz w:val="24"/>
-        </w:rPr>
-        <w:t>The column or field that moved is the one exactly-once claims we will not make cares about on recon-preview.clh.prod.northstar.internal. Order is expand, backfill, contract. I will not drop a column in the same release as a code deploy that still reads it. Owner On March. Ticket CLH-6088. Dual-write window is measured in hours, not left open. If the backfill is still running at a freeze, I stop the freeze, not the backfill, unless legal says otherwise. I write the stop condition on CLH-6088 before I start the job.</w:t>
-      </w:r>
-    </w:p>
-    <w:p>
-      <w:pPr>
-        <w:spacing w:before="0" w:after="240" w:line="427" w:lineRule="auto"/>
-        <w:ind w:firstLine="288"/>
-      </w:pPr>
-      <w:r>
-        <w:rPr>
-          <w:rFonts w:ascii="Liberation Serif" w:hAnsi="Liberation Serif" w:eastAsia="Liberation Serif" w:cs="Liberation Serif"/>
-          <w:color w:val="222222"/>
-          <w:sz w:val="24"/>
-        </w:rPr>
-        <w:t>Rejected: rewrite the type in place because Postgres will 'just cast it.' That is how we locked recon-preview.clh.prod.northstar.internal for longer than the 5s budget last time. Historical load never runs on the OLTP primary. Cost the job, then run it. Number from the front I am using as the size hint: 2023.</w:t>
-      </w:r>
-    </w:p>
-    <w:p>
-      <w:pPr>
-        <w:pStyle w:val="ListNumber"/>
-        <w:spacing w:before="20" w:after="60" w:line="260" w:lineRule="auto"/>
-      </w:pPr>
-      <w:r>
-        <w:rPr>
-          <w:rFonts w:ascii="Liberation Serif" w:hAnsi="Liberation Serif" w:eastAsia="Liberation Serif" w:cs="Liberation Serif"/>
-          <w:color w:val="222222"/>
-          <w:sz w:val="24"/>
-        </w:rPr>
-        <w:t>Add the new column or field. Ship readers that tolerate both. CLH-6088.</w:t>
-      </w:r>
-    </w:p>
-    <w:p>
-      <w:pPr>
-        <w:pStyle w:val="ListNumber"/>
-        <w:spacing w:before="20" w:after="60" w:line="260" w:lineRule="auto"/>
-      </w:pPr>
-      <w:r>
-        <w:rPr>
-          <w:rFonts w:ascii="Liberation Serif" w:hAnsi="Liberation Serif" w:eastAsia="Liberation Serif" w:cs="Liberation Serif"/>
-          <w:color w:val="222222"/>
-          <w:sz w:val="24"/>
-        </w:rPr>
-        <w:t>Backfill in batches of 10k. Pause on replication lag.</w:t>
-      </w:r>
-    </w:p>
-    <w:p>
-      <w:pPr>
-        <w:pStyle w:val="ListNumber"/>
-        <w:spacing w:before="20" w:after="60" w:line="260" w:lineRule="auto"/>
-      </w:pPr>
-      <w:r>
-        <w:rPr>
-          <w:rFonts w:ascii="Liberation Serif" w:hAnsi="Liberation Serif" w:eastAsia="Liberation Serif" w:cs="Liberation Serif"/>
-          <w:color w:val="222222"/>
-          <w:sz w:val="24"/>
-        </w:rPr>
-        <w:t>Flip writers. Watch error class, not CPU.</w:t>
-      </w:r>
-    </w:p>
-    <w:p>
-      <w:pPr>
-        <w:pStyle w:val="ListNumber"/>
-        <w:spacing w:before="20" w:after="60" w:line="260" w:lineRule="auto"/>
-      </w:pPr>
-      <w:r>
-        <w:rPr>
-          <w:rFonts w:ascii="Liberation Serif" w:hAnsi="Liberation Serif" w:eastAsia="Liberation Serif" w:cs="Liberation Serif"/>
-          <w:color w:val="222222"/>
-          <w:sz w:val="24"/>
-        </w:rPr>
-        <w:t>Contract only after On March signs the count on CLH-6088.</w:t>
-      </w:r>
-    </w:p>
-    <w:p>
-      <w:pPr>
-        <w:spacing w:before="0" w:after="240" w:line="427" w:lineRule="auto"/>
-        <w:ind w:firstLine="288"/>
-      </w:pPr>
-      <w:r>
-        <w:rPr>
-          <w:rFonts w:ascii="Liberation Serif" w:hAnsi="Liberation Serif" w:eastAsia="Liberation Serif" w:cs="Liberation Serif"/>
-          <w:color w:val="222222"/>
-          <w:sz w:val="24"/>
-        </w:rPr>
-        <w:t>If Helm rollback is the instinct after a bad migrate, stop. Expanded columns roll forward. Read the schema SOP. Aman Kumar will not approve a rollback that leaves the database ahead of the chart.</w:t>
-      </w:r>
-    </w:p>
-    <w:p>
-      <w:pPr>
-        <w:spacing w:before="0" w:after="240" w:line="427" w:lineRule="auto"/>
-        <w:ind w:firstLine="288"/>
-      </w:pPr>
-      <w:r>
-        <w:rPr>
-          <w:rFonts w:ascii="Liberation Serif" w:hAnsi="Liberation Serif" w:eastAsia="Liberation Serif" w:cs="Liberation Serif"/>
-          <w:color w:val="222222"/>
-          <w:sz w:val="24"/>
-        </w:rPr>
-        <w:t>Schema leftover for exactly-once claims we will not make: expand, backfill, contract. recon-preview.clh.prod.northstar.internal is not the place to drop a column the same day readers still need it. On March signs the count on CLH-6088 before contract. Lock budget is 7s. Abort and retry off-peak if we miss it.</w:t>
-      </w:r>
-    </w:p>
-    <w:p>
-      <w:pPr>
-        <w:spacing w:before="0" w:after="240" w:line="427" w:lineRule="auto"/>
-        <w:ind w:firstLine="288"/>
-      </w:pPr>
-      <w:r>
-        <w:rPr>
-          <w:rFonts w:ascii="Liberation Serif" w:hAnsi="Liberation Serif" w:eastAsia="Liberation Serif" w:cs="Liberation Serif"/>
-          <w:color w:val="222222"/>
-          <w:sz w:val="24"/>
-        </w:rPr>
-        <w:t>Helm rollback after a migrate that expanded is the wrong instinct. Roll forward. I will say that again because we have already tried the wrong instinct. Aman Kumar will not approve a chart rollback that leaves Postgres ahead.</w:t>
-      </w:r>
-    </w:p>
-    <w:p>
-      <w:pPr>
-        <w:spacing w:before="0" w:after="240" w:line="427" w:lineRule="auto"/>
-        <w:ind w:firstLine="288"/>
-      </w:pPr>
-      <w:r>
-        <w:rPr>
-          <w:rFonts w:ascii="Liberation Serif" w:hAnsi="Liberation Serif" w:eastAsia="Liberation Serif" w:cs="Liberation Serif"/>
-          <w:color w:val="222222"/>
-          <w:sz w:val="24"/>
-        </w:rPr>
-        <w:t>Backfill leftover: not on the OLTP primary, not during freeze, not without a stop condition on CLH-6088. On March writes the stop condition first. Batch size I would start at 26k. Pause on replication lag. Contract only after the count is signed.</w:t>
-      </w:r>
-    </w:p>
-    <w:p>
-      <w:pPr>
-        <w:pStyle w:val="Heading2"/>
-      </w:pPr>
-      <w:r>
-        <w:t>Meeting leftover: a cleanup PR that renames a field</w:t>
-      </w:r>
-    </w:p>
-    <w:p>
-      <w:pPr>
-        <w:spacing w:before="0" w:after="240" w:line="427" w:lineRule="auto"/>
-        <w:ind w:firstLine="288"/>
-      </w:pPr>
-      <w:r>
-        <w:rPr>
-          <w:rFonts w:ascii="Liberation Serif" w:hAnsi="Liberation Serif" w:eastAsia="Liberation Serif" w:cs="Liberation Serif"/>
-          <w:color w:val="222222"/>
-          <w:sz w:val="24"/>
-        </w:rPr>
-        <w:t>Attendees who still owe something: On July, Rahul Deshmukh, and whoever owns recon.clh.prod.northstar.internal. One question was on the table: can we ship without dealing with a cleanup PR that renames a field. Answer was no. I repeated the number 1.18 because two people in the room had stale graphs. Action: On July files the follow-up on CLH-6022 before August 15, 2023. I will not mark the ticket done because a meeting happened.</w:t>
-      </w:r>
-    </w:p>
-    <w:p>
-      <w:pPr>
-        <w:spacing w:before="0" w:after="240" w:line="427" w:lineRule="auto"/>
-        <w:ind w:firstLine="288"/>
-      </w:pPr>
-      <w:r>
-        <w:rPr>
-          <w:rFonts w:ascii="Liberation Serif" w:hAnsi="Liberation Serif" w:eastAsia="Liberation Serif" w:cs="Liberation Serif"/>
-          <w:color w:val="222222"/>
-          <w:sz w:val="24"/>
-        </w:rPr>
-        <w:t>Parking lot: a dashboard request that does not unblock CLH-6022. I parked it. A calendar invite is not a decision. If someone wants this recorded as a decision, they write it here or they change the callout in the front of CLH-TDD-2023-017. Quotes from the room stay quotes. They do not become scope.</w:t>
-      </w:r>
-    </w:p>
-    <w:p>
-      <w:pPr>
-        <w:spacing w:before="0" w:after="240" w:line="427" w:lineRule="auto"/>
-        <w:ind w:firstLine="288"/>
-      </w:pPr>
-      <w:r>
-        <w:rPr>
-          <w:rFonts w:ascii="Liberation Serif" w:hAnsi="Liberation Serif" w:eastAsia="Liberation Serif" w:cs="Liberation Serif"/>
-          <w:color w:val="222222"/>
-          <w:sz w:val="24"/>
-        </w:rPr>
-        <w:t>People who were absent still get a usable remainder, not a transcript. Marcus Bell gets the decision, the refuse, and the date. They do not get a reconstruction of who raised their voice. If they object, they object on CLH-6022.</w:t>
-      </w:r>
-    </w:p>
-    <w:p>
-      <w:pPr>
-        <w:spacing w:before="0" w:after="240" w:line="427" w:lineRule="auto"/>
-        <w:ind w:firstLine="288"/>
-      </w:pPr>
-      <w:r>
-        <w:rPr>
-          <w:rFonts w:ascii="Liberation Serif" w:hAnsi="Liberation Serif" w:eastAsia="Liberation Serif" w:cs="Liberation Serif"/>
-          <w:color w:val="222222"/>
-          <w:sz w:val="24"/>
-        </w:rPr>
-        <w:t>People who missed the room still need a cleanup PR that renames a field in a form they can act on. Decision, refuse, date, owner On July, ticket CLH-6022. Not a reconstruction of tone. The July gets that pack. If they object, they object on the ticket.</w:t>
-      </w:r>
-    </w:p>
-    <w:p>
-      <w:pPr>
-        <w:spacing w:before="0" w:after="240" w:line="427" w:lineRule="auto"/>
-        <w:ind w:firstLine="288"/>
-      </w:pPr>
-      <w:r>
-        <w:rPr>
-          <w:rFonts w:ascii="Liberation Serif" w:hAnsi="Liberation Serif" w:eastAsia="Liberation Serif" w:cs="Liberation Serif"/>
-          <w:color w:val="222222"/>
-          <w:sz w:val="24"/>
-        </w:rPr>
-        <w:t>A quote is a quote. It is not scope. I will not launder a hallway yes into v1 because it was vivid. Parking lot stays parked until Rahul Deshmukh signs a new slice.</w:t>
-      </w:r>
-    </w:p>
-    <w:p>
-      <w:pPr>
-        <w:spacing w:before="0" w:after="240" w:line="427" w:lineRule="auto"/>
-        <w:ind w:firstLine="288"/>
-      </w:pPr>
-      <w:r>
-        <w:rPr>
-          <w:rFonts w:ascii="Liberation Serif" w:hAnsi="Liberation Serif" w:eastAsia="Liberation Serif" w:cs="Liberation Serif"/>
-          <w:color w:val="222222"/>
-          <w:sz w:val="24"/>
-        </w:rPr>
-        <w:t>Absent people get the pack for a cleanup PR that renames a field the same day, not after they ask. The July is on that list if they were missing. Decision, refuse, date, owner, ticket CLH-6022. Not a reconstruction of tone. If they object, they object on the ticket.</w:t>
-      </w:r>
-    </w:p>
-    <w:p>
-      <w:pPr>
-        <w:pStyle w:val="Heading2"/>
-      </w:pPr>
-      <w:r>
-        <w:t>Fixture and test note (date pressure versus a date with owners)</w:t>
-      </w:r>
-    </w:p>
-    <w:p>
-      <w:pPr>
-        <w:spacing w:before="0" w:after="240" w:line="427" w:lineRule="auto"/>
-        <w:ind w:firstLine="288"/>
-      </w:pPr>
-      <w:r>
-        <w:rPr>
-          <w:rFonts w:ascii="Liberation Serif" w:hAnsi="Liberation Serif" w:eastAsia="Liberation Serif" w:cs="Liberation Serif"/>
-          <w:color w:val="222222"/>
-          <w:sz w:val="24"/>
-        </w:rPr>
-        <w:t>Fixture for date pressure versus a date with owners lives next to the test, not in a laptop path. No PHI, no PAN. Host if we have to soak: recon-preview.clh.prod.northstar.internal. Assert the smallest row that still fails without the fix. I will not copy a sanitized production dump; it is too big and it hid the bug twice. Owner The July. Ticket CLH-INC-2023-061. If the test is skipped, the skip reason is a ticket, not a comment.</w:t>
-      </w:r>
-    </w:p>
-    <w:p>
-      <w:pPr>
-        <w:spacing w:before="80" w:after="40" w:line="200" w:lineRule="auto"/>
-      </w:pPr>
-      <w:r>
-        <w:rPr>
-          <w:rFonts w:ascii="Liberation Sans" w:hAnsi="Liberation Sans" w:eastAsia="Liberation Sans" w:cs="Liberation Sans"/>
-          <w:i/>
-          <w:color w:val="555555"/>
-          <w:sz w:val="17"/>
-        </w:rPr>
-        <w:t>Name the test after the bug. CLH-INC-2023-061.</w:t>
-      </w:r>
-    </w:p>
-    <w:tbl>
-      <w:tblPr>
-        <w:tblW w:type="auto" w:w="0"/>
-        <w:tblLook w:firstColumn="1" w:firstRow="1" w:lastColumn="0" w:lastRow="0" w:noHBand="0" w:noVBand="1" w:val="04A0"/>
-      </w:tblPr>
-      <w:tblGrid>
-        <w:gridCol w:w="8928"/>
-      </w:tblGrid>
-      <w:tr>
-        <w:tc>
-          <w:tcPr>
-            <w:tcW w:type="dxa" w:w="8928"/>
-            <w:shd w:fill="F3F4F6" w:val="clear"/>
-            <w:tcBorders>
-              <w:top w:val="single" w:sz="6" w:space="0" w:color="C5CDD6"/>
-              <w:left w:val="single" w:sz="6" w:space="0" w:color="C5CDD6"/>
-              <w:bottom w:val="single" w:sz="6" w:space="0" w:color="C5CDD6"/>
-              <w:right w:val="single" w:sz="6" w:space="0" w:color="C5CDD6"/>
-            </w:tcBorders>
-            <w:tcMar>
-              <w:top w:w="90" w:type="dxa"/>
-              <w:left w:w="120" w:type="dxa"/>
-              <w:bottom w:w="90" w:type="dxa"/>
-              <w:right w:w="120" w:type="dxa"/>
-            </w:tcMar>
-          </w:tcPr>
-          <w:p>
-            <w:pPr>
-              <w:spacing w:before="0" w:after="0" w:line="220" w:lineRule="auto"/>
-            </w:pPr>
-            <w:r/>
-            <w:r>
-              <w:rPr>
-                <w:rFonts w:ascii="Liberation Mono" w:hAnsi="Liberation Mono" w:eastAsia="Liberation Mono" w:cs="Liberation Mono"/>
-                <w:color w:val="222222"/>
-                <w:sz w:val="17"/>
-              </w:rPr>
-              <w:t># CLH-TDD-2023-017 / date pressure versus a date with owners</w:t>
-            </w:r>
-          </w:p>
-          <w:p>
-            <w:pPr>
-              <w:spacing w:before="0" w:after="0" w:line="220" w:lineRule="auto"/>
-            </w:pPr>
-            <w:r>
-              <w:rPr>
-                <w:rFonts w:ascii="Liberation Mono" w:hAnsi="Liberation Mono" w:eastAsia="Liberation Mono" w:cs="Liberation Mono"/>
-                <w:color w:val="222222"/>
-                <w:sz w:val="17"/>
-              </w:rPr>
-              <w:t>pytest -k 'phi_log' -q</w:t>
-            </w:r>
-          </w:p>
-          <w:p>
-            <w:pPr>
-              <w:spacing w:before="0" w:after="0" w:line="220" w:lineRule="auto"/>
-            </w:pPr>
-            <w:r>
-              <w:rPr>
-                <w:rFonts w:ascii="Liberation Mono" w:hAnsi="Liberation Mono" w:eastAsia="Liberation Mono" w:cs="Liberation Mono"/>
-                <w:color w:val="222222"/>
-                <w:sz w:val="17"/>
-              </w:rPr>
-              <w:t># fail if the fixture hash changes without CLH-INC-2023-061</w:t>
-            </w:r>
-          </w:p>
-          <w:p>
-            <w:pPr>
-              <w:spacing w:before="0" w:after="0" w:line="220" w:lineRule="auto"/>
-            </w:pPr>
-            <w:r>
-              <w:rPr>
-                <w:rFonts w:ascii="Liberation Mono" w:hAnsi="Liberation Mono" w:eastAsia="Liberation Mono" w:cs="Liberation Mono"/>
-                <w:color w:val="222222"/>
-                <w:sz w:val="17"/>
-              </w:rPr>
-              <w:t># do not record against recon-preview.clh.prod.northstar.internal from a laptop</w:t>
-            </w:r>
-          </w:p>
-        </w:tc>
-      </w:tr>
-    </w:tbl>
-    <w:p>
-      <w:pPr>
-        <w:spacing w:before="40" w:after="160" w:line="80" w:lineRule="auto"/>
-      </w:pPr>
-    </w:p>
-    <w:p>
-      <w:pPr>
-        <w:spacing w:before="0" w:after="240" w:line="427" w:lineRule="auto"/>
-        <w:ind w:firstLine="288"/>
-      </w:pPr>
-      <w:r>
-        <w:rPr>
-          <w:rFonts w:ascii="Liberation Serif" w:hAnsi="Liberation Serif" w:eastAsia="Liberation Serif" w:cs="Liberation Serif"/>
-          <w:color w:val="222222"/>
-          <w:sz w:val="24"/>
-        </w:rPr>
-        <w:t>Setup should take under two minutes on a laptop. Teardown drops the fixture database. Flakes I will not blame on the network without a packet capture. If someone deletes this test, they also delete the incident it maps to (CLH-INC-2023-061) and they do that in review. The July owns golden fixtures. Aman Kumar owns the case list.</w:t>
-      </w:r>
-    </w:p>
-    <w:p>
-      <w:pPr>
-        <w:spacing w:before="0" w:after="240" w:line="427" w:lineRule="auto"/>
-        <w:ind w:firstLine="288"/>
-      </w:pPr>
-      <w:r>
-        <w:rPr>
-          <w:rFonts w:ascii="Liberation Serif" w:hAnsi="Liberation Serif" w:eastAsia="Liberation Serif" w:cs="Liberation Serif"/>
-          <w:color w:val="222222"/>
-          <w:sz w:val="24"/>
-        </w:rPr>
-        <w:t>Staging partition count has to be high enough to catch a rebalance. If prod has dozens of partitions, a staging cluster with one will bless a bad build. I want that written next to date pressure versus a date with owners, not rediscovered on a Monday. Number from the front I am not going to 'simplify': 061.</w:t>
-      </w:r>
-    </w:p>
-    <w:p>
-      <w:pPr>
-        <w:spacing w:before="0" w:after="240" w:line="427" w:lineRule="auto"/>
-        <w:ind w:firstLine="288"/>
-      </w:pPr>
-      <w:r>
-        <w:rPr>
-          <w:rFonts w:ascii="Liberation Serif" w:hAnsi="Liberation Serif" w:eastAsia="Liberation Serif" w:cs="Liberation Serif"/>
-          <w:color w:val="222222"/>
-          <w:sz w:val="24"/>
-        </w:rPr>
-        <w:t>Fixture for date pressure versus a date with owners is the smallest failing row, next to the test, hashed. No production dump. No PHI. If the hash moves without CLH-INC-2023-061, CI fails. The July owns the fixture. Soak host if we must: recon-preview.clh.prod.northstar.internal. I will not record from a laptop against prod.</w:t>
-      </w:r>
-    </w:p>
-    <w:p>
-      <w:pPr>
-        <w:spacing w:before="0" w:after="240" w:line="427" w:lineRule="auto"/>
-        <w:ind w:firstLine="288"/>
-      </w:pPr>
-      <w:r>
-        <w:rPr>
-          <w:rFonts w:ascii="Liberation Serif" w:hAnsi="Liberation Serif" w:eastAsia="Liberation Serif" w:cs="Liberation Serif"/>
-          <w:color w:val="222222"/>
-          <w:sz w:val="24"/>
-        </w:rPr>
-        <w:t>If someone deletes the test, they delete the incident mapping in review, not in a drive-by. Skip needs a ticket. Flakes need a capture, not a shrug about the network.</w:t>
-      </w:r>
-    </w:p>
-    <w:p>
-      <w:pPr>
-        <w:spacing w:before="0" w:after="240" w:line="427" w:lineRule="auto"/>
-        <w:ind w:firstLine="288"/>
-      </w:pPr>
-      <w:r>
-        <w:rPr>
-          <w:rFonts w:ascii="Liberation Serif" w:hAnsi="Liberation Serif" w:eastAsia="Liberation Serif" w:cs="Liberation Serif"/>
-          <w:color w:val="222222"/>
-          <w:sz w:val="24"/>
-        </w:rPr>
-        <w:t>CI leftover: fixture hash is the gate. If someone needs a one-off on recon-preview.clh.prod.northstar.internal, that is a soak, and it is ticketed. It is not a reason to skip CI. Skip reason is a ticket. Flake reason is a capture. The July owns golden fixtures. Aman Kumar owns the case list.</w:t>
-      </w:r>
-    </w:p>
-    <w:p>
-      <w:pPr>
-        <w:pStyle w:val="Heading2"/>
-      </w:pPr>
-      <w:r>
-        <w:t>Capacity and cost (replica lag after a count that looked fine)</w:t>
-      </w:r>
-    </w:p>
-    <w:p>
-      <w:pPr>
-        <w:spacing w:before="0" w:after="240" w:line="427" w:lineRule="auto"/>
-        <w:ind w:firstLine="288"/>
-      </w:pPr>
-      <w:r>
-        <w:rPr>
-          <w:rFonts w:ascii="Liberation Serif" w:hAnsi="Liberation Serif" w:eastAsia="Liberation Serif" w:cs="Liberation Serif"/>
-          <w:color w:val="222222"/>
-          <w:sz w:val="24"/>
-        </w:rPr>
-        <w:t>recon.clh.prod.northstar.internal is the box I keep measuring because it is the one that pages. replica lag after a count that looked fine is the reason the graph lies if you only watch CPU. Queue depth and disk are the two numbers I write down. Owner Four Marcus. Ticket CLH-MTG-2023-041. If the graph is green and the queue is growing, I page. CPU lagged the queue by about 19 minutes on the last incident I will admit to.</w:t>
-      </w:r>
-    </w:p>
-    <w:p>
-      <w:pPr>
-        <w:spacing w:before="0" w:after="240" w:line="427" w:lineRule="auto"/>
-        <w:ind w:firstLine="288"/>
-      </w:pPr>
-      <w:r>
-        <w:rPr>
-          <w:rFonts w:ascii="Liberation Serif" w:hAnsi="Liberation Serif" w:eastAsia="Liberation Serif" w:cs="Liberation Serif"/>
-          <w:color w:val="222222"/>
-          <w:sz w:val="24"/>
-        </w:rPr>
-        <w:t>The spend I can defend is the spend tied to recon.clh.prod.northstar.internal and this job, not a team average. Year-1 extra I would put on a sticky: about $27.2k on top of what we already burn, or zero if we do nothing and eat the miss rate. Front-matter volume I am using: 180. I will not argue from a slide.</w:t>
-      </w:r>
-    </w:p>
-    <w:p>
-      <w:pPr>
-        <w:spacing w:before="0" w:after="240" w:line="427" w:lineRule="auto"/>
-        <w:ind w:firstLine="288"/>
-      </w:pPr>
-      <w:r>
-        <w:rPr>
-          <w:rFonts w:ascii="Liberation Serif" w:hAnsi="Liberation Serif" w:eastAsia="Liberation Serif" w:cs="Liberation Serif"/>
-          <w:color w:val="222222"/>
-          <w:sz w:val="24"/>
-        </w:rPr>
-        <w:t>If we need more brokers or more pods, I want the reason to be replica lag after a count that looked fine, not a round number someone saw in a vendor deck. Do-nothing through next month-end still has a miss rate I will write down. Four Marcus picks in writing on CLH-MTG-2023-041. I will not hide a hardware buy inside a 'temporary' memory limit.</w:t>
-      </w:r>
-    </w:p>
-    <w:p>
-      <w:pPr>
-        <w:spacing w:before="0" w:after="240" w:line="427" w:lineRule="auto"/>
-        <w:ind w:firstLine="288"/>
-      </w:pPr>
-      <w:r>
-        <w:rPr>
-          <w:rFonts w:ascii="Liberation Serif" w:hAnsi="Liberation Serif" w:eastAsia="Liberation Serif" w:cs="Liberation Serif"/>
-          <w:color w:val="222222"/>
-          <w:sz w:val="24"/>
-        </w:rPr>
-        <w:t>recon.clh.prod.northstar.internal pages because of replica lag after a count that looked fine more than because of CPU. I write queue and disk. Headroom I want on a Tuesday is about 34 percent. Below that I file for hardware or I shed load, not both. Four Marcus picks on CLH-MTG-2023-041.</w:t>
-      </w:r>
-    </w:p>
-    <w:p>
-      <w:pPr>
-        <w:spacing w:before="0" w:after="240" w:line="427" w:lineRule="auto"/>
-        <w:ind w:firstLine="288"/>
-      </w:pPr>
-      <w:r>
-        <w:rPr>
-          <w:rFonts w:ascii="Liberation Serif" w:hAnsi="Liberation Serif" w:eastAsia="Liberation Serif" w:cs="Liberation Serif"/>
-          <w:color w:val="222222"/>
-          <w:sz w:val="24"/>
-        </w:rPr>
-        <w:t>Do-nothing through month-end still has a miss rate. I will write it. I will not hide a buy inside a temporary memory limit. Front-matter volume I am using: 30.</w:t>
-      </w:r>
-    </w:p>
-    <w:p>
-      <w:pPr>
-        <w:spacing w:before="0" w:after="240" w:line="427" w:lineRule="auto"/>
-        <w:ind w:firstLine="288"/>
-      </w:pPr>
-      <w:r>
-        <w:rPr>
-          <w:rFonts w:ascii="Liberation Serif" w:hAnsi="Liberation Serif" w:eastAsia="Liberation Serif" w:cs="Liberation Serif"/>
-          <w:color w:val="222222"/>
-          <w:sz w:val="24"/>
-        </w:rPr>
-        <w:t>I will not buy my way out of replica lag after a count that looked fine with a round hardware number. Queue and disk on recon.clh.prod.northstar.internal first. Then a ticket. Then a buy if Four Marcus still needs it. Headroom I want on a Tuesday is about 26 percent. Below that I file or I shed, not both in one change.</w:t>
-      </w:r>
-    </w:p>
-    <w:p>
-      <w:pPr>
-        <w:pStyle w:val="Heading2"/>
-      </w:pPr>
-      <w:r>
-        <w:t>Secrets, grants, and averaging QPS instead of testing the close</w:t>
-      </w:r>
-    </w:p>
-    <w:p>
-      <w:pPr>
-        <w:spacing w:before="0" w:after="240" w:line="427" w:lineRule="auto"/>
-        <w:ind w:firstLine="288"/>
-      </w:pPr>
-      <w:r>
-        <w:rPr>
-          <w:rFonts w:ascii="Liberation Serif" w:hAnsi="Liberation Serif" w:eastAsia="Liberation Serif" w:cs="Liberation Serif"/>
-          <w:color w:val="222222"/>
-          <w:sz w:val="24"/>
-        </w:rPr>
-        <w:t>Secret handling on recon-preview.clh.prod.northstar.internal: not in git, not in the ticket description, not in a screenshot. averaging QPS instead of testing the close is not a reason to paste a token into chat. Owner Impact July. Ticket CLH-6021. If I need a temporary grant, it expires. If I need a production query, I use the replica and I log the query id. Wrong secret looks healthy as 'no work.' Alert on zero rows, not on HTTP 200.</w:t>
-      </w:r>
-    </w:p>
-    <w:p>
-      <w:pPr>
-        <w:spacing w:before="0" w:after="240" w:line="427" w:lineRule="auto"/>
-        <w:ind w:firstLine="288"/>
-      </w:pPr>
-      <w:r>
-        <w:rPr>
-          <w:rFonts w:ascii="Liberation Serif" w:hAnsi="Liberation Serif" w:eastAsia="Liberation Serif" w:cs="Liberation Serif"/>
-          <w:color w:val="222222"/>
-          <w:sz w:val="24"/>
-        </w:rPr>
-        <w:t>Break-glass is a separate path. Missing role is 403, missing token is 401. I will not collapse those because the UI looks nicer. Rahul Deshmukh accepted that split in the front matter. I am not reopening it here. IRSA or the equivalent role on recon-preview.clh.prod.northstar.internal is the grant. A copied kubeconfig on a laptop is not.</w:t>
-      </w:r>
-    </w:p>
-    <w:p>
-      <w:pPr>
-        <w:spacing w:before="0" w:after="240" w:line="427" w:lineRule="auto"/>
-        <w:ind w:firstLine="288"/>
-      </w:pPr>
-      <w:r>
-        <w:rPr>
-          <w:rFonts w:ascii="Liberation Serif" w:hAnsi="Liberation Serif" w:eastAsia="Liberation Serif" w:cs="Liberation Serif"/>
-          <w:color w:val="222222"/>
-          <w:sz w:val="24"/>
-        </w:rPr>
-        <w:t>Support zips go through redaction first. I will not 'just this once' attach an application log because averaging QPS instead of testing the close is on fire. The on-call SOP already says this. Repeating it here is for the person who has not opened that SOP. Aman Kumar will reject the zip in the ticket if it still has identifiers.</w:t>
-      </w:r>
-    </w:p>
-    <w:p>
-      <w:pPr>
-        <w:spacing w:before="0" w:after="240" w:line="427" w:lineRule="auto"/>
-        <w:ind w:firstLine="288"/>
-      </w:pPr>
-      <w:r>
-        <w:rPr>
-          <w:rFonts w:ascii="Liberation Serif" w:hAnsi="Liberation Serif" w:eastAsia="Liberation Serif" w:cs="Liberation Serif"/>
-          <w:color w:val="222222"/>
-          <w:sz w:val="24"/>
-        </w:rPr>
-        <w:t>Secrets for averaging QPS instead of testing the close stay out of git, tickets, and screenshots. Zero-row success on recon-preview.clh.prod.northstar.internal is the tell that the secret is wrong. Alert on that. Impact July owns the grant. CLH-6021 owns the expiry. I query the replica and I log the query id.</w:t>
-      </w:r>
-    </w:p>
-    <w:p>
-      <w:pPr>
-        <w:spacing w:before="0" w:after="240" w:line="427" w:lineRule="auto"/>
-        <w:ind w:firstLine="288"/>
-      </w:pPr>
-      <w:r>
-        <w:rPr>
-          <w:rFonts w:ascii="Liberation Serif" w:hAnsi="Liberation Serif" w:eastAsia="Liberation Serif" w:cs="Liberation Serif"/>
-          <w:color w:val="222222"/>
-          <w:sz w:val="24"/>
-        </w:rPr>
-        <w:t>403 versus 401 stays split. Break-glass is separate. I will not collapse them for a prettier UI. Support zips go through redaction. Aman Kumar rejects the zip if identifiers remain.</w:t>
-      </w:r>
-    </w:p>
-    <w:p>
-      <w:pPr>
-        <w:spacing w:before="0" w:after="240" w:line="427" w:lineRule="auto"/>
-        <w:ind w:firstLine="288"/>
-      </w:pPr>
-      <w:r>
-        <w:rPr>
-          <w:rFonts w:ascii="Liberation Serif" w:hAnsi="Liberation Serif" w:eastAsia="Liberation Serif" w:cs="Liberation Serif"/>
-          <w:color w:val="222222"/>
-          <w:sz w:val="24"/>
-        </w:rPr>
-        <w:t>Redaction leftover: if a zip for averaging QPS instead of testing the close still has identifiers, it comes back. No 'just this once.' Aman Kumar will reject it on CLH-6021. Support pressure is not a reason to paste MRN, PAN, or a secret. The SOP already says this. Repeating it is for the person who has not opened the SOP.</w:t>
-      </w:r>
-    </w:p>
-    <w:p>
-      <w:pPr>
-        <w:pStyle w:val="Heading2"/>
-      </w:pPr>
-      <w:r>
-        <w:t>Clock for weekend coverage that is not in the SLA</w:t>
-      </w:r>
-    </w:p>
-    <w:p>
-      <w:pPr>
-        <w:spacing w:before="0" w:after="240" w:line="427" w:lineRule="auto"/>
-        <w:ind w:firstLine="288"/>
-      </w:pPr>
-      <w:r>
-        <w:rPr>
-          <w:rFonts w:ascii="Liberation Serif" w:hAnsi="Liberation Serif" w:eastAsia="Liberation Serif" w:cs="Liberation Serif"/>
-          <w:color w:val="222222"/>
-          <w:sz w:val="24"/>
-        </w:rPr>
-        <w:t>This is not a full incident timeline. It is the clock I will use when someone asks which thing happened first around weekend coverage that is not in the SLA. recon.clh.prod.northstar.internal is the box. CLH-5204 is the thread. Priya Nair is the person I will name if the clocks disagree. Customer/ops clock and match/extract clock are different. I will not pretend they are the same.</w:t>
-      </w:r>
-    </w:p>
-    <w:p>
-      <w:pPr>
-        <w:spacing w:before="80" w:after="60" w:line="200" w:lineRule="auto"/>
-      </w:pPr>
-      <w:r>
-        <w:rPr>
-          <w:rFonts w:ascii="Liberation Sans" w:hAnsi="Liberation Sans" w:eastAsia="Liberation Sans" w:cs="Liberation Sans"/>
-          <w:i/>
-          <w:color w:val="555555"/>
-          <w:sz w:val="17"/>
-        </w:rPr>
-        <w:t>Working clock for CLH-TDD-2023-017. Times are ET unless noted.</w:t>
-      </w:r>
-    </w:p>
-    <w:tbl>
-      <w:tblPr>
-        <w:tblW w:type="auto" w:w="0"/>
-        <w:jc w:val="center"/>
-        <w:tblLayout w:type="autofit"/>
-        <w:tblLook w:firstColumn="1" w:firstRow="1" w:lastColumn="0" w:lastRow="0" w:noHBand="0" w:noVBand="1" w:val="04A0"/>
-      </w:tblPr>
-      <w:tblGrid>
-        <w:gridCol w:w="2976"/>
-        <w:gridCol w:w="2976"/>
-        <w:gridCol w:w="2976"/>
-      </w:tblGrid>
-      <w:tr>
-        <w:tc>
-          <w:tcPr>
-            <w:tcW w:type="dxa" w:w="2976"/>
-            <w:shd w:fill="1B365D" w:val="clear"/>
-            <w:tcBorders>
-              <w:top w:val="single" w:sz="4" w:space="0" w:color="1B365D"/>
-              <w:left w:val="single" w:sz="4" w:space="0" w:color="1B365D"/>
-              <w:bottom w:val="single" w:sz="4" w:space="0" w:color="1B365D"/>
-              <w:right w:val="single" w:sz="4" w:space="0" w:color="1B365D"/>
-            </w:tcBorders>
-            <w:tcMar>
-              <w:top w:w="50" w:type="dxa"/>
-              <w:left w:w="70" w:type="dxa"/>
-              <w:bottom w:w="50" w:type="dxa"/>
-              <w:right w:w="70" w:type="dxa"/>
-            </w:tcMar>
-          </w:tcPr>
-          <w:p>
-            <w:pPr>
-              <w:spacing w:before="0" w:after="0" w:line="230" w:lineRule="auto"/>
-            </w:pPr>
-            <w:r/>
-            <w:r>
-              <w:rPr>
-                <w:rFonts w:ascii="Liberation Sans" w:hAnsi="Liberation Sans" w:eastAsia="Liberation Sans" w:cs="Liberation Sans"/>
-                <w:b/>
-                <w:color w:val="FFFFFF"/>
-                <w:sz w:val="18"/>
-              </w:rPr>
-              <w:t>When</w:t>
-            </w:r>
-          </w:p>
-        </w:tc>
-        <w:tc>
-          <w:tcPr>
-            <w:tcW w:type="dxa" w:w="2976"/>
-            <w:shd w:fill="1B365D" w:val="clear"/>
-            <w:tcBorders>
-              <w:top w:val="single" w:sz="4" w:space="0" w:color="1B365D"/>
-              <w:left w:val="single" w:sz="4" w:space="0" w:color="1B365D"/>
-              <w:bottom w:val="single" w:sz="4" w:space="0" w:color="1B365D"/>
-              <w:right w:val="single" w:sz="4" w:space="0" w:color="1B365D"/>
-            </w:tcBorders>
-            <w:tcMar>
-              <w:top w:w="50" w:type="dxa"/>
-              <w:left w:w="70" w:type="dxa"/>
-              <w:bottom w:w="50" w:type="dxa"/>
-              <w:right w:w="70" w:type="dxa"/>
-            </w:tcMar>
-          </w:tcPr>
-          <w:p>
-            <w:pPr>
-              <w:spacing w:before="0" w:after="0" w:line="230" w:lineRule="auto"/>
-            </w:pPr>
-            <w:r/>
-            <w:r>
-              <w:rPr>
-                <w:rFonts w:ascii="Liberation Sans" w:hAnsi="Liberation Sans" w:eastAsia="Liberation Sans" w:cs="Liberation Sans"/>
-                <w:b/>
-                <w:color w:val="FFFFFF"/>
-                <w:sz w:val="18"/>
-              </w:rPr>
-              <w:t>What I can defend</w:t>
-            </w:r>
-          </w:p>
-        </w:tc>
-        <w:tc>
-          <w:tcPr>
-            <w:tcW w:type="dxa" w:w="2976"/>
-            <w:shd w:fill="1B365D" w:val="clear"/>
-            <w:tcBorders>
-              <w:top w:val="single" w:sz="4" w:space="0" w:color="1B365D"/>
-              <w:left w:val="single" w:sz="4" w:space="0" w:color="1B365D"/>
-              <w:bottom w:val="single" w:sz="4" w:space="0" w:color="1B365D"/>
-              <w:right w:val="single" w:sz="4" w:space="0" w:color="1B365D"/>
-            </w:tcBorders>
-            <w:tcMar>
-              <w:top w:w="50" w:type="dxa"/>
-              <w:left w:w="70" w:type="dxa"/>
-              <w:bottom w:w="50" w:type="dxa"/>
-              <w:right w:w="70" w:type="dxa"/>
-            </w:tcMar>
-          </w:tcPr>
-          <w:p>
-            <w:pPr>
-              <w:spacing w:before="0" w:after="0" w:line="230" w:lineRule="auto"/>
-            </w:pPr>
-            <w:r/>
-            <w:r>
-              <w:rPr>
-                <w:rFonts w:ascii="Liberation Sans" w:hAnsi="Liberation Sans" w:eastAsia="Liberation Sans" w:cs="Liberation Sans"/>
-                <w:b/>
-                <w:color w:val="FFFFFF"/>
-                <w:sz w:val="18"/>
-              </w:rPr>
-              <w:t>Who</w:t>
-            </w:r>
-          </w:p>
-        </w:tc>
-      </w:tr>
-      <w:tr>
-        <w:tc>
-          <w:tcPr>
-            <w:tcW w:type="dxa" w:w="2976"/>
-            <w:shd w:fill="FFFFFF" w:val="clear"/>
-            <w:tcBorders>
-              <w:top w:val="single" w:sz="4" w:space="0" w:color="C5CDD6"/>
-              <w:left w:val="single" w:sz="4" w:space="0" w:color="C5CDD6"/>
-              <w:bottom w:val="single" w:sz="4" w:space="0" w:color="C5CDD6"/>
-              <w:right w:val="single" w:sz="4" w:space="0" w:color="C5CDD6"/>
-            </w:tcBorders>
-            <w:tcMar>
-              <w:top w:w="50" w:type="dxa"/>
-              <w:left w:w="70" w:type="dxa"/>
-              <w:bottom w:w="50" w:type="dxa"/>
-              <w:right w:w="70" w:type="dxa"/>
-            </w:tcMar>
-          </w:tcPr>
-          <w:p>
-            <w:pPr>
-              <w:spacing w:before="0" w:after="0" w:line="230" w:lineRule="auto"/>
-            </w:pPr>
-            <w:r/>
-            <w:r>
-              <w:rPr>
-                <w:rFonts w:ascii="Liberation Serif" w:hAnsi="Liberation Serif" w:eastAsia="Liberation Serif" w:cs="Liberation Serif"/>
-                <w:b w:val="0"/>
-                <w:color w:val="222222"/>
-                <w:sz w:val="19"/>
-              </w:rPr>
-              <w:t>August 1</w:t>
-            </w:r>
-          </w:p>
-        </w:tc>
-        <w:tc>
-          <w:tcPr>
-            <w:tcW w:type="dxa" w:w="2976"/>
-            <w:shd w:fill="FFFFFF" w:val="clear"/>
-            <w:tcBorders>
-              <w:top w:val="single" w:sz="4" w:space="0" w:color="C5CDD6"/>
-              <w:left w:val="single" w:sz="4" w:space="0" w:color="C5CDD6"/>
-              <w:bottom w:val="single" w:sz="4" w:space="0" w:color="C5CDD6"/>
-              <w:right w:val="single" w:sz="4" w:space="0" w:color="C5CDD6"/>
-            </w:tcBorders>
-            <w:tcMar>
-              <w:top w:w="50" w:type="dxa"/>
-              <w:left w:w="70" w:type="dxa"/>
-              <w:bottom w:w="50" w:type="dxa"/>
-              <w:right w:w="70" w:type="dxa"/>
-            </w:tcMar>
-          </w:tcPr>
-          <w:p>
-            <w:pPr>
-              <w:spacing w:before="0" w:after="0" w:line="230" w:lineRule="auto"/>
-            </w:pPr>
-            <w:r/>
-            <w:r>
-              <w:rPr>
-                <w:rFonts w:ascii="Liberation Serif" w:hAnsi="Liberation Serif" w:eastAsia="Liberation Serif" w:cs="Liberation Serif"/>
-                <w:b w:val="0"/>
-                <w:color w:val="222222"/>
-                <w:sz w:val="19"/>
-              </w:rPr>
-              <w:t>First stale graph or first complaint tied to weekend coverage that is not in the SLA</w:t>
-            </w:r>
-          </w:p>
-        </w:tc>
-        <w:tc>
-          <w:tcPr>
-            <w:tcW w:type="dxa" w:w="2976"/>
-            <w:shd w:fill="FFFFFF" w:val="clear"/>
-            <w:tcBorders>
-              <w:top w:val="single" w:sz="4" w:space="0" w:color="C5CDD6"/>
-              <w:left w:val="single" w:sz="4" w:space="0" w:color="C5CDD6"/>
-              <w:bottom w:val="single" w:sz="4" w:space="0" w:color="C5CDD6"/>
-              <w:right w:val="single" w:sz="4" w:space="0" w:color="C5CDD6"/>
-            </w:tcBorders>
-            <w:tcMar>
-              <w:top w:w="50" w:type="dxa"/>
-              <w:left w:w="70" w:type="dxa"/>
-              <w:bottom w:w="50" w:type="dxa"/>
-              <w:right w:w="70" w:type="dxa"/>
-            </w:tcMar>
-          </w:tcPr>
-          <w:p>
-            <w:pPr>
-              <w:spacing w:before="0" w:after="0" w:line="230" w:lineRule="auto"/>
-            </w:pPr>
-            <w:r/>
-            <w:r>
-              <w:rPr>
-                <w:rFonts w:ascii="Liberation Serif" w:hAnsi="Liberation Serif" w:eastAsia="Liberation Serif" w:cs="Liberation Serif"/>
-                <w:b w:val="0"/>
-                <w:color w:val="222222"/>
-                <w:sz w:val="19"/>
-              </w:rPr>
-              <w:t>Marcus Bell</w:t>
-            </w:r>
-          </w:p>
-        </w:tc>
-      </w:tr>
-      <w:tr>
-        <w:tc>
-          <w:tcPr>
-            <w:tcW w:type="dxa" w:w="2976"/>
-            <w:shd w:fill="EEF2F6" w:val="clear"/>
-            <w:tcBorders>
-              <w:top w:val="single" w:sz="4" w:space="0" w:color="C5CDD6"/>
-              <w:left w:val="single" w:sz="4" w:space="0" w:color="C5CDD6"/>
-              <w:bottom w:val="single" w:sz="4" w:space="0" w:color="C5CDD6"/>
-              <w:right w:val="single" w:sz="4" w:space="0" w:color="C5CDD6"/>
-            </w:tcBorders>
-            <w:tcMar>
-              <w:top w:w="50" w:type="dxa"/>
-              <w:left w:w="70" w:type="dxa"/>
-              <w:bottom w:w="50" w:type="dxa"/>
-              <w:right w:w="70" w:type="dxa"/>
-            </w:tcMar>
-          </w:tcPr>
-          <w:p>
-            <w:pPr>
-              <w:spacing w:before="0" w:after="0" w:line="230" w:lineRule="auto"/>
-            </w:pPr>
-            <w:r/>
-            <w:r>
-              <w:rPr>
-                <w:rFonts w:ascii="Liberation Serif" w:hAnsi="Liberation Serif" w:eastAsia="Liberation Serif" w:cs="Liberation Serif"/>
-                <w:b w:val="0"/>
-                <w:color w:val="222222"/>
-                <w:sz w:val="19"/>
-              </w:rPr>
-              <w:t>August 2</w:t>
-            </w:r>
-          </w:p>
-        </w:tc>
-        <w:tc>
-          <w:tcPr>
-            <w:tcW w:type="dxa" w:w="2976"/>
-            <w:shd w:fill="EEF2F6" w:val="clear"/>
-            <w:tcBorders>
-              <w:top w:val="single" w:sz="4" w:space="0" w:color="C5CDD6"/>
-              <w:left w:val="single" w:sz="4" w:space="0" w:color="C5CDD6"/>
-              <w:bottom w:val="single" w:sz="4" w:space="0" w:color="C5CDD6"/>
-              <w:right w:val="single" w:sz="4" w:space="0" w:color="C5CDD6"/>
-            </w:tcBorders>
-            <w:tcMar>
-              <w:top w:w="50" w:type="dxa"/>
-              <w:left w:w="70" w:type="dxa"/>
-              <w:bottom w:w="50" w:type="dxa"/>
-              <w:right w:w="70" w:type="dxa"/>
-            </w:tcMar>
-          </w:tcPr>
-          <w:p>
-            <w:pPr>
-              <w:spacing w:before="0" w:after="0" w:line="230" w:lineRule="auto"/>
-            </w:pPr>
-            <w:r/>
-            <w:r>
-              <w:rPr>
-                <w:rFonts w:ascii="Liberation Serif" w:hAnsi="Liberation Serif" w:eastAsia="Liberation Serif" w:cs="Liberation Serif"/>
-                <w:b w:val="0"/>
-                <w:color w:val="222222"/>
-                <w:sz w:val="19"/>
-              </w:rPr>
-              <w:t>Read-only check on recon.clh.prod.northstar.internal; ticket CLH-5204 exists or is opened</w:t>
-            </w:r>
-          </w:p>
-        </w:tc>
-        <w:tc>
-          <w:tcPr>
-            <w:tcW w:type="dxa" w:w="2976"/>
-            <w:shd w:fill="EEF2F6" w:val="clear"/>
-            <w:tcBorders>
-              <w:top w:val="single" w:sz="4" w:space="0" w:color="C5CDD6"/>
-              <w:left w:val="single" w:sz="4" w:space="0" w:color="C5CDD6"/>
-              <w:bottom w:val="single" w:sz="4" w:space="0" w:color="C5CDD6"/>
-              <w:right w:val="single" w:sz="4" w:space="0" w:color="C5CDD6"/>
-            </w:tcBorders>
-            <w:tcMar>
-              <w:top w:w="50" w:type="dxa"/>
-              <w:left w:w="70" w:type="dxa"/>
-              <w:bottom w:w="50" w:type="dxa"/>
-              <w:right w:w="70" w:type="dxa"/>
-            </w:tcMar>
-          </w:tcPr>
-          <w:p>
-            <w:pPr>
-              <w:spacing w:before="0" w:after="0" w:line="230" w:lineRule="auto"/>
-            </w:pPr>
-            <w:r/>
-            <w:r>
-              <w:rPr>
-                <w:rFonts w:ascii="Liberation Serif" w:hAnsi="Liberation Serif" w:eastAsia="Liberation Serif" w:cs="Liberation Serif"/>
-                <w:b w:val="0"/>
-                <w:color w:val="222222"/>
-                <w:sz w:val="19"/>
-              </w:rPr>
-              <w:t>Aman Kumar</w:t>
-            </w:r>
-          </w:p>
-        </w:tc>
-      </w:tr>
-      <w:tr>
-        <w:tc>
-          <w:tcPr>
-            <w:tcW w:type="dxa" w:w="2976"/>
-            <w:shd w:fill="FFFFFF" w:val="clear"/>
-            <w:tcBorders>
-              <w:top w:val="single" w:sz="4" w:space="0" w:color="C5CDD6"/>
-              <w:left w:val="single" w:sz="4" w:space="0" w:color="C5CDD6"/>
-              <w:bottom w:val="single" w:sz="4" w:space="0" w:color="C5CDD6"/>
-              <w:right w:val="single" w:sz="4" w:space="0" w:color="C5CDD6"/>
-            </w:tcBorders>
-            <w:tcMar>
-              <w:top w:w="50" w:type="dxa"/>
-              <w:left w:w="70" w:type="dxa"/>
-              <w:bottom w:w="50" w:type="dxa"/>
-              <w:right w:w="70" w:type="dxa"/>
-            </w:tcMar>
-          </w:tcPr>
-          <w:p>
-            <w:pPr>
-              <w:spacing w:before="0" w:after="0" w:line="230" w:lineRule="auto"/>
-            </w:pPr>
-            <w:r/>
-            <w:r>
-              <w:rPr>
-                <w:rFonts w:ascii="Liberation Serif" w:hAnsi="Liberation Serif" w:eastAsia="Liberation Serif" w:cs="Liberation Serif"/>
-                <w:b w:val="0"/>
-                <w:color w:val="222222"/>
-                <w:sz w:val="19"/>
-              </w:rPr>
-              <w:t>August 3, 2023</w:t>
-            </w:r>
-          </w:p>
-        </w:tc>
-        <w:tc>
-          <w:tcPr>
-            <w:tcW w:type="dxa" w:w="2976"/>
-            <w:shd w:fill="FFFFFF" w:val="clear"/>
-            <w:tcBorders>
-              <w:top w:val="single" w:sz="4" w:space="0" w:color="C5CDD6"/>
-              <w:left w:val="single" w:sz="4" w:space="0" w:color="C5CDD6"/>
-              <w:bottom w:val="single" w:sz="4" w:space="0" w:color="C5CDD6"/>
-              <w:right w:val="single" w:sz="4" w:space="0" w:color="C5CDD6"/>
-            </w:tcBorders>
-            <w:tcMar>
-              <w:top w:w="50" w:type="dxa"/>
-              <w:left w:w="70" w:type="dxa"/>
-              <w:bottom w:w="50" w:type="dxa"/>
-              <w:right w:w="70" w:type="dxa"/>
-            </w:tcMar>
-          </w:tcPr>
-          <w:p>
-            <w:pPr>
-              <w:spacing w:before="0" w:after="0" w:line="230" w:lineRule="auto"/>
-            </w:pPr>
-            <w:r/>
-            <w:r>
-              <w:rPr>
-                <w:rFonts w:ascii="Liberation Serif" w:hAnsi="Liberation Serif" w:eastAsia="Liberation Serif" w:cs="Liberation Serif"/>
-                <w:b w:val="0"/>
-                <w:color w:val="222222"/>
-                <w:sz w:val="19"/>
-              </w:rPr>
-              <w:t>Decision in the front of this file still stands</w:t>
-            </w:r>
-          </w:p>
-        </w:tc>
-        <w:tc>
-          <w:tcPr>
-            <w:tcW w:type="dxa" w:w="2976"/>
-            <w:shd w:fill="FFFFFF" w:val="clear"/>
-            <w:tcBorders>
-              <w:top w:val="single" w:sz="4" w:space="0" w:color="C5CDD6"/>
-              <w:left w:val="single" w:sz="4" w:space="0" w:color="C5CDD6"/>
-              <w:bottom w:val="single" w:sz="4" w:space="0" w:color="C5CDD6"/>
-              <w:right w:val="single" w:sz="4" w:space="0" w:color="C5CDD6"/>
-            </w:tcBorders>
-            <w:tcMar>
-              <w:top w:w="50" w:type="dxa"/>
-              <w:left w:w="70" w:type="dxa"/>
-              <w:bottom w:w="50" w:type="dxa"/>
-              <w:right w:w="70" w:type="dxa"/>
-            </w:tcMar>
-          </w:tcPr>
-          <w:p>
-            <w:pPr>
-              <w:spacing w:before="0" w:after="0" w:line="230" w:lineRule="auto"/>
-            </w:pPr>
-            <w:r/>
-            <w:r>
-              <w:rPr>
-                <w:rFonts w:ascii="Liberation Serif" w:hAnsi="Liberation Serif" w:eastAsia="Liberation Serif" w:cs="Liberation Serif"/>
-                <w:b w:val="0"/>
-                <w:color w:val="222222"/>
-                <w:sz w:val="19"/>
-              </w:rPr>
-              <w:t>Priya Nair</w:t>
-            </w:r>
-          </w:p>
-        </w:tc>
-      </w:tr>
-    </w:tbl>
-    <w:p>
-      <w:pPr>
-        <w:spacing w:before="40" w:after="160" w:line="80" w:lineRule="auto"/>
-      </w:pPr>
-    </w:p>
-    <w:p>
-      <w:pPr>
-        <w:spacing w:before="0" w:after="240" w:line="427" w:lineRule="auto"/>
-        <w:ind w:firstLine="288"/>
-      </w:pPr>
-      <w:r>
-        <w:rPr>
-          <w:rFonts w:ascii="Liberation Serif" w:hAnsi="Liberation Serif" w:eastAsia="Liberation Serif" w:cs="Liberation Serif"/>
-          <w:color w:val="222222"/>
-          <w:sz w:val="24"/>
-        </w:rPr>
-        <w:t>If NTP on recon.clh.prod.northstar.internal jumped, window math is garbage. I want that checked before I argue about 180. I will not reconstruct a minute-by-minute novel. I will reconstruct enough that Rahul Deshmukh can brief without calling me.</w:t>
-      </w:r>
-    </w:p>
-    <w:p>
-      <w:pPr>
-        <w:spacing w:before="0" w:after="240" w:line="427" w:lineRule="auto"/>
-        <w:ind w:firstLine="288"/>
-      </w:pPr>
-      <w:r>
-        <w:rPr>
-          <w:rFonts w:ascii="Liberation Serif" w:hAnsi="Liberation Serif" w:eastAsia="Liberation Serif" w:cs="Liberation Serif"/>
-          <w:color w:val="222222"/>
-          <w:sz w:val="24"/>
-        </w:rPr>
-        <w:t>After this clock, the remaining work is owned, or it is late. I will not add a fourth restart to make the timeline look shorter. Clearhaven can have the user-visible version of this table. They cannot have internal hostnames.</w:t>
-      </w:r>
-    </w:p>
-    <w:p>
-      <w:pPr>
-        <w:spacing w:before="0" w:after="240" w:line="427" w:lineRule="auto"/>
-        <w:ind w:firstLine="288"/>
-      </w:pPr>
-      <w:r>
-        <w:rPr>
-          <w:rFonts w:ascii="Liberation Serif" w:hAnsi="Liberation Serif" w:eastAsia="Liberation Serif" w:cs="Liberation Serif"/>
-          <w:color w:val="222222"/>
-          <w:sz w:val="24"/>
-        </w:rPr>
-        <w:t>Clock for weekend coverage that is not in the SLA: ops/customer clock and match/extract clock are different. I will say which one I am using. recon.clh.prod.northstar.internal NTP gets checked before I argue about 180. Priya Nair can brief Rahul Deshmukh without calling me if this table in the heading above is right.</w:t>
-      </w:r>
-    </w:p>
-    <w:p>
-      <w:pPr>
-        <w:spacing w:before="0" w:after="240" w:line="427" w:lineRule="auto"/>
-        <w:ind w:firstLine="288"/>
-      </w:pPr>
-      <w:r>
-        <w:rPr>
-          <w:rFonts w:ascii="Liberation Serif" w:hAnsi="Liberation Serif" w:eastAsia="Liberation Serif" w:cs="Liberation Serif"/>
-          <w:color w:val="222222"/>
-          <w:sz w:val="24"/>
-        </w:rPr>
-        <w:t>Clearhaven can have the user-visible clock. They cannot have recon.clh.prod.northstar.internal. I will not reconstruct a minute novel. I will reconstruct enough to act.</w:t>
-      </w:r>
-    </w:p>
-    <w:p>
-      <w:pPr>
-        <w:spacing w:before="0" w:after="240" w:line="427" w:lineRule="auto"/>
-        <w:ind w:firstLine="288"/>
-      </w:pPr>
-      <w:r>
-        <w:rPr>
-          <w:rFonts w:ascii="Liberation Serif" w:hAnsi="Liberation Serif" w:eastAsia="Liberation Serif" w:cs="Liberation Serif"/>
-          <w:color w:val="222222"/>
-          <w:sz w:val="24"/>
-        </w:rPr>
-        <w:t>If NTP on recon.clh.prod.northstar.internal is wrong, I will not debate 180. Fix the clock, then measure. Priya Nair owns that check. Window math is garbage if the clock jumped. I will not reconstruct a minute novel to hide that.</w:t>
-      </w:r>
-    </w:p>
-    <w:p>
-      <w:pPr>
-        <w:pStyle w:val="Heading2"/>
-      </w:pPr>
-      <w:r>
-        <w:t>What would make me reopen CLH-TDD-2023-017 (residency: no 'just a replica elsewhere')</w:t>
-      </w:r>
-    </w:p>
-    <w:tbl>
-      <w:tblPr>
-        <w:tblW w:type="auto" w:w="0"/>
-        <w:tblLook w:firstColumn="1" w:firstRow="1" w:lastColumn="0" w:lastRow="0" w:noHBand="0" w:noVBand="1" w:val="04A0"/>
-      </w:tblPr>
-      <w:tblGrid>
-        <w:gridCol w:w="8928"/>
-      </w:tblGrid>
-      <w:tr>
-        <w:tc>
-          <w:tcPr>
-            <w:tcW w:type="dxa" w:w="8928"/>
-            <w:shd w:fill="E7EEF5" w:val="clear"/>
-            <w:tcBorders>
-              <w:top w:val="single" w:sz="10" w:space="0" w:color="1B365D"/>
-              <w:left w:val="single" w:sz="10" w:space="0" w:color="1B365D"/>
-              <w:bottom w:val="single" w:sz="10" w:space="0" w:color="1B365D"/>
-              <w:right w:val="single" w:sz="10" w:space="0" w:color="1B365D"/>
-            </w:tcBorders>
-            <w:tcMar>
-              <w:top w:w="80" w:type="dxa"/>
-              <w:left w:w="120" w:type="dxa"/>
-              <w:bottom w:w="90" w:type="dxa"/>
-              <w:right w:w="120" w:type="dxa"/>
-            </w:tcMar>
-          </w:tcPr>
-          <w:p>
-            <w:pPr>
-              <w:spacing w:before="0" w:after="80" w:line="220" w:lineRule="auto"/>
-            </w:pPr>
-            <w:r/>
-            <w:r>
-              <w:rPr>
-                <w:rFonts w:ascii="Liberation Sans" w:hAnsi="Liberation Sans" w:eastAsia="Liberation Sans" w:cs="Liberation Sans"/>
-                <w:b/>
-                <w:color w:val="1B365D"/>
-                <w:sz w:val="16"/>
-              </w:rPr>
-              <w:t>STILL THE CALL</w:t>
-            </w:r>
-          </w:p>
-          <w:p>
-            <w:pPr>
-              <w:spacing w:before="0" w:after="0" w:line="250" w:lineRule="auto"/>
-            </w:pPr>
-            <w:r>
-              <w:rPr>
-                <w:rFonts w:ascii="Liberation Serif" w:hAnsi="Liberation Serif" w:eastAsia="Liberation Serif" w:cs="Liberation Serif"/>
-                <w:color w:val="222222"/>
-                <w:sz w:val="21"/>
-              </w:rPr>
-              <w:t>The front of CLH-TDD-2023-017 still stands. residency: no 'just a replica elsewhere' does not reopen it. Rahul Deshmukh owns CLH-5602. recon-preview.clh.prod.northstar.internal stays in the path already named.</w:t>
-            </w:r>
-          </w:p>
-        </w:tc>
-      </w:tr>
-    </w:tbl>
-    <w:p>
-      <w:pPr>
-        <w:spacing w:before="80" w:after="160" w:line="80" w:lineRule="auto"/>
-      </w:pPr>
-    </w:p>
-    <w:p>
-      <w:pPr>
-        <w:spacing w:before="0" w:after="240" w:line="427" w:lineRule="auto"/>
-        <w:ind w:firstLine="288"/>
-      </w:pPr>
-      <w:r>
-        <w:rPr>
-          <w:rFonts w:ascii="Liberation Serif" w:hAnsi="Liberation Serif" w:eastAsia="Liberation Serif" w:cs="Liberation Serif"/>
-          <w:color w:val="222222"/>
-          <w:sz w:val="24"/>
-        </w:rPr>
-        <w:t>I will reopen this file if the measurement on recon-preview.clh.prod.northstar.internal says the cutover is lying, if a freeze and a migrate disagree, or if Rahul Deshmukh puts a new date on CLH-5602 that the EM accepts. I will not reopen it because a meeting is booked, because a vendor offered a discount, or because someone found a blog post. Evidence is a dry-run count, a replay that used to be wrong, or a miss rate worse than the do-nothing line.</w:t>
-      </w:r>
-    </w:p>
-    <w:p>
-      <w:pPr>
-        <w:spacing w:before="0" w:after="240" w:line="427" w:lineRule="auto"/>
-        <w:ind w:firstLine="288"/>
-      </w:pPr>
-      <w:r>
-        <w:rPr>
-          <w:rFonts w:ascii="Liberation Serif" w:hAnsi="Liberation Serif" w:eastAsia="Liberation Serif" w:cs="Liberation Serif"/>
-          <w:color w:val="222222"/>
-          <w:sz w:val="24"/>
-        </w:rPr>
-        <w:t>If you are implementing, keep the rejected alternative dead. If you are on-call, start read-only. If you are Rahul Deshmukh, the ask is unchanged: pick the path in the main body or send it back with a named objection. Sample I would still defend: 3440 rows, 24 minutes, freeze respected. Strike this section if it ever fights the decision callout.</w:t>
-      </w:r>
-    </w:p>
-    <w:p>
-      <w:pPr>
-        <w:spacing w:before="0" w:after="240" w:line="427" w:lineRule="auto"/>
-        <w:ind w:firstLine="288"/>
-      </w:pPr>
-      <w:r>
-        <w:rPr>
-          <w:rFonts w:ascii="Liberation Serif" w:hAnsi="Liberation Serif" w:eastAsia="Liberation Serif" w:cs="Liberation Serif"/>
-          <w:color w:val="222222"/>
-          <w:sz w:val="24"/>
-        </w:rPr>
-        <w:t>This heading is the reopen rule. residency: no 'just a replica elsewhere' is done when Rahul Deshmukh closes CLH-5602 or writes a new date.</w:t>
-      </w:r>
-    </w:p>
-    <w:p>
-      <w:pPr>
-        <w:spacing w:before="0" w:after="240" w:line="427" w:lineRule="auto"/>
-        <w:ind w:firstLine="288"/>
-      </w:pPr>
-      <w:r>
-        <w:rPr>
-          <w:rFonts w:ascii="Liberation Serif" w:hAnsi="Liberation Serif" w:eastAsia="Liberation Serif" w:cs="Liberation Serif"/>
-          <w:color w:val="222222"/>
-          <w:sz w:val="24"/>
-        </w:rPr>
-        <w:t>I reopen CLH-TDD-2023-017 for residency: no 'just a replica elsewhere' only if the measurement on recon-preview.clh.prod.northstar.internal says the cutover is lying, a freeze and a migrate disagree, or Rahul Deshmukh puts a new date on CLH-5602 that the EM accepts. I do not reopen for a booked meeting or a vendor discount.</w:t>
-      </w:r>
-    </w:p>
-    <w:p>
-      <w:pPr>
-        <w:spacing w:before="0" w:after="240" w:line="427" w:lineRule="auto"/>
-        <w:ind w:firstLine="288"/>
-      </w:pPr>
-      <w:r>
-        <w:rPr>
-          <w:rFonts w:ascii="Liberation Serif" w:hAnsi="Liberation Serif" w:eastAsia="Liberation Serif" w:cs="Liberation Serif"/>
-          <w:color w:val="222222"/>
-          <w:sz w:val="24"/>
-        </w:rPr>
-        <w:t>Evidence is a dry-run count, a replay that used to be wrong, or a miss rate worse than do-nothing. Everything else is noise. Strike this remainder if it fights the front callout.</w:t>
-      </w:r>
-    </w:p>
-    <w:p>
-      <w:pPr>
-        <w:spacing w:before="0" w:after="240" w:line="427" w:lineRule="auto"/>
-        <w:ind w:firstLine="288"/>
-      </w:pPr>
-      <w:r>
-        <w:rPr>
-          <w:rFonts w:ascii="Liberation Serif" w:hAnsi="Liberation Serif" w:eastAsia="Liberation Serif" w:cs="Liberation Serif"/>
-          <w:color w:val="222222"/>
-          <w:sz w:val="24"/>
-        </w:rPr>
-        <w:t>Reopen leftover is evidence, not volume of Slack. Dry-run count, bad replay, or miss rate worse than do-nothing. Rahul Deshmukh brings one of those or we stay closed. A booked meeting is not evidence. A vendor discount is not evidence.</w:t>
-      </w:r>
-    </w:p>
-    <w:p>
-      <w:pPr>
-        <w:pStyle w:val="Heading2"/>
-      </w:pPr>
-      <w:r>
-        <w:t>Questions I still get about lock budget on the primary</w:t>
-      </w:r>
-    </w:p>
-    <w:p>
-      <w:pPr>
-        <w:spacing w:before="0" w:after="240" w:line="427" w:lineRule="auto"/>
-        <w:ind w:firstLine="288"/>
-      </w:pPr>
-      <w:r>
-        <w:rPr>
-          <w:rFonts w:ascii="Liberation Serif" w:hAnsi="Liberation Serif" w:eastAsia="Liberation Serif" w:cs="Liberation Serif"/>
-          <w:color w:val="222222"/>
-          <w:sz w:val="24"/>
-        </w:rPr>
-        <w:t>I am writing the answers here so they stop living in my inbox. Kavya Menon can point at CLH-5744 instead of asking me to re-explain lock budget on the primary on recon.clh.prod.northstar.internal.</w:t>
-      </w:r>
-    </w:p>
-    <w:p>
-      <w:pPr>
-        <w:pStyle w:val="ListBullet"/>
-        <w:spacing w:before="20" w:after="60" w:line="260" w:lineRule="auto"/>
-      </w:pPr>
-      <w:r>
-        <w:rPr>
-          <w:rFonts w:ascii="Liberation Serif" w:hAnsi="Liberation Serif" w:eastAsia="Liberation Serif" w:cs="Liberation Serif"/>
-          <w:color w:val="222222"/>
-          <w:sz w:val="24"/>
-        </w:rPr>
-        <w:t>Is v1 smaller than Clearhaven asked in the hallway? Yes. That is the point.</w:t>
-      </w:r>
-    </w:p>
-    <w:p>
-      <w:pPr>
-        <w:pStyle w:val="ListBullet"/>
-        <w:spacing w:before="20" w:after="60" w:line="260" w:lineRule="auto"/>
-      </w:pPr>
-      <w:r>
-        <w:rPr>
-          <w:rFonts w:ascii="Liberation Serif" w:hAnsi="Liberation Serif" w:eastAsia="Liberation Serif" w:cs="Liberation Serif"/>
-          <w:color w:val="222222"/>
-          <w:sz w:val="24"/>
-        </w:rPr>
-        <w:t>Can we add the extra slice in this release? Only if Rahul Deshmukh signs it.</w:t>
-      </w:r>
-    </w:p>
-    <w:p>
-      <w:pPr>
-        <w:pStyle w:val="ListBullet"/>
-        <w:spacing w:before="20" w:after="60" w:line="260" w:lineRule="auto"/>
-      </w:pPr>
-      <w:r>
-        <w:rPr>
-          <w:rFonts w:ascii="Liberation Serif" w:hAnsi="Liberation Serif" w:eastAsia="Liberation Serif" w:cs="Liberation Serif"/>
-          <w:color w:val="222222"/>
-          <w:sz w:val="24"/>
-        </w:rPr>
-        <w:t>Is recon.clh.prod.northstar.internal a special case? No.</w:t>
-      </w:r>
-    </w:p>
-    <w:p>
-      <w:pPr>
-        <w:pStyle w:val="ListBullet"/>
-        <w:spacing w:before="20" w:after="60" w:line="260" w:lineRule="auto"/>
-      </w:pPr>
-      <w:r>
-        <w:rPr>
-          <w:rFonts w:ascii="Liberation Serif" w:hAnsi="Liberation Serif" w:eastAsia="Liberation Serif" w:cs="Liberation Serif"/>
-          <w:color w:val="222222"/>
-          <w:sz w:val="24"/>
-        </w:rPr>
-        <w:t>Who closes CLH-5744? Kavya Menon.</w:t>
-      </w:r>
-    </w:p>
-    <w:p>
-      <w:pPr>
-        <w:pStyle w:val="ListBullet"/>
-        <w:spacing w:before="20" w:after="60" w:line="260" w:lineRule="auto"/>
-      </w:pPr>
-      <w:r>
-        <w:rPr>
-          <w:rFonts w:ascii="Liberation Serif" w:hAnsi="Liberation Serif" w:eastAsia="Liberation Serif" w:cs="Liberation Serif"/>
-          <w:color w:val="222222"/>
-          <w:sz w:val="24"/>
-        </w:rPr>
-        <w:t>What number do I cite? 2023, or I say it is stale.</w:t>
-      </w:r>
-    </w:p>
-    <w:p>
-      <w:pPr>
-        <w:spacing w:before="0" w:after="240" w:line="427" w:lineRule="auto"/>
-        <w:ind w:firstLine="288"/>
-      </w:pPr>
-      <w:r>
-        <w:rPr>
-          <w:rFonts w:ascii="Liberation Serif" w:hAnsi="Liberation Serif" w:eastAsia="Liberation Serif" w:cs="Liberation Serif"/>
-          <w:color w:val="222222"/>
-          <w:sz w:val="24"/>
-        </w:rPr>
-        <w:t>If the answer changes, we change the front of CLH-TDD-2023-017 in review. We do not keep a shadow FAQ. Aman Kumar will not maintain two truths.</w:t>
-      </w:r>
-    </w:p>
-    <w:p>
-      <w:pPr>
-        <w:spacing w:before="0" w:after="240" w:line="427" w:lineRule="auto"/>
-        <w:ind w:firstLine="288"/>
-      </w:pPr>
-      <w:r>
-        <w:rPr>
-          <w:rFonts w:ascii="Liberation Serif" w:hAnsi="Liberation Serif" w:eastAsia="Liberation Serif" w:cs="Liberation Serif"/>
-          <w:color w:val="222222"/>
-          <w:sz w:val="24"/>
-        </w:rPr>
-        <w:t>The question I will not answer in Slack is 'can we just this once.' The answer is already no, and writing it on CLH-5744 is what makes it a record. If Marcus Bell needs a user-visible version, they get the comms leftover, not this list.</w:t>
-      </w:r>
-    </w:p>
-    <w:p>
-      <w:pPr>
-        <w:spacing w:before="0" w:after="240" w:line="427" w:lineRule="auto"/>
-        <w:ind w:firstLine="288"/>
-      </w:pPr>
-      <w:r>
-        <w:rPr>
-          <w:rFonts w:ascii="Liberation Serif" w:hAnsi="Liberation Serif" w:eastAsia="Liberation Serif" w:cs="Liberation Serif"/>
-          <w:color w:val="222222"/>
-          <w:sz w:val="24"/>
-        </w:rPr>
-        <w:t>Questions I still get about lock budget on the primary, with the short answers: Is v1 smaller than people want? Yes. Is that a bug? No. Can we add it in the same release? Only if Rahul Deshmukh signs a new slice. Can recon.clh.prod.northstar.internal be a special case? No. Owner on the FAQ is Kavya Menon via CLH-5744.</w:t>
-      </w:r>
-    </w:p>
-    <w:p>
-      <w:pPr>
-        <w:spacing w:before="0" w:after="240" w:line="427" w:lineRule="auto"/>
-        <w:ind w:firstLine="288"/>
-      </w:pPr>
-      <w:r>
-        <w:rPr>
-          <w:rFonts w:ascii="Liberation Serif" w:hAnsi="Liberation Serif" w:eastAsia="Liberation Serif" w:cs="Liberation Serif"/>
-          <w:color w:val="222222"/>
-          <w:sz w:val="24"/>
-        </w:rPr>
-        <w:t>I will not publish a second FAQ in Confluence that drifts. This file is the FAQ. If the answer changes, the front matter changes in review, not a comment thread.</w:t>
-      </w:r>
-    </w:p>
-    <w:p>
-      <w:pPr>
-        <w:spacing w:before="0" w:after="240" w:line="427" w:lineRule="auto"/>
-        <w:ind w:firstLine="288"/>
-      </w:pPr>
-      <w:r>
-        <w:rPr>
-          <w:rFonts w:ascii="Liberation Serif" w:hAnsi="Liberation Serif" w:eastAsia="Liberation Serif" w:cs="Liberation Serif"/>
-          <w:color w:val="222222"/>
-          <w:sz w:val="24"/>
-        </w:rPr>
-        <w:t>I will keep answering lock budget on the primary from this file until CLH-5744 closes. I will not fork a FAQ. Two truths is how we shipped the last wrong field name. If the answer changes, the front of CLH-TDD-2023-017 changes in review.</w:t>
-      </w:r>
-    </w:p>
-    <w:p>
-      <w:pPr>
-        <w:pStyle w:val="Heading2"/>
-      </w:pPr>
-      <w:r>
-        <w:t>Freeze and calendar leftover (the freeze clock versus a 'small apply')</w:t>
-      </w:r>
-    </w:p>
-    <w:p>
-      <w:pPr>
-        <w:spacing w:before="0" w:after="240" w:line="427" w:lineRule="auto"/>
-        <w:ind w:firstLine="288"/>
-      </w:pPr>
-      <w:r>
-        <w:rPr>
-          <w:rFonts w:ascii="Liberation Serif" w:hAnsi="Liberation Serif" w:eastAsia="Liberation Serif" w:cs="Liberation Serif"/>
-          <w:color w:val="222222"/>
-          <w:sz w:val="24"/>
-        </w:rPr>
-        <w:t>If the front of this file already named a freeze, the freeze clock versus a 'small apply' does not get a courtesy thaw on recon-preview.clh.prod.northstar.internal. A small apply is still an apply. SEV1 is the SOP definition. Marcus Bell can argue SEV1 on CLH-5910 with a count, not with a demo time. I will not Helm-apply from a laptop because the window is 'almost over.'</w:t>
-      </w:r>
-    </w:p>
-    <w:p>
-      <w:pPr>
-        <w:spacing w:before="0" w:after="240" w:line="427" w:lineRule="auto"/>
-        <w:ind w:firstLine="288"/>
-      </w:pPr>
-      <w:r>
-        <w:rPr>
-          <w:rFonts w:ascii="Liberation Serif" w:hAnsi="Liberation Serif" w:eastAsia="Liberation Serif" w:cs="Liberation Serif"/>
-          <w:color w:val="222222"/>
-          <w:sz w:val="24"/>
-        </w:rPr>
-        <w:t>Calendar leftovers I will not hide inside the freeze clock versus a 'small apply': weekend coverage that is not in the SLA, a plant shutdown, a clinical quiet hours window, month-end 16:00-21:00 ET. If the leftover date lands inside one of those, the date moves. The scope does not. Rahul Deshmukh hears the new date on CLH-5910.</w:t>
-      </w:r>
-    </w:p>
-    <w:p>
-      <w:pPr>
-        <w:spacing w:before="0" w:after="240" w:line="427" w:lineRule="auto"/>
-        <w:ind w:firstLine="288"/>
-      </w:pPr>
-      <w:r>
-        <w:rPr>
-          <w:rFonts w:ascii="Liberation Serif" w:hAnsi="Liberation Serif" w:eastAsia="Liberation Serif" w:cs="Liberation Serif"/>
-          <w:color w:val="222222"/>
-          <w:sz w:val="24"/>
-        </w:rPr>
-        <w:t>I will not book a change in the last 29 minutes of a freeze because the change is 'just config.' Config is a change. Aman Kumar has already lost that argument once and I am not losing it again on recon-preview.clh.prod.northstar.internal.</w:t>
-      </w:r>
-    </w:p>
-    <w:p>
-      <w:pPr>
-        <w:spacing w:before="0" w:after="240" w:line="427" w:lineRule="auto"/>
-        <w:ind w:firstLine="288"/>
-      </w:pPr>
-      <w:r>
-        <w:rPr>
-          <w:rFonts w:ascii="Liberation Serif" w:hAnsi="Liberation Serif" w:eastAsia="Liberation Serif" w:cs="Liberation Serif"/>
-          <w:color w:val="222222"/>
-          <w:sz w:val="24"/>
-        </w:rPr>
-        <w:t>Freeze math for the freeze clock versus a 'small apply': if the window is already named in the front, a small apply is still an apply. recon-preview.clh.prod.northstar.internal does not get a courtesy thaw. SEV1 is the definition in the SOP, not a feeling. Marcus Bell can argue SEV1 on CLH-5910 with a count.</w:t>
-      </w:r>
-    </w:p>
-    <w:p>
-      <w:pPr>
-        <w:spacing w:before="0" w:after="240" w:line="427" w:lineRule="auto"/>
-        <w:ind w:firstLine="288"/>
-      </w:pPr>
-      <w:r>
-        <w:rPr>
-          <w:rFonts w:ascii="Liberation Serif" w:hAnsi="Liberation Serif" w:eastAsia="Liberation Serif" w:cs="Liberation Serif"/>
-          <w:color w:val="222222"/>
-          <w:sz w:val="24"/>
-        </w:rPr>
-        <w:t>I will not Helm-apply from a laptop because the freeze 'is almost over.' Almost over is still freeze. August 24, 2023 is a date for leftover work, not a freeze exception.</w:t>
-      </w:r>
-    </w:p>
-    <w:p>
-      <w:pPr>
-        <w:spacing w:before="0" w:after="240" w:line="427" w:lineRule="auto"/>
-        <w:ind w:firstLine="288"/>
-      </w:pPr>
-      <w:r>
-        <w:rPr>
-          <w:rFonts w:ascii="Liberation Serif" w:hAnsi="Liberation Serif" w:eastAsia="Liberation Serif" w:cs="Liberation Serif"/>
-          <w:color w:val="222222"/>
-          <w:sz w:val="24"/>
-        </w:rPr>
-        <w:t>Freeze leftover: config is a change. Helm is a change. A tiny flag flip on recon-preview.clh.prod.northstar.internal is a change. Marcus Bell can wait or they can argue SEV1 with a count on CLH-5910. Almost over is still freeze. I will not apply from a laptop.</w:t>
-      </w:r>
-    </w:p>
-    <w:p>
-      <w:pPr>
-        <w:pStyle w:val="Heading2"/>
-      </w:pPr>
-      <w:r>
-        <w:t>Names, not teams (secret skew that looks like 'no work')</w:t>
-      </w:r>
-    </w:p>
-    <w:p>
-      <w:pPr>
-        <w:spacing w:before="80" w:after="60" w:line="200" w:lineRule="auto"/>
-      </w:pPr>
-      <w:r>
-        <w:rPr>
-          <w:rFonts w:ascii="Liberation Sans" w:hAnsi="Liberation Sans" w:eastAsia="Liberation Sans" w:cs="Liberation Sans"/>
-          <w:i/>
-          <w:color w:val="555555"/>
-          <w:sz w:val="17"/>
-        </w:rPr>
-        <w:t>RACI for secret skew that looks like 'no work' on CLH-6088. Team names are a defect.</w:t>
-      </w:r>
-    </w:p>
-    <w:tbl>
-      <w:tblPr>
-        <w:tblW w:type="auto" w:w="0"/>
-        <w:jc w:val="center"/>
-        <w:tblLayout w:type="autofit"/>
-        <w:tblLook w:firstColumn="1" w:firstRow="1" w:lastColumn="0" w:lastRow="0" w:noHBand="0" w:noVBand="1" w:val="04A0"/>
-      </w:tblPr>
-      <w:tblGrid>
-        <w:gridCol w:w="2976"/>
-        <w:gridCol w:w="2976"/>
-        <w:gridCol w:w="2976"/>
-      </w:tblGrid>
-      <w:tr>
-        <w:tc>
-          <w:tcPr>
-            <w:tcW w:type="dxa" w:w="2976"/>
-            <w:shd w:fill="1B365D" w:val="clear"/>
-            <w:tcBorders>
-              <w:top w:val="single" w:sz="4" w:space="0" w:color="1B365D"/>
-              <w:left w:val="single" w:sz="4" w:space="0" w:color="1B365D"/>
-              <w:bottom w:val="single" w:sz="4" w:space="0" w:color="1B365D"/>
-              <w:right w:val="single" w:sz="4" w:space="0" w:color="1B365D"/>
-            </w:tcBorders>
-            <w:tcMar>
-              <w:top w:w="50" w:type="dxa"/>
-              <w:left w:w="70" w:type="dxa"/>
-              <w:bottom w:w="50" w:type="dxa"/>
-              <w:right w:w="70" w:type="dxa"/>
-            </w:tcMar>
-          </w:tcPr>
-          <w:p>
-            <w:pPr>
-              <w:spacing w:before="0" w:after="0" w:line="230" w:lineRule="auto"/>
-            </w:pPr>
-            <w:r/>
-            <w:r>
-              <w:rPr>
-                <w:rFonts w:ascii="Liberation Sans" w:hAnsi="Liberation Sans" w:eastAsia="Liberation Sans" w:cs="Liberation Sans"/>
-                <w:b/>
-                <w:color w:val="FFFFFF"/>
-                <w:sz w:val="18"/>
-              </w:rPr>
-              <w:t>Role</w:t>
-            </w:r>
-          </w:p>
-        </w:tc>
-        <w:tc>
-          <w:tcPr>
-            <w:tcW w:type="dxa" w:w="2976"/>
-            <w:shd w:fill="1B365D" w:val="clear"/>
-            <w:tcBorders>
-              <w:top w:val="single" w:sz="4" w:space="0" w:color="1B365D"/>
-              <w:left w:val="single" w:sz="4" w:space="0" w:color="1B365D"/>
-              <w:bottom w:val="single" w:sz="4" w:space="0" w:color="1B365D"/>
-              <w:right w:val="single" w:sz="4" w:space="0" w:color="1B365D"/>
-            </w:tcBorders>
-            <w:tcMar>
-              <w:top w:w="50" w:type="dxa"/>
-              <w:left w:w="70" w:type="dxa"/>
-              <w:bottom w:w="50" w:type="dxa"/>
-              <w:right w:w="70" w:type="dxa"/>
-            </w:tcMar>
-          </w:tcPr>
-          <w:p>
-            <w:pPr>
-              <w:spacing w:before="0" w:after="0" w:line="230" w:lineRule="auto"/>
-            </w:pPr>
-            <w:r/>
-            <w:r>
-              <w:rPr>
-                <w:rFonts w:ascii="Liberation Sans" w:hAnsi="Liberation Sans" w:eastAsia="Liberation Sans" w:cs="Liberation Sans"/>
-                <w:b/>
-                <w:color w:val="FFFFFF"/>
-                <w:sz w:val="18"/>
-              </w:rPr>
-              <w:t>Person</w:t>
-            </w:r>
-          </w:p>
-        </w:tc>
-        <w:tc>
-          <w:tcPr>
-            <w:tcW w:type="dxa" w:w="2976"/>
-            <w:shd w:fill="1B365D" w:val="clear"/>
-            <w:tcBorders>
-              <w:top w:val="single" w:sz="4" w:space="0" w:color="1B365D"/>
-              <w:left w:val="single" w:sz="4" w:space="0" w:color="1B365D"/>
-              <w:bottom w:val="single" w:sz="4" w:space="0" w:color="1B365D"/>
-              <w:right w:val="single" w:sz="4" w:space="0" w:color="1B365D"/>
-            </w:tcBorders>
-            <w:tcMar>
-              <w:top w:w="50" w:type="dxa"/>
-              <w:left w:w="70" w:type="dxa"/>
-              <w:bottom w:w="50" w:type="dxa"/>
-              <w:right w:w="70" w:type="dxa"/>
-            </w:tcMar>
-          </w:tcPr>
-          <w:p>
-            <w:pPr>
-              <w:spacing w:before="0" w:after="0" w:line="230" w:lineRule="auto"/>
-            </w:pPr>
-            <w:r/>
-            <w:r>
-              <w:rPr>
-                <w:rFonts w:ascii="Liberation Sans" w:hAnsi="Liberation Sans" w:eastAsia="Liberation Sans" w:cs="Liberation Sans"/>
-                <w:b/>
-                <w:color w:val="FFFFFF"/>
-                <w:sz w:val="18"/>
-              </w:rPr>
-              <w:t>Notes</w:t>
-            </w:r>
-          </w:p>
-        </w:tc>
-      </w:tr>
-      <w:tr>
-        <w:tc>
-          <w:tcPr>
-            <w:tcW w:type="dxa" w:w="2976"/>
-            <w:shd w:fill="FFFFFF" w:val="clear"/>
-            <w:tcBorders>
-              <w:top w:val="single" w:sz="4" w:space="0" w:color="C5CDD6"/>
-              <w:left w:val="single" w:sz="4" w:space="0" w:color="C5CDD6"/>
-              <w:bottom w:val="single" w:sz="4" w:space="0" w:color="C5CDD6"/>
-              <w:right w:val="single" w:sz="4" w:space="0" w:color="C5CDD6"/>
-            </w:tcBorders>
-            <w:tcMar>
-              <w:top w:w="50" w:type="dxa"/>
-              <w:left w:w="70" w:type="dxa"/>
-              <w:bottom w:w="50" w:type="dxa"/>
-              <w:right w:w="70" w:type="dxa"/>
-            </w:tcMar>
-          </w:tcPr>
-          <w:p>
-            <w:pPr>
-              <w:spacing w:before="0" w:after="0" w:line="230" w:lineRule="auto"/>
-            </w:pPr>
-            <w:r/>
-            <w:r>
-              <w:rPr>
-                <w:rFonts w:ascii="Liberation Serif" w:hAnsi="Liberation Serif" w:eastAsia="Liberation Serif" w:cs="Liberation Serif"/>
-                <w:b w:val="0"/>
-                <w:color w:val="222222"/>
-                <w:sz w:val="19"/>
-              </w:rPr>
-              <w:t>Responsible</w:t>
-            </w:r>
-          </w:p>
-        </w:tc>
-        <w:tc>
-          <w:tcPr>
-            <w:tcW w:type="dxa" w:w="2976"/>
-            <w:shd w:fill="FFFFFF" w:val="clear"/>
-            <w:tcBorders>
-              <w:top w:val="single" w:sz="4" w:space="0" w:color="C5CDD6"/>
-              <w:left w:val="single" w:sz="4" w:space="0" w:color="C5CDD6"/>
-              <w:bottom w:val="single" w:sz="4" w:space="0" w:color="C5CDD6"/>
-              <w:right w:val="single" w:sz="4" w:space="0" w:color="C5CDD6"/>
-            </w:tcBorders>
-            <w:tcMar>
-              <w:top w:w="50" w:type="dxa"/>
-              <w:left w:w="70" w:type="dxa"/>
-              <w:bottom w:w="50" w:type="dxa"/>
-              <w:right w:w="70" w:type="dxa"/>
-            </w:tcMar>
-          </w:tcPr>
-          <w:p>
-            <w:pPr>
-              <w:spacing w:before="0" w:after="0" w:line="230" w:lineRule="auto"/>
-            </w:pPr>
-            <w:r/>
-            <w:r>
-              <w:rPr>
-                <w:rFonts w:ascii="Liberation Serif" w:hAnsi="Liberation Serif" w:eastAsia="Liberation Serif" w:cs="Liberation Serif"/>
-                <w:b w:val="0"/>
-                <w:color w:val="222222"/>
-                <w:sz w:val="19"/>
-              </w:rPr>
-              <w:t>Helen Cho</w:t>
-            </w:r>
-          </w:p>
-        </w:tc>
-        <w:tc>
-          <w:tcPr>
-            <w:tcW w:type="dxa" w:w="2976"/>
-            <w:shd w:fill="FFFFFF" w:val="clear"/>
-            <w:tcBorders>
-              <w:top w:val="single" w:sz="4" w:space="0" w:color="C5CDD6"/>
-              <w:left w:val="single" w:sz="4" w:space="0" w:color="C5CDD6"/>
-              <w:bottom w:val="single" w:sz="4" w:space="0" w:color="C5CDD6"/>
-              <w:right w:val="single" w:sz="4" w:space="0" w:color="C5CDD6"/>
-            </w:tcBorders>
-            <w:tcMar>
-              <w:top w:w="50" w:type="dxa"/>
-              <w:left w:w="70" w:type="dxa"/>
-              <w:bottom w:w="50" w:type="dxa"/>
-              <w:right w:w="70" w:type="dxa"/>
-            </w:tcMar>
-          </w:tcPr>
-          <w:p>
-            <w:pPr>
-              <w:spacing w:before="0" w:after="0" w:line="230" w:lineRule="auto"/>
-            </w:pPr>
-            <w:r/>
-            <w:r>
-              <w:rPr>
-                <w:rFonts w:ascii="Liberation Serif" w:hAnsi="Liberation Serif" w:eastAsia="Liberation Serif" w:cs="Liberation Serif"/>
-                <w:b w:val="0"/>
-                <w:color w:val="222222"/>
-                <w:sz w:val="19"/>
-              </w:rPr>
-              <w:t>Does the work on recon.clh.prod.northstar.internal</w:t>
-            </w:r>
-          </w:p>
-        </w:tc>
-      </w:tr>
-      <w:tr>
-        <w:tc>
-          <w:tcPr>
-            <w:tcW w:type="dxa" w:w="2976"/>
-            <w:shd w:fill="EEF2F6" w:val="clear"/>
-            <w:tcBorders>
-              <w:top w:val="single" w:sz="4" w:space="0" w:color="C5CDD6"/>
-              <w:left w:val="single" w:sz="4" w:space="0" w:color="C5CDD6"/>
-              <w:bottom w:val="single" w:sz="4" w:space="0" w:color="C5CDD6"/>
-              <w:right w:val="single" w:sz="4" w:space="0" w:color="C5CDD6"/>
-            </w:tcBorders>
-            <w:tcMar>
-              <w:top w:w="50" w:type="dxa"/>
-              <w:left w:w="70" w:type="dxa"/>
-              <w:bottom w:w="50" w:type="dxa"/>
-              <w:right w:w="70" w:type="dxa"/>
-            </w:tcMar>
-          </w:tcPr>
-          <w:p>
-            <w:pPr>
-              <w:spacing w:before="0" w:after="0" w:line="230" w:lineRule="auto"/>
-            </w:pPr>
-            <w:r/>
-            <w:r>
-              <w:rPr>
-                <w:rFonts w:ascii="Liberation Serif" w:hAnsi="Liberation Serif" w:eastAsia="Liberation Serif" w:cs="Liberation Serif"/>
-                <w:b w:val="0"/>
-                <w:color w:val="222222"/>
-                <w:sz w:val="19"/>
-              </w:rPr>
-              <w:t>Accountable</w:t>
-            </w:r>
-          </w:p>
-        </w:tc>
-        <w:tc>
-          <w:tcPr>
-            <w:tcW w:type="dxa" w:w="2976"/>
-            <w:shd w:fill="EEF2F6" w:val="clear"/>
-            <w:tcBorders>
-              <w:top w:val="single" w:sz="4" w:space="0" w:color="C5CDD6"/>
-              <w:left w:val="single" w:sz="4" w:space="0" w:color="C5CDD6"/>
-              <w:bottom w:val="single" w:sz="4" w:space="0" w:color="C5CDD6"/>
-              <w:right w:val="single" w:sz="4" w:space="0" w:color="C5CDD6"/>
-            </w:tcBorders>
-            <w:tcMar>
-              <w:top w:w="50" w:type="dxa"/>
-              <w:left w:w="70" w:type="dxa"/>
-              <w:bottom w:w="50" w:type="dxa"/>
-              <w:right w:w="70" w:type="dxa"/>
-            </w:tcMar>
-          </w:tcPr>
-          <w:p>
-            <w:pPr>
-              <w:spacing w:before="0" w:after="0" w:line="230" w:lineRule="auto"/>
-            </w:pPr>
-            <w:r/>
-            <w:r>
-              <w:rPr>
-                <w:rFonts w:ascii="Liberation Serif" w:hAnsi="Liberation Serif" w:eastAsia="Liberation Serif" w:cs="Liberation Serif"/>
-                <w:b w:val="0"/>
-                <w:color w:val="222222"/>
-                <w:sz w:val="19"/>
-              </w:rPr>
-              <w:t>Rahul Deshmukh</w:t>
-            </w:r>
-          </w:p>
-        </w:tc>
-        <w:tc>
-          <w:tcPr>
-            <w:tcW w:type="dxa" w:w="2976"/>
-            <w:shd w:fill="EEF2F6" w:val="clear"/>
-            <w:tcBorders>
-              <w:top w:val="single" w:sz="4" w:space="0" w:color="C5CDD6"/>
-              <w:left w:val="single" w:sz="4" w:space="0" w:color="C5CDD6"/>
-              <w:bottom w:val="single" w:sz="4" w:space="0" w:color="C5CDD6"/>
-              <w:right w:val="single" w:sz="4" w:space="0" w:color="C5CDD6"/>
-            </w:tcBorders>
-            <w:tcMar>
-              <w:top w:w="50" w:type="dxa"/>
-              <w:left w:w="70" w:type="dxa"/>
-              <w:bottom w:w="50" w:type="dxa"/>
-              <w:right w:w="70" w:type="dxa"/>
-            </w:tcMar>
-          </w:tcPr>
-          <w:p>
-            <w:pPr>
-              <w:spacing w:before="0" w:after="0" w:line="230" w:lineRule="auto"/>
-            </w:pPr>
-            <w:r/>
-            <w:r>
-              <w:rPr>
-                <w:rFonts w:ascii="Liberation Serif" w:hAnsi="Liberation Serif" w:eastAsia="Liberation Serif" w:cs="Liberation Serif"/>
-                <w:b w:val="0"/>
-                <w:color w:val="222222"/>
-                <w:sz w:val="19"/>
-              </w:rPr>
-              <w:t>One person. Signs the close.</w:t>
-            </w:r>
-          </w:p>
-        </w:tc>
-      </w:tr>
-      <w:tr>
-        <w:tc>
-          <w:tcPr>
-            <w:tcW w:type="dxa" w:w="2976"/>
-            <w:shd w:fill="FFFFFF" w:val="clear"/>
-            <w:tcBorders>
-              <w:top w:val="single" w:sz="4" w:space="0" w:color="C5CDD6"/>
-              <w:left w:val="single" w:sz="4" w:space="0" w:color="C5CDD6"/>
-              <w:bottom w:val="single" w:sz="4" w:space="0" w:color="C5CDD6"/>
-              <w:right w:val="single" w:sz="4" w:space="0" w:color="C5CDD6"/>
-            </w:tcBorders>
-            <w:tcMar>
-              <w:top w:w="50" w:type="dxa"/>
-              <w:left w:w="70" w:type="dxa"/>
-              <w:bottom w:w="50" w:type="dxa"/>
-              <w:right w:w="70" w:type="dxa"/>
-            </w:tcMar>
-          </w:tcPr>
-          <w:p>
-            <w:pPr>
-              <w:spacing w:before="0" w:after="0" w:line="230" w:lineRule="auto"/>
-            </w:pPr>
-            <w:r/>
-            <w:r>
-              <w:rPr>
-                <w:rFonts w:ascii="Liberation Serif" w:hAnsi="Liberation Serif" w:eastAsia="Liberation Serif" w:cs="Liberation Serif"/>
-                <w:b w:val="0"/>
-                <w:color w:val="222222"/>
-                <w:sz w:val="19"/>
-              </w:rPr>
-              <w:t>Consulted</w:t>
-            </w:r>
-          </w:p>
-        </w:tc>
-        <w:tc>
-          <w:tcPr>
-            <w:tcW w:type="dxa" w:w="2976"/>
-            <w:shd w:fill="FFFFFF" w:val="clear"/>
-            <w:tcBorders>
-              <w:top w:val="single" w:sz="4" w:space="0" w:color="C5CDD6"/>
-              <w:left w:val="single" w:sz="4" w:space="0" w:color="C5CDD6"/>
-              <w:bottom w:val="single" w:sz="4" w:space="0" w:color="C5CDD6"/>
-              <w:right w:val="single" w:sz="4" w:space="0" w:color="C5CDD6"/>
-            </w:tcBorders>
-            <w:tcMar>
-              <w:top w:w="50" w:type="dxa"/>
-              <w:left w:w="70" w:type="dxa"/>
-              <w:bottom w:w="50" w:type="dxa"/>
-              <w:right w:w="70" w:type="dxa"/>
-            </w:tcMar>
-          </w:tcPr>
-          <w:p>
-            <w:pPr>
-              <w:spacing w:before="0" w:after="0" w:line="230" w:lineRule="auto"/>
-            </w:pPr>
-            <w:r/>
-            <w:r>
-              <w:rPr>
-                <w:rFonts w:ascii="Liberation Serif" w:hAnsi="Liberation Serif" w:eastAsia="Liberation Serif" w:cs="Liberation Serif"/>
-                <w:b w:val="0"/>
-                <w:color w:val="222222"/>
-                <w:sz w:val="19"/>
-              </w:rPr>
-              <w:t>Kavya Menon</w:t>
-            </w:r>
-          </w:p>
-        </w:tc>
-        <w:tc>
-          <w:tcPr>
-            <w:tcW w:type="dxa" w:w="2976"/>
-            <w:shd w:fill="FFFFFF" w:val="clear"/>
-            <w:tcBorders>
-              <w:top w:val="single" w:sz="4" w:space="0" w:color="C5CDD6"/>
-              <w:left w:val="single" w:sz="4" w:space="0" w:color="C5CDD6"/>
-              <w:bottom w:val="single" w:sz="4" w:space="0" w:color="C5CDD6"/>
-              <w:right w:val="single" w:sz="4" w:space="0" w:color="C5CDD6"/>
-            </w:tcBorders>
-            <w:tcMar>
-              <w:top w:w="50" w:type="dxa"/>
-              <w:left w:w="70" w:type="dxa"/>
-              <w:bottom w:w="50" w:type="dxa"/>
-              <w:right w:w="70" w:type="dxa"/>
-            </w:tcMar>
-          </w:tcPr>
-          <w:p>
-            <w:pPr>
-              <w:spacing w:before="0" w:after="0" w:line="230" w:lineRule="auto"/>
-            </w:pPr>
-            <w:r/>
-            <w:r>
-              <w:rPr>
-                <w:rFonts w:ascii="Liberation Serif" w:hAnsi="Liberation Serif" w:eastAsia="Liberation Serif" w:cs="Liberation Serif"/>
-                <w:b w:val="0"/>
-                <w:color w:val="222222"/>
-                <w:sz w:val="19"/>
-              </w:rPr>
-              <w:t>Reviewer, not a shadow owner</w:t>
-            </w:r>
-          </w:p>
-        </w:tc>
-      </w:tr>
-      <w:tr>
-        <w:tc>
-          <w:tcPr>
-            <w:tcW w:type="dxa" w:w="2976"/>
-            <w:shd w:fill="EEF2F6" w:val="clear"/>
-            <w:tcBorders>
-              <w:top w:val="single" w:sz="4" w:space="0" w:color="C5CDD6"/>
-              <w:left w:val="single" w:sz="4" w:space="0" w:color="C5CDD6"/>
-              <w:bottom w:val="single" w:sz="4" w:space="0" w:color="C5CDD6"/>
-              <w:right w:val="single" w:sz="4" w:space="0" w:color="C5CDD6"/>
-            </w:tcBorders>
-            <w:tcMar>
-              <w:top w:w="50" w:type="dxa"/>
-              <w:left w:w="70" w:type="dxa"/>
-              <w:bottom w:w="50" w:type="dxa"/>
-              <w:right w:w="70" w:type="dxa"/>
-            </w:tcMar>
-          </w:tcPr>
-          <w:p>
-            <w:pPr>
-              <w:spacing w:before="0" w:after="0" w:line="230" w:lineRule="auto"/>
-            </w:pPr>
-            <w:r/>
-            <w:r>
-              <w:rPr>
-                <w:rFonts w:ascii="Liberation Serif" w:hAnsi="Liberation Serif" w:eastAsia="Liberation Serif" w:cs="Liberation Serif"/>
-                <w:b w:val="0"/>
-                <w:color w:val="222222"/>
-                <w:sz w:val="19"/>
-              </w:rPr>
-              <w:t>Informed</w:t>
-            </w:r>
-          </w:p>
-        </w:tc>
-        <w:tc>
-          <w:tcPr>
-            <w:tcW w:type="dxa" w:w="2976"/>
-            <w:shd w:fill="EEF2F6" w:val="clear"/>
-            <w:tcBorders>
-              <w:top w:val="single" w:sz="4" w:space="0" w:color="C5CDD6"/>
-              <w:left w:val="single" w:sz="4" w:space="0" w:color="C5CDD6"/>
-              <w:bottom w:val="single" w:sz="4" w:space="0" w:color="C5CDD6"/>
-              <w:right w:val="single" w:sz="4" w:space="0" w:color="C5CDD6"/>
-            </w:tcBorders>
-            <w:tcMar>
-              <w:top w:w="50" w:type="dxa"/>
-              <w:left w:w="70" w:type="dxa"/>
-              <w:bottom w:w="50" w:type="dxa"/>
-              <w:right w:w="70" w:type="dxa"/>
-            </w:tcMar>
-          </w:tcPr>
-          <w:p>
-            <w:pPr>
-              <w:spacing w:before="0" w:after="0" w:line="230" w:lineRule="auto"/>
-            </w:pPr>
-            <w:r/>
-            <w:r>
-              <w:rPr>
-                <w:rFonts w:ascii="Liberation Serif" w:hAnsi="Liberation Serif" w:eastAsia="Liberation Serif" w:cs="Liberation Serif"/>
-                <w:b w:val="0"/>
-                <w:color w:val="222222"/>
-                <w:sz w:val="19"/>
-              </w:rPr>
-              <w:t>Marcus Bell</w:t>
-            </w:r>
-          </w:p>
-        </w:tc>
-        <w:tc>
-          <w:tcPr>
-            <w:tcW w:type="dxa" w:w="2976"/>
-            <w:shd w:fill="EEF2F6" w:val="clear"/>
-            <w:tcBorders>
-              <w:top w:val="single" w:sz="4" w:space="0" w:color="C5CDD6"/>
-              <w:left w:val="single" w:sz="4" w:space="0" w:color="C5CDD6"/>
-              <w:bottom w:val="single" w:sz="4" w:space="0" w:color="C5CDD6"/>
-              <w:right w:val="single" w:sz="4" w:space="0" w:color="C5CDD6"/>
-            </w:tcBorders>
-            <w:tcMar>
-              <w:top w:w="50" w:type="dxa"/>
-              <w:left w:w="70" w:type="dxa"/>
-              <w:bottom w:w="50" w:type="dxa"/>
-              <w:right w:w="70" w:type="dxa"/>
-            </w:tcMar>
-          </w:tcPr>
-          <w:p>
-            <w:pPr>
-              <w:spacing w:before="0" w:after="0" w:line="230" w:lineRule="auto"/>
-            </w:pPr>
-            <w:r/>
-            <w:r>
-              <w:rPr>
-                <w:rFonts w:ascii="Liberation Serif" w:hAnsi="Liberation Serif" w:eastAsia="Liberation Serif" w:cs="Liberation Serif"/>
-                <w:b w:val="0"/>
-                <w:color w:val="222222"/>
-                <w:sz w:val="19"/>
-              </w:rPr>
-              <w:t>Clearhaven path; no hostnames</w:t>
-            </w:r>
-          </w:p>
-        </w:tc>
-      </w:tr>
-    </w:tbl>
-    <w:p>
-      <w:pPr>
-        <w:spacing w:before="40" w:after="160" w:line="80" w:lineRule="auto"/>
-      </w:pPr>
-    </w:p>
-    <w:p>
-      <w:pPr>
-        <w:spacing w:before="0" w:after="240" w:line="427" w:lineRule="auto"/>
-        <w:ind w:firstLine="288"/>
-      </w:pPr>
-      <w:r>
-        <w:rPr>
-          <w:rFonts w:ascii="Liberation Serif" w:hAnsi="Liberation Serif" w:eastAsia="Liberation Serif" w:cs="Liberation Serif"/>
-          <w:color w:val="222222"/>
-          <w:sz w:val="24"/>
-        </w:rPr>
-        <w:t>If two people think they are accountable, Rahul Deshmukh picks one on CLH-6088. If nobody is, secret skew that looks like 'no work' has not started. Aman Kumar is the writer of this file. That is not the same as accountable unless the front already said so. I will rewrite any row that says 'platform' or 'ops' as a person before I call this done.</w:t>
-      </w:r>
-    </w:p>
-    <w:p>
-      <w:pPr>
-        <w:spacing w:before="0" w:after="240" w:line="427" w:lineRule="auto"/>
-        <w:ind w:firstLine="288"/>
-      </w:pPr>
-      <w:r>
-        <w:rPr>
-          <w:rFonts w:ascii="Liberation Serif" w:hAnsi="Liberation Serif" w:eastAsia="Liberation Serif" w:cs="Liberation Serif"/>
-          <w:color w:val="222222"/>
-          <w:sz w:val="24"/>
-        </w:rPr>
-        <w:t>Pages go to the responsible person, not to a Slack channel that everyone mutes. If Helen Cho is out, the backup is a name on CLH-6088 the same day, not a hope that someone is watching recon.clh.prod.northstar.internal.</w:t>
-      </w:r>
-    </w:p>
-    <w:p>
-      <w:pPr>
-        <w:spacing w:before="0" w:after="240" w:line="427" w:lineRule="auto"/>
-        <w:ind w:firstLine="288"/>
-      </w:pPr>
-      <w:r>
-        <w:rPr>
-          <w:rFonts w:ascii="Liberation Serif" w:hAnsi="Liberation Serif" w:eastAsia="Liberation Serif" w:cs="Liberation Serif"/>
-          <w:color w:val="222222"/>
-          <w:sz w:val="24"/>
-        </w:rPr>
-        <w:t>RACI I will actually use for secret skew that looks like 'no work': responsible Helen Cho, accountable Rahul Deshmukh, consulted Chris Patel, informed Marcus Bell. Ticket CLH-6088. A team name in any of those slots is a defect. I will rewrite it as a person.</w:t>
-      </w:r>
-    </w:p>
-    <w:p>
-      <w:pPr>
-        <w:spacing w:before="0" w:after="240" w:line="427" w:lineRule="auto"/>
-        <w:ind w:firstLine="288"/>
-      </w:pPr>
-      <w:r>
-        <w:rPr>
-          <w:rFonts w:ascii="Liberation Serif" w:hAnsi="Liberation Serif" w:eastAsia="Liberation Serif" w:cs="Liberation Serif"/>
-          <w:color w:val="222222"/>
-          <w:sz w:val="24"/>
-        </w:rPr>
-        <w:t>If two people think they are accountable, Rahul Deshmukh picks one. If nobody is, the work is not started. Aman Kumar is consulted on the writeup, not accountable for secret skew that looks like 'no work' unless the front already said so.</w:t>
-      </w:r>
-    </w:p>
-    <w:p>
-      <w:pPr>
-        <w:spacing w:before="0" w:after="240" w:line="427" w:lineRule="auto"/>
-        <w:ind w:firstLine="288"/>
-      </w:pPr>
-      <w:r>
-        <w:rPr>
-          <w:rFonts w:ascii="Liberation Serif" w:hAnsi="Liberation Serif" w:eastAsia="Liberation Serif" w:cs="Liberation Serif"/>
-          <w:color w:val="222222"/>
-          <w:sz w:val="24"/>
-        </w:rPr>
-        <w:t>If a row in the RACI still says a team name next week, secret skew that looks like 'no work' is not staffed. Helen Cho fixes the row on CLH-6088 or we do not start. Pages go to a person. A muted channel is not an owner. Backup is a name written the same day.</w:t>
-      </w:r>
-    </w:p>
-    <w:p>
-      <w:pPr>
-        <w:pStyle w:val="Heading2"/>
-      </w:pPr>
-      <w:r>
-        <w:t>Dry-run before a write (dropping a column in the same release as the readers)</w:t>
-      </w:r>
-    </w:p>
-    <w:p>
-      <w:pPr>
-        <w:spacing w:before="0" w:after="240" w:line="427" w:lineRule="auto"/>
-        <w:ind w:firstLine="288"/>
-      </w:pPr>
-      <w:r>
-        <w:rPr>
-          <w:rFonts w:ascii="Liberation Serif" w:hAnsi="Liberation Serif" w:eastAsia="Liberation Serif" w:cs="Liberation Serif"/>
-          <w:color w:val="222222"/>
-          <w:sz w:val="24"/>
-        </w:rPr>
-        <w:t>A dry-run for dropping a column in the same release as the readers prints a count before it writes. If we cannot show that count on recon-preview.clh.prod.northstar.internal, we abort. Chris Patel pastes the output on CLH-6022. I will not accept 'it looked fine in the UI' or 'staging was green.' Staging has lied about partition count before.</w:t>
-      </w:r>
-    </w:p>
-    <w:p>
-      <w:pPr>
-        <w:spacing w:before="80" w:after="40" w:line="200" w:lineRule="auto"/>
-      </w:pPr>
-      <w:r>
-        <w:rPr>
-          <w:rFonts w:ascii="Liberation Sans" w:hAnsi="Liberation Sans" w:eastAsia="Liberation Sans" w:cs="Liberation Sans"/>
-          <w:i/>
-          <w:color w:val="555555"/>
-          <w:sz w:val="17"/>
-        </w:rPr>
-        <w:t>Shape of the dry-run, not a paste of production data. CLH-6022.</w:t>
-      </w:r>
-    </w:p>
-    <w:tbl>
-      <w:tblPr>
-        <w:tblW w:type="auto" w:w="0"/>
-        <w:tblLook w:firstColumn="1" w:firstRow="1" w:lastColumn="0" w:lastRow="0" w:noHBand="0" w:noVBand="1" w:val="04A0"/>
-      </w:tblPr>
-      <w:tblGrid>
-        <w:gridCol w:w="8928"/>
-      </w:tblGrid>
-      <w:tr>
-        <w:tc>
-          <w:tcPr>
-            <w:tcW w:type="dxa" w:w="8928"/>
-            <w:shd w:fill="F3F4F6" w:val="clear"/>
-            <w:tcBorders>
-              <w:top w:val="single" w:sz="6" w:space="0" w:color="C5CDD6"/>
-              <w:left w:val="single" w:sz="6" w:space="0" w:color="C5CDD6"/>
-              <w:bottom w:val="single" w:sz="6" w:space="0" w:color="C5CDD6"/>
-              <w:right w:val="single" w:sz="6" w:space="0" w:color="C5CDD6"/>
-            </w:tcBorders>
-            <w:tcMar>
-              <w:top w:w="90" w:type="dxa"/>
-              <w:left w:w="120" w:type="dxa"/>
-              <w:bottom w:w="90" w:type="dxa"/>
-              <w:right w:w="120" w:type="dxa"/>
-            </w:tcMar>
-          </w:tcPr>
-          <w:p>
-            <w:pPr>
-              <w:spacing w:before="0" w:after="0" w:line="220" w:lineRule="auto"/>
-            </w:pPr>
-            <w:r/>
-            <w:r>
-              <w:rPr>
-                <w:rFonts w:ascii="Liberation Mono" w:hAnsi="Liberation Mono" w:eastAsia="Liberation Mono" w:cs="Liberation Mono"/>
-                <w:color w:val="222222"/>
-                <w:sz w:val="17"/>
-              </w:rPr>
-              <w:t># CLH-TDD-2023-017 dry-run / dropping a column in the same release as the readers</w:t>
-            </w:r>
-          </w:p>
-          <w:p>
-            <w:pPr>
-              <w:spacing w:before="0" w:after="0" w:line="220" w:lineRule="auto"/>
-            </w:pPr>
-            <w:r>
-              <w:rPr>
-                <w:rFonts w:ascii="Liberation Mono" w:hAnsi="Liberation Mono" w:eastAsia="Liberation Mono" w:cs="Liberation Mono"/>
-                <w:color w:val="222222"/>
-                <w:sz w:val="17"/>
-              </w:rPr>
-              <w:t># run on recon-preview.clh.prod.northstar.internal or a listed replica, read-only</w:t>
-            </w:r>
-          </w:p>
-          <w:p>
-            <w:pPr>
-              <w:spacing w:before="0" w:after="0" w:line="220" w:lineRule="auto"/>
-            </w:pPr>
-            <w:r>
-              <w:rPr>
-                <w:rFonts w:ascii="Liberation Mono" w:hAnsi="Liberation Mono" w:eastAsia="Liberation Mono" w:cs="Liberation Mono"/>
-                <w:color w:val="222222"/>
-                <w:sz w:val="17"/>
-              </w:rPr>
-              <w:t>date -u</w:t>
-            </w:r>
-          </w:p>
-          <w:p>
-            <w:pPr>
-              <w:spacing w:before="0" w:after="0" w:line="220" w:lineRule="auto"/>
-            </w:pPr>
-            <w:r>
-              <w:rPr>
-                <w:rFonts w:ascii="Liberation Mono" w:hAnsi="Liberation Mono" w:eastAsia="Liberation Mono" w:cs="Liberation Mono"/>
-                <w:color w:val="222222"/>
-                <w:sz w:val="17"/>
-              </w:rPr>
-              <w:t># print the count the write would touch</w:t>
-            </w:r>
-          </w:p>
-          <w:p>
-            <w:pPr>
-              <w:spacing w:before="0" w:after="0" w:line="220" w:lineRule="auto"/>
-            </w:pPr>
-            <w:r>
-              <w:rPr>
-                <w:rFonts w:ascii="Liberation Mono" w:hAnsi="Liberation Mono" w:eastAsia="Liberation Mono" w:cs="Liberation Mono"/>
-                <w:color w:val="222222"/>
-                <w:sz w:val="17"/>
-              </w:rPr>
-              <w:t># abort if the count is 0, or larger than 2x the front-matter guess</w:t>
-            </w:r>
-          </w:p>
-          <w:p>
-            <w:pPr>
-              <w:spacing w:before="0" w:after="0" w:line="220" w:lineRule="auto"/>
-            </w:pPr>
-            <w:r>
-              <w:rPr>
-                <w:rFonts w:ascii="Liberation Mono" w:hAnsi="Liberation Mono" w:eastAsia="Liberation Mono" w:cs="Liberation Mono"/>
-                <w:color w:val="222222"/>
-                <w:sz w:val="17"/>
-              </w:rPr>
-              <w:t># write the number on CLH-6022 before any mutate</w:t>
-            </w:r>
-          </w:p>
-        </w:tc>
-      </w:tr>
-    </w:tbl>
-    <w:p>
-      <w:pPr>
-        <w:spacing w:before="40" w:after="160" w:line="80" w:lineRule="auto"/>
-      </w:pPr>
-    </w:p>
-    <w:p>
-      <w:pPr>
-        <w:spacing w:before="0" w:after="240" w:line="427" w:lineRule="auto"/>
-        <w:ind w:firstLine="288"/>
-      </w:pPr>
-      <w:r>
-        <w:rPr>
-          <w:rFonts w:ascii="Liberation Serif" w:hAnsi="Liberation Serif" w:eastAsia="Liberation Serif" w:cs="Liberation Serif"/>
-          <w:color w:val="222222"/>
-          <w:sz w:val="24"/>
-        </w:rPr>
-        <w:t>Abort is cheaper than a dual-run that violates the unique key. Dual-run that breaks uniqueness is a data incident. Kavya Menon does not get to redefine uniqueness to hit a date. Aman Kumar will stop the job.</w:t>
-      </w:r>
-    </w:p>
-    <w:p>
-      <w:pPr>
-        <w:spacing w:before="0" w:after="240" w:line="427" w:lineRule="auto"/>
-        <w:ind w:firstLine="288"/>
-      </w:pPr>
-      <w:r>
-        <w:rPr>
-          <w:rFonts w:ascii="Liberation Serif" w:hAnsi="Liberation Serif" w:eastAsia="Liberation Serif" w:cs="Liberation Serif"/>
-          <w:color w:val="222222"/>
-          <w:sz w:val="24"/>
-        </w:rPr>
-        <w:t>If the dry-run count disagrees with 14 by more than we can explain in one sentence, we do not 'split the difference.' We stop and Chris Patel writes the discrepancy on CLH-6022.</w:t>
-      </w:r>
-    </w:p>
-    <w:p>
-      <w:pPr>
-        <w:spacing w:before="0" w:after="240" w:line="427" w:lineRule="auto"/>
-        <w:ind w:firstLine="288"/>
-      </w:pPr>
-      <w:r>
-        <w:rPr>
-          <w:rFonts w:ascii="Liberation Serif" w:hAnsi="Liberation Serif" w:eastAsia="Liberation Serif" w:cs="Liberation Serif"/>
-          <w:color w:val="222222"/>
-          <w:sz w:val="24"/>
-        </w:rPr>
-        <w:t>Dry-run for dropping a column in the same release as the readers has to print a count before a write. If we cannot show that count on recon-preview.clh.prod.northstar.internal, we abort. Chris Patel keeps the output on CLH-6022. I will not accept 'it looked fine in the UI' as a dry-run.</w:t>
-      </w:r>
-    </w:p>
-    <w:p>
-      <w:pPr>
-        <w:spacing w:before="0" w:after="240" w:line="427" w:lineRule="auto"/>
-        <w:ind w:firstLine="288"/>
-      </w:pPr>
-      <w:r>
-        <w:rPr>
-          <w:rFonts w:ascii="Liberation Serif" w:hAnsi="Liberation Serif" w:eastAsia="Liberation Serif" w:cs="Liberation Serif"/>
-          <w:color w:val="222222"/>
-          <w:sz w:val="24"/>
-        </w:rPr>
-        <w:t>Abort is cheaper than a dual-run that violates the unique key. Dual-run that breaks uniqueness is a data incident, not a milestone. Sneha Iyer does not get to redefine uniqueness to hit August 26, 2023.</w:t>
-      </w:r>
-    </w:p>
-    <w:p>
-      <w:pPr>
-        <w:spacing w:before="0" w:after="240" w:line="427" w:lineRule="auto"/>
-        <w:ind w:firstLine="288"/>
-      </w:pPr>
-      <w:r>
-        <w:rPr>
-          <w:rFonts w:ascii="Liberation Serif" w:hAnsi="Liberation Serif" w:eastAsia="Liberation Serif" w:cs="Liberation Serif"/>
-          <w:color w:val="222222"/>
-          <w:sz w:val="24"/>
-        </w:rPr>
-        <w:t>Dry-run leftover: print the count, write it on CLH-6022, then maybe write. Chris Patel does not get to invert that order because August 26, 2023 is close. If the count disagrees with 14 and we cannot explain it in one sentence, we stop. We do not split the difference.</w:t>
+        <w:t>date pressure on the freeze clock versus a 'small apply' is not a date, August 17, 2023 is if Aman Kumar keeps it, a green job with no rows still pages, and Clearhaven does not get recon-preview.clh.prod.northstar.internal in an outbound sentence.</w:t>
       </w:r>
     </w:p>
     <w:p>
@@ -13257,7 +11007,7 @@
     </w:p>
     <w:p>
       <w:pPr>
-        <w:spacing w:before="0" w:after="240" w:line="427" w:lineRule="auto"/>
+        <w:spacing w:before="0" w:after="200" w:line="396" w:lineRule="auto"/>
         <w:ind w:firstLine="288"/>
       </w:pPr>
       <w:r>
@@ -13271,7 +11021,7 @@
     </w:p>
     <w:p>
       <w:pPr>
-        <w:spacing w:before="0" w:after="240" w:line="427" w:lineRule="auto"/>
+        <w:spacing w:before="0" w:after="200" w:line="396" w:lineRule="auto"/>
         <w:ind w:firstLine="288"/>
       </w:pPr>
       <w:r>
@@ -13280,12 +11030,12 @@
           <w:color w:val="222222"/>
           <w:sz w:val="24"/>
         </w:rPr>
-        <w:t>CLH-INC-2023-061 still sits with Rahul Deshmukh. Host recon.clh.prod.northstar.internal. Due August 14, 2023 unless they write a new date. Close is a decision, a refuse, or that date. I will not accept a status dump. Front-matter number I am not re-arguing: 180. If this leftover is done, Rahul Deshmukh marks CLH-INC-2023-061 done. Aman Kumar will not keep a shadow list.</w:t>
+        <w:t>if lock budget on the primary is still fuzzy, CLH-6021 is the place to say so, pages go to a person, not a muted channel, and I ping once and after that Sneha Iyer is late, not blocked.</w:t>
       </w:r>
     </w:p>
     <w:p>
       <w:pPr>
-        <w:spacing w:before="0" w:after="240" w:line="427" w:lineRule="auto"/>
+        <w:spacing w:before="0" w:after="200" w:line="396" w:lineRule="auto"/>
         <w:ind w:firstLine="288"/>
       </w:pPr>
       <w:r>
@@ -13294,12 +11044,12 @@
           <w:color w:val="222222"/>
           <w:sz w:val="24"/>
         </w:rPr>
-        <w:t>I still owe Kavya Menon a usable remainder on CLH-MTG-2023-041, not a transcript. The leftover on recon-preview.clh.prod.northstar.internal is whether we keep the path the front already named. Due August 16, 2023. If they need a user-visible line, it goes through the comms leftover, not this sentence. Number in play: 28.</w:t>
+        <w:t>I will not reopen URI versioning for Clearhaven recon APIs to smuggle idempotency that is not a filename back in, the first check is a read on recon-preview.clh.prod.northstar.internal, and abort beats a lying dual-run.</w:t>
       </w:r>
     </w:p>
     <w:p>
       <w:pPr>
-        <w:spacing w:before="0" w:after="240" w:line="427" w:lineRule="auto"/>
+        <w:spacing w:before="0" w:after="200" w:line="396" w:lineRule="auto"/>
         <w:ind w:firstLine="288"/>
       </w:pPr>
       <w:r>
@@ -13308,12 +11058,12 @@
           <w:color w:val="222222"/>
           <w:sz w:val="24"/>
         </w:rPr>
-        <w:t>Access leftover: if I can still write to recon.clh.prod.northstar.internal after August 18, 2023, revoke it. Marcus Bell either has the grant or the work is not theirs yet. Ticket CLH-6021. I will not leave a personal kubeconfig as a backup plan.</w:t>
+        <w:t>I parked residency: no 'just a replica elsewhere' on CLH-5602 so it is not Slack archaeology, a green job with no rows still pages, and a vendor discount is not evidence.</w:t>
       </w:r>
     </w:p>
     <w:p>
       <w:pPr>
-        <w:spacing w:before="0" w:after="240" w:line="427" w:lineRule="auto"/>
+        <w:spacing w:before="0" w:after="200" w:line="396" w:lineRule="auto"/>
         <w:ind w:firstLine="288"/>
       </w:pPr>
       <w:r>
@@ -13322,12 +11072,12 @@
           <w:color w:val="222222"/>
           <w:sz w:val="24"/>
         </w:rPr>
-        <w:t>Measurement leftover on recon-preview.clh.prod.northstar.internal: reprint the count before anyone claims CLH-5204 is done. Helen Cho pastes it. If it disagrees with 061 and we cannot explain that in one sentence, we are not done. Due August 20, 2023.</w:t>
+        <w:t>Aman Kumar owes a close on exactly-once claims we will not make by August 14, 2023, not a status emoji, pages go to a person, not a muted channel, and a skip is a ticket and a flake is a capture.</w:t>
       </w:r>
     </w:p>
     <w:p>
       <w:pPr>
-        <w:spacing w:before="0" w:after="240" w:line="427" w:lineRule="auto"/>
+        <w:spacing w:before="0" w:after="200" w:line="396" w:lineRule="auto"/>
         <w:ind w:firstLine="288"/>
       </w:pPr>
       <w:r>
@@ -13336,12 +11086,12 @@
           <w:color w:val="222222"/>
           <w:sz w:val="24"/>
         </w:rPr>
-        <w:t>Comms leftover for CLH-5602: no hostname, no payload. Chris Patel drafts, I review. If we are not done by August 22, 2023, the outbound line says we are not done and names the next update we can hit. Clearhaven does not get recon.clh.prod.northstar.internal.</w:t>
+        <w:t>after August 15, 2023, leftover access for date pressure versus a date with owners is a bug, not a courtesy, the first check is a read on recon.clh.prod.northstar.internal, and I will not mix clocks to make date pressure versus a date with owners look healthier.</w:t>
       </w:r>
     </w:p>
     <w:p>
       <w:pPr>
-        <w:spacing w:before="0" w:after="240" w:line="427" w:lineRule="auto"/>
+        <w:spacing w:before="0" w:after="200" w:line="396" w:lineRule="auto"/>
         <w:ind w:firstLine="288"/>
       </w:pPr>
       <w:r>
@@ -13350,12 +11100,12 @@
           <w:color w:val="222222"/>
           <w:sz w:val="24"/>
         </w:rPr>
-        <w:t>Test leftover: the case that maps to CLH-5744 still has to fail if someone cleans the fixture. Sneha Iyer owns that fixture. Host if we soak: recon-preview.clh.prod.northstar.internal. Due August 24, 2023. Skip is a ticket, not a comment.</w:t>
+        <w:t>do not treat the freeze clock versus a 'small apply' as polish, Four Marcus either owns it or we drop it, a green job with no rows still pages, and the sample I would still defend uses the same clock as 28.</w:t>
       </w:r>
     </w:p>
     <w:p>
       <w:pPr>
-        <w:spacing w:before="0" w:after="240" w:line="427" w:lineRule="auto"/>
+        <w:spacing w:before="0" w:after="200" w:line="396" w:lineRule="auto"/>
         <w:ind w:firstLine="288"/>
       </w:pPr>
       <w:r>
@@ -13364,12 +11114,12 @@
           <w:color w:val="222222"/>
           <w:sz w:val="24"/>
         </w:rPr>
-        <w:t>Calendar leftover: August 26, 2023 versus the freeze already in the front. If they collide, Aman Kumar moves CLH-5910, not the freeze. recon.clh.prod.northstar.internal does not get a thaw for a demo. Aman Kumar will not 'just apply config.'</w:t>
+        <w:t>leftover identifiers in chat, logs, or a support zip sits with Impact July on CLH-6022, pages go to a person, not a muted channel, and if this fights the front of CLH-TDD-2023-017, strike it.</w:t>
       </w:r>
     </w:p>
     <w:p>
       <w:pPr>
-        <w:spacing w:before="0" w:after="240" w:line="427" w:lineRule="auto"/>
+        <w:spacing w:before="0" w:after="200" w:line="396" w:lineRule="auto"/>
         <w:ind w:firstLine="288"/>
       </w:pPr>
       <w:r>
@@ -13378,12 +11128,12 @@
           <w:color w:val="222222"/>
           <w:sz w:val="24"/>
         </w:rPr>
-        <w:t>Stop leftover: CLH-6088 is not a twin of CLH-6022. Keep one thread. On March on recon-preview.clh.prod.northstar.internal. If this paragraph fights the front of CLH-TDD-2023-017, strike it. Due August 28, 2023.</w:t>
+        <w:t>the front of CLH-TDD-2023-017 already named a cleanup PR that renames a field, this paragraph is execution, the first check is a read on recon-preview.clh.prod.northstar.internal, and object on CLH-INC-2023-061, not in a side thread.</w:t>
       </w:r>
     </w:p>
     <w:p>
       <w:pPr>
-        <w:spacing w:before="0" w:after="240" w:line="427" w:lineRule="auto"/>
+        <w:spacing w:before="0" w:after="200" w:line="396" w:lineRule="auto"/>
         <w:ind w:firstLine="288"/>
       </w:pPr>
       <w:r>
@@ -13392,12 +11142,12 @@
           <w:color w:val="222222"/>
           <w:sz w:val="24"/>
         </w:rPr>
-        <w:t>CLH-6022 still sits with On July. Host recon.clh.prod.northstar.internal. Due August 30, 2023 unless they write a new date. Close is a decision, a refuse, or that date. I will not accept a status dump. Front-matter number I am not re-arguing: 1.18. If this leftover is done, On July marks CLH-6022 done. Aman Kumar will not keep a shadow list.</w:t>
+        <w:t>date pressure on staging that is too small to catch the bug is not a date, August 19, 2023 is if Rahul Deshmukh keeps it, a green job with no rows still pages, and Clearhaven does not get recon.clh.prod.northstar.internal in an outbound sentence.</w:t>
       </w:r>
     </w:p>
     <w:p>
       <w:pPr>
-        <w:spacing w:before="0" w:after="240" w:line="427" w:lineRule="auto"/>
+        <w:spacing w:before="0" w:after="200" w:line="396" w:lineRule="auto"/>
         <w:ind w:firstLine="288"/>
       </w:pPr>
       <w:r>
@@ -13406,12 +11156,12 @@
           <w:color w:val="222222"/>
           <w:sz w:val="24"/>
         </w:rPr>
-        <w:t>I still owe The July a usable remainder on CLH-INC-2023-061, not a transcript. The leftover on recon-preview.clh.prod.northstar.internal is whether we keep the path the front already named. Due September 1, 2023. If they need a user-visible line, it goes through the comms leftover, not this sentence. Number in play: 18.</w:t>
+        <w:t>if weekend coverage that is not in the SLA is still fuzzy, CLH-6021 is the place to say so, pages go to a person, not a muted channel, and I ping once and after that Kavya Menon is late, not blocked.</w:t>
       </w:r>
     </w:p>
     <w:p>
       <w:pPr>
-        <w:spacing w:before="0" w:after="240" w:line="427" w:lineRule="auto"/>
+        <w:spacing w:before="0" w:after="200" w:line="396" w:lineRule="auto"/>
         <w:ind w:firstLine="288"/>
       </w:pPr>
       <w:r>
@@ -13420,12 +11170,12 @@
           <w:color w:val="222222"/>
           <w:sz w:val="24"/>
         </w:rPr>
-        <w:t>Access leftover: if I can still write to recon.clh.prod.northstar.internal after September 3, 2023, revoke it. Four Marcus either has the grant or the work is not theirs yet. Ticket CLH-MTG-2023-041. I will not leave a personal kubeconfig as a backup plan.</w:t>
+        <w:t>I will not reopen URI versioning for Clearhaven recon APIs to smuggle a vendor overlay we already rejected back in, the first check is a read on recon.clh.prod.northstar.internal, and abort beats a lying dual-run.</w:t>
       </w:r>
     </w:p>
     <w:p>
       <w:pPr>
-        <w:spacing w:before="0" w:after="240" w:line="427" w:lineRule="auto"/>
+        <w:spacing w:before="0" w:after="200" w:line="396" w:lineRule="auto"/>
         <w:ind w:firstLine="288"/>
       </w:pPr>
       <w:r>
@@ -13434,14 +11184,1960 @@
           <w:color w:val="222222"/>
           <w:sz w:val="24"/>
         </w:rPr>
-        <w:t>Measurement leftover on recon-preview.clh.prod.northstar.internal: reprint the count before anyone claims CLH-6021 is done. Impact July pastes it. If it disagrees with 17 and we cannot explain that in one sentence, we are not done. Due September 5, 2023.</w:t>
+        <w:t>I parked replica lag after a count that looked fine on CLH-5602 so it is not Slack archaeology, a green job with no rows still pages, and a vendor discount is not evidence.</w:t>
+      </w:r>
+    </w:p>
+    <w:p>
+      <w:pPr>
+        <w:spacing w:before="0" w:after="200" w:line="396" w:lineRule="auto"/>
+        <w:ind w:firstLine="288"/>
+      </w:pPr>
+      <w:r>
+        <w:rPr>
+          <w:rFonts w:ascii="Liberation Serif" w:hAnsi="Liberation Serif" w:eastAsia="Liberation Serif" w:cs="Liberation Serif"/>
+          <w:color w:val="222222"/>
+          <w:sz w:val="24"/>
+        </w:rPr>
+        <w:t>Aman Kumar owes a close on secret skew that looks like 'no work' by August 12, 2023, not a status emoji, pages go to a person, not a muted channel, and a skip is a ticket and a flake is a capture.</w:t>
+      </w:r>
+    </w:p>
+    <w:p>
+      <w:pPr>
+        <w:spacing w:before="0" w:after="200" w:line="396" w:lineRule="auto"/>
+        <w:ind w:firstLine="288"/>
+      </w:pPr>
+      <w:r>
+        <w:rPr>
+          <w:rFonts w:ascii="Liberation Serif" w:hAnsi="Liberation Serif" w:eastAsia="Liberation Serif" w:cs="Liberation Serif"/>
+          <w:color w:val="222222"/>
+          <w:sz w:val="24"/>
+        </w:rPr>
+        <w:t>after August 13, 2023, leftover access for a dashboard screenshot standing in for a permalink is a bug, not a courtesy, the first check is a read on recon-preview.clh.prod.northstar.internal, and I will not mix clocks to make a dashboard screenshot standing in for a permalink look healthier.</w:t>
+      </w:r>
+    </w:p>
+    <w:p>
+      <w:pPr>
+        <w:spacing w:before="0" w:after="200" w:line="396" w:lineRule="auto"/>
+        <w:ind w:firstLine="288"/>
+      </w:pPr>
+      <w:r>
+        <w:rPr>
+          <w:rFonts w:ascii="Liberation Serif" w:hAnsi="Liberation Serif" w:eastAsia="Liberation Serif" w:cs="Liberation Serif"/>
+          <w:color w:val="222222"/>
+          <w:sz w:val="24"/>
+        </w:rPr>
+        <w:t>do not treat owner as a team name instead of a person as polish, Aman Kumar either owns it or we drop it, a green job with no rows still pages, and the sample I would still defend uses the same clock as 30.</w:t>
+      </w:r>
+    </w:p>
+    <w:p>
+      <w:pPr>
+        <w:spacing w:before="0" w:after="200" w:line="396" w:lineRule="auto"/>
+        <w:ind w:firstLine="288"/>
+      </w:pPr>
+      <w:r>
+        <w:rPr>
+          <w:rFonts w:ascii="Liberation Serif" w:hAnsi="Liberation Serif" w:eastAsia="Liberation Serif" w:cs="Liberation Serif"/>
+          <w:color w:val="222222"/>
+          <w:sz w:val="24"/>
+        </w:rPr>
+        <w:t>leftover averaging QPS instead of testing the close sits with On March on CLH-6022, pages go to a person, not a muted channel, and if this fights the front of CLH-TDD-2023-017, strike it.</w:t>
+      </w:r>
+    </w:p>
+    <w:p>
+      <w:pPr>
+        <w:spacing w:before="0" w:after="200" w:line="396" w:lineRule="auto"/>
+        <w:ind w:firstLine="288"/>
+      </w:pPr>
+      <w:r>
+        <w:rPr>
+          <w:rFonts w:ascii="Liberation Serif" w:hAnsi="Liberation Serif" w:eastAsia="Liberation Serif" w:cs="Liberation Serif"/>
+          <w:color w:val="222222"/>
+          <w:sz w:val="24"/>
+        </w:rPr>
+        <w:t>the front of CLH-TDD-2023-017 already named dropping a column in the same release as the readers, this paragraph is execution, the first check is a read on recon.clh.prod.northstar.internal, and object on CLH-INC-2023-061, not in a side thread.</w:t>
+      </w:r>
+    </w:p>
+    <w:p>
+      <w:pPr>
+        <w:spacing w:before="0" w:after="200" w:line="396" w:lineRule="auto"/>
+        <w:ind w:firstLine="288"/>
+      </w:pPr>
+      <w:r>
+        <w:rPr>
+          <w:rFonts w:ascii="Liberation Serif" w:hAnsi="Liberation Serif" w:eastAsia="Liberation Serif" w:cs="Liberation Serif"/>
+          <w:color w:val="222222"/>
+          <w:sz w:val="24"/>
+        </w:rPr>
+        <w:t>date pressure on raising retries on a poison record is not a date, August 17, 2023 is if The July keeps it, a green job with no rows still pages, and Clearhaven does not get recon-preview.clh.prod.northstar.internal in an outbound sentence.</w:t>
+      </w:r>
+    </w:p>
+    <w:p>
+      <w:pPr>
+        <w:spacing w:before="0" w:after="200" w:line="396" w:lineRule="auto"/>
+        <w:ind w:firstLine="288"/>
+      </w:pPr>
+      <w:r>
+        <w:rPr>
+          <w:rFonts w:ascii="Liberation Serif" w:hAnsi="Liberation Serif" w:eastAsia="Liberation Serif" w:cs="Liberation Serif"/>
+          <w:color w:val="222222"/>
+          <w:sz w:val="24"/>
+        </w:rPr>
+        <w:t>if lock budget on the primary is still fuzzy, CLH-6021 is the place to say so, pages go to a person, not a muted channel, and I ping once and after that Four Marcus is late, not blocked.</w:t>
+      </w:r>
+    </w:p>
+    <w:p>
+      <w:pPr>
+        <w:spacing w:before="0" w:after="200" w:line="396" w:lineRule="auto"/>
+        <w:ind w:firstLine="288"/>
+      </w:pPr>
+      <w:r>
+        <w:rPr>
+          <w:rFonts w:ascii="Liberation Serif" w:hAnsi="Liberation Serif" w:eastAsia="Liberation Serif" w:cs="Liberation Serif"/>
+          <w:color w:val="222222"/>
+          <w:sz w:val="24"/>
+        </w:rPr>
+        <w:t>I will not reopen URI versioning for Clearhaven recon APIs to smuggle idempotency that is not a filename back in, the first check is a read on recon-preview.clh.prod.northstar.internal, and abort beats a lying dual-run.</w:t>
+      </w:r>
+    </w:p>
+    <w:p>
+      <w:pPr>
+        <w:spacing w:before="0" w:after="200" w:line="396" w:lineRule="auto"/>
+        <w:ind w:firstLine="288"/>
+      </w:pPr>
+      <w:r>
+        <w:rPr>
+          <w:rFonts w:ascii="Liberation Serif" w:hAnsi="Liberation Serif" w:eastAsia="Liberation Serif" w:cs="Liberation Serif"/>
+          <w:color w:val="222222"/>
+          <w:sz w:val="24"/>
+        </w:rPr>
+        <w:t>I parked residency: no 'just a replica elsewhere' on CLH-5602 so it is not Slack archaeology, a green job with no rows still pages, and a vendor discount is not evidence.</w:t>
+      </w:r>
+    </w:p>
+    <w:p>
+      <w:pPr>
+        <w:spacing w:before="0" w:after="200" w:line="396" w:lineRule="auto"/>
+        <w:ind w:firstLine="288"/>
+      </w:pPr>
+      <w:r>
+        <w:rPr>
+          <w:rFonts w:ascii="Liberation Serif" w:hAnsi="Liberation Serif" w:eastAsia="Liberation Serif" w:cs="Liberation Serif"/>
+          <w:color w:val="222222"/>
+          <w:sz w:val="24"/>
+        </w:rPr>
+        <w:t>Aman Kumar owes a close on exactly-once claims we will not make by August 10, 2023, not a status emoji, pages go to a person, not a muted channel, and a skip is a ticket and a flake is a capture.</w:t>
+      </w:r>
+    </w:p>
+    <w:p>
+      <w:pPr>
+        <w:spacing w:before="0" w:after="200" w:line="396" w:lineRule="auto"/>
+        <w:ind w:firstLine="288"/>
+      </w:pPr>
+      <w:r>
+        <w:rPr>
+          <w:rFonts w:ascii="Liberation Serif" w:hAnsi="Liberation Serif" w:eastAsia="Liberation Serif" w:cs="Liberation Serif"/>
+          <w:color w:val="222222"/>
+          <w:sz w:val="24"/>
+        </w:rPr>
+        <w:t>after August 11, 2023, leftover access for date pressure versus a date with owners is a bug, not a courtesy, the first check is a read on recon.clh.prod.northstar.internal, and I will not mix clocks to make date pressure versus a date with owners look healthier.</w:t>
+      </w:r>
+    </w:p>
+    <w:p>
+      <w:pPr>
+        <w:spacing w:before="0" w:after="200" w:line="396" w:lineRule="auto"/>
+        <w:ind w:firstLine="288"/>
+      </w:pPr>
+      <w:r>
+        <w:rPr>
+          <w:rFonts w:ascii="Liberation Serif" w:hAnsi="Liberation Serif" w:eastAsia="Liberation Serif" w:cs="Liberation Serif"/>
+          <w:color w:val="222222"/>
+          <w:sz w:val="24"/>
+        </w:rPr>
+        <w:t>do not treat the freeze clock versus a 'small apply' as polish, Marcus Bell either owns it or we drop it, a green job with no rows still pages, and the sample I would still defend uses the same clock as 22.</w:t>
+      </w:r>
+    </w:p>
+    <w:p>
+      <w:pPr>
+        <w:spacing w:before="0" w:after="200" w:line="396" w:lineRule="auto"/>
+        <w:ind w:firstLine="288"/>
+      </w:pPr>
+      <w:r>
+        <w:rPr>
+          <w:rFonts w:ascii="Liberation Serif" w:hAnsi="Liberation Serif" w:eastAsia="Liberation Serif" w:cs="Liberation Serif"/>
+          <w:color w:val="222222"/>
+          <w:sz w:val="24"/>
+        </w:rPr>
+        <w:t>leftover identifiers in chat, logs, or a support zip sits with Helen Cho on CLH-6022, pages go to a person, not a muted channel, and if this fights the front of CLH-TDD-2023-017, strike it.</w:t>
+      </w:r>
+    </w:p>
+    <w:p>
+      <w:pPr>
+        <w:spacing w:before="0" w:after="200" w:line="396" w:lineRule="auto"/>
+        <w:ind w:firstLine="288"/>
+      </w:pPr>
+      <w:r>
+        <w:rPr>
+          <w:rFonts w:ascii="Liberation Serif" w:hAnsi="Liberation Serif" w:eastAsia="Liberation Serif" w:cs="Liberation Serif"/>
+          <w:color w:val="222222"/>
+          <w:sz w:val="24"/>
+        </w:rPr>
+        <w:t>the front of CLH-TDD-2023-017 already named a cleanup PR that renames a field, this paragraph is execution, the first check is a read on recon-preview.clh.prod.northstar.internal, and object on CLH-INC-2023-061, not in a side thread.</w:t>
+      </w:r>
+    </w:p>
+    <w:p>
+      <w:pPr>
+        <w:spacing w:before="0" w:after="200" w:line="396" w:lineRule="auto"/>
+        <w:ind w:firstLine="288"/>
+      </w:pPr>
+      <w:r>
+        <w:rPr>
+          <w:rFonts w:ascii="Liberation Serif" w:hAnsi="Liberation Serif" w:eastAsia="Liberation Serif" w:cs="Liberation Serif"/>
+          <w:color w:val="222222"/>
+          <w:sz w:val="24"/>
+        </w:rPr>
+        <w:t>date pressure on staging that is too small to catch the bug is not a date, August 15, 2023 is if Sneha Iyer keeps it, a green job with no rows still pages, and Clearhaven does not get recon.clh.prod.northstar.internal in an outbound sentence.</w:t>
+      </w:r>
+    </w:p>
+    <w:p>
+      <w:pPr>
+        <w:spacing w:before="0" w:after="200" w:line="396" w:lineRule="auto"/>
+        <w:ind w:firstLine="288"/>
+      </w:pPr>
+      <w:r>
+        <w:rPr>
+          <w:rFonts w:ascii="Liberation Serif" w:hAnsi="Liberation Serif" w:eastAsia="Liberation Serif" w:cs="Liberation Serif"/>
+          <w:color w:val="222222"/>
+          <w:sz w:val="24"/>
+        </w:rPr>
+        <w:t>if weekend coverage that is not in the SLA is still fuzzy, CLH-6021 is the place to say so, pages go to a person, not a muted channel, and I ping once and after that Aman Kumar is late, not blocked.</w:t>
+      </w:r>
+    </w:p>
+    <w:p>
+      <w:pPr>
+        <w:spacing w:before="0" w:after="200" w:line="396" w:lineRule="auto"/>
+        <w:ind w:firstLine="288"/>
+      </w:pPr>
+      <w:r>
+        <w:rPr>
+          <w:rFonts w:ascii="Liberation Serif" w:hAnsi="Liberation Serif" w:eastAsia="Liberation Serif" w:cs="Liberation Serif"/>
+          <w:color w:val="222222"/>
+          <w:sz w:val="24"/>
+        </w:rPr>
+        <w:t>if lock budget on the primary is still fuzzy, CLH-6021 is the place to say so, pages go to a person, not a muted channel, and I ping once and after that On March is late, not blocked.</w:t>
+      </w:r>
+    </w:p>
+    <w:p>
+      <w:pPr>
+        <w:spacing w:before="0" w:after="200" w:line="396" w:lineRule="auto"/>
+        <w:ind w:firstLine="288"/>
+      </w:pPr>
+      <w:r>
+        <w:rPr>
+          <w:rFonts w:ascii="Liberation Serif" w:hAnsi="Liberation Serif" w:eastAsia="Liberation Serif" w:cs="Liberation Serif"/>
+          <w:color w:val="222222"/>
+          <w:sz w:val="24"/>
+        </w:rPr>
+        <w:t>I will not reopen URI versioning for Clearhaven recon APIs to smuggle idempotency that is not a filename back in, the first check is a read on recon-preview.clh.prod.northstar.internal, and abort beats a lying dual-run.</w:t>
+      </w:r>
+    </w:p>
+    <w:p>
+      <w:pPr>
+        <w:spacing w:before="0" w:after="200" w:line="396" w:lineRule="auto"/>
+        <w:ind w:firstLine="288"/>
+      </w:pPr>
+      <w:r>
+        <w:rPr>
+          <w:rFonts w:ascii="Liberation Serif" w:hAnsi="Liberation Serif" w:eastAsia="Liberation Serif" w:cs="Liberation Serif"/>
+          <w:color w:val="222222"/>
+          <w:sz w:val="24"/>
+        </w:rPr>
+        <w:t>I parked residency: no 'just a replica elsewhere' on CLH-5602 so it is not Slack archaeology, a green job with no rows still pages, and a vendor discount is not evidence.</w:t>
+      </w:r>
+    </w:p>
+    <w:p>
+      <w:pPr>
+        <w:spacing w:before="0" w:after="200" w:line="396" w:lineRule="auto"/>
+        <w:ind w:firstLine="288"/>
+      </w:pPr>
+      <w:r>
+        <w:rPr>
+          <w:rFonts w:ascii="Liberation Serif" w:hAnsi="Liberation Serif" w:eastAsia="Liberation Serif" w:cs="Liberation Serif"/>
+          <w:color w:val="222222"/>
+          <w:sz w:val="24"/>
+        </w:rPr>
+        <w:t>Aman Kumar owes a close on exactly-once claims we will not make by August 10, 2023, not a status emoji, pages go to a person, not a muted channel, and a skip is a ticket and a flake is a capture.</w:t>
+      </w:r>
+    </w:p>
+    <w:p>
+      <w:pPr>
+        <w:spacing w:before="0" w:after="200" w:line="396" w:lineRule="auto"/>
+        <w:ind w:firstLine="288"/>
+      </w:pPr>
+      <w:r>
+        <w:rPr>
+          <w:rFonts w:ascii="Liberation Serif" w:hAnsi="Liberation Serif" w:eastAsia="Liberation Serif" w:cs="Liberation Serif"/>
+          <w:color w:val="222222"/>
+          <w:sz w:val="24"/>
+        </w:rPr>
+        <w:t>after August 11, 2023, leftover access for date pressure versus a date with owners is a bug, not a courtesy, the first check is a read on recon.clh.prod.northstar.internal, and I will not mix clocks to make date pressure versus a date with owners look healthier.</w:t>
+      </w:r>
+    </w:p>
+    <w:p>
+      <w:pPr>
+        <w:spacing w:before="0" w:after="200" w:line="396" w:lineRule="auto"/>
+        <w:ind w:firstLine="288"/>
+      </w:pPr>
+      <w:r>
+        <w:rPr>
+          <w:rFonts w:ascii="Liberation Serif" w:hAnsi="Liberation Serif" w:eastAsia="Liberation Serif" w:cs="Liberation Serif"/>
+          <w:color w:val="222222"/>
+          <w:sz w:val="24"/>
+        </w:rPr>
+        <w:t>do not treat the freeze clock versus a 'small apply' as polish, Priya Nair either owns it or we drop it, a green job with no rows still pages, and the sample I would still defend uses the same clock as 28.</w:t>
+      </w:r>
+    </w:p>
+    <w:p>
+      <w:pPr>
+        <w:spacing w:before="0" w:after="200" w:line="396" w:lineRule="auto"/>
+        <w:ind w:firstLine="288"/>
+      </w:pPr>
+      <w:r>
+        <w:rPr>
+          <w:rFonts w:ascii="Liberation Serif" w:hAnsi="Liberation Serif" w:eastAsia="Liberation Serif" w:cs="Liberation Serif"/>
+          <w:color w:val="222222"/>
+          <w:sz w:val="24"/>
+        </w:rPr>
+        <w:t>leftover identifiers in chat, logs, or a support zip sits with Rahul Deshmukh on CLH-6022, pages go to a person, not a muted channel, and if this fights the front of CLH-TDD-2023-017, strike it.</w:t>
+      </w:r>
+    </w:p>
+    <w:p>
+      <w:pPr>
+        <w:spacing w:before="0" w:after="200" w:line="396" w:lineRule="auto"/>
+        <w:ind w:firstLine="288"/>
+      </w:pPr>
+      <w:r>
+        <w:rPr>
+          <w:rFonts w:ascii="Liberation Serif" w:hAnsi="Liberation Serif" w:eastAsia="Liberation Serif" w:cs="Liberation Serif"/>
+          <w:color w:val="222222"/>
+          <w:sz w:val="24"/>
+        </w:rPr>
+        <w:t>the front of CLH-TDD-2023-017 already named a cleanup PR that renames a field, this paragraph is execution, the first check is a read on recon-preview.clh.prod.northstar.internal, and object on CLH-INC-2023-061, not in a side thread.</w:t>
+      </w:r>
+    </w:p>
+    <w:p>
+      <w:pPr>
+        <w:spacing w:before="0" w:after="200" w:line="396" w:lineRule="auto"/>
+        <w:ind w:firstLine="288"/>
+      </w:pPr>
+      <w:r>
+        <w:rPr>
+          <w:rFonts w:ascii="Liberation Serif" w:hAnsi="Liberation Serif" w:eastAsia="Liberation Serif" w:cs="Liberation Serif"/>
+          <w:color w:val="222222"/>
+          <w:sz w:val="24"/>
+        </w:rPr>
+        <w:t>date pressure on staging that is too small to catch the bug is not a date, August 15, 2023 is if Marcus Bell keeps it, a green job with no rows still pages, and Clearhaven does not get recon.clh.prod.northstar.internal in an outbound sentence.</w:t>
+      </w:r>
+    </w:p>
+    <w:p>
+      <w:pPr>
+        <w:spacing w:before="0" w:after="200" w:line="396" w:lineRule="auto"/>
+        <w:ind w:firstLine="288"/>
+      </w:pPr>
+      <w:r>
+        <w:rPr>
+          <w:rFonts w:ascii="Liberation Serif" w:hAnsi="Liberation Serif" w:eastAsia="Liberation Serif" w:cs="Liberation Serif"/>
+          <w:color w:val="222222"/>
+          <w:sz w:val="24"/>
+        </w:rPr>
+        <w:t>if weekend coverage that is not in the SLA is still fuzzy, CLH-6021 is the place to say so, pages go to a person, not a muted channel, and I ping once and after that Helen Cho is late, not blocked.</w:t>
+      </w:r>
+    </w:p>
+    <w:p>
+      <w:pPr>
+        <w:spacing w:before="0" w:after="200" w:line="396" w:lineRule="auto"/>
+        <w:ind w:firstLine="288"/>
+      </w:pPr>
+      <w:r>
+        <w:rPr>
+          <w:rFonts w:ascii="Liberation Serif" w:hAnsi="Liberation Serif" w:eastAsia="Liberation Serif" w:cs="Liberation Serif"/>
+          <w:color w:val="222222"/>
+          <w:sz w:val="24"/>
+        </w:rPr>
+        <w:t>I will not reopen URI versioning for Clearhaven recon APIs to smuggle a vendor overlay we already rejected back in, the first check is a read on recon.clh.prod.northstar.internal, and abort beats a lying dual-run.</w:t>
+      </w:r>
+    </w:p>
+    <w:p>
+      <w:pPr>
+        <w:spacing w:before="0" w:after="200" w:line="396" w:lineRule="auto"/>
+        <w:ind w:firstLine="288"/>
+      </w:pPr>
+      <w:r>
+        <w:rPr>
+          <w:rFonts w:ascii="Liberation Serif" w:hAnsi="Liberation Serif" w:eastAsia="Liberation Serif" w:cs="Liberation Serif"/>
+          <w:color w:val="222222"/>
+          <w:sz w:val="24"/>
+        </w:rPr>
+        <w:t>I parked replica lag after a count that looked fine on CLH-5602 so it is not Slack archaeology, a green job with no rows still pages, and a vendor discount is not evidence.</w:t>
+      </w:r>
+    </w:p>
+    <w:p>
+      <w:pPr>
+        <w:spacing w:before="0" w:after="200" w:line="396" w:lineRule="auto"/>
+        <w:ind w:firstLine="288"/>
+      </w:pPr>
+      <w:r>
+        <w:rPr>
+          <w:rFonts w:ascii="Liberation Serif" w:hAnsi="Liberation Serif" w:eastAsia="Liberation Serif" w:cs="Liberation Serif"/>
+          <w:color w:val="222222"/>
+          <w:sz w:val="24"/>
+        </w:rPr>
+        <w:t>Aman Kumar owes a close on secret skew that looks like 'no work' by August 19, 2023, not a status emoji, pages go to a person, not a muted channel, and a skip is a ticket and a flake is a capture.</w:t>
+      </w:r>
+    </w:p>
+    <w:p>
+      <w:pPr>
+        <w:spacing w:before="0" w:after="200" w:line="396" w:lineRule="auto"/>
+        <w:ind w:firstLine="288"/>
+      </w:pPr>
+      <w:r>
+        <w:rPr>
+          <w:rFonts w:ascii="Liberation Serif" w:hAnsi="Liberation Serif" w:eastAsia="Liberation Serif" w:cs="Liberation Serif"/>
+          <w:color w:val="222222"/>
+          <w:sz w:val="24"/>
+        </w:rPr>
+        <w:t>after August 9, 2023, leftover access for a dashboard screenshot standing in for a permalink is a bug, not a courtesy, the first check is a read on recon-preview.clh.prod.northstar.internal, and I will not mix clocks to make a dashboard screenshot standing in for a permalink look healthier.</w:t>
+      </w:r>
+    </w:p>
+    <w:p>
+      <w:pPr>
+        <w:spacing w:before="0" w:after="200" w:line="396" w:lineRule="auto"/>
+        <w:ind w:firstLine="288"/>
+      </w:pPr>
+      <w:r>
+        <w:rPr>
+          <w:rFonts w:ascii="Liberation Serif" w:hAnsi="Liberation Serif" w:eastAsia="Liberation Serif" w:cs="Liberation Serif"/>
+          <w:color w:val="222222"/>
+          <w:sz w:val="24"/>
+        </w:rPr>
+        <w:t>do not treat owner as a team name instead of a person as polish, On July either owns it or we drop it, a green job with no rows still pages, and the sample I would still defend uses the same clock as 30.</w:t>
+      </w:r>
+    </w:p>
+    <w:p>
+      <w:pPr>
+        <w:spacing w:before="0" w:after="200" w:line="396" w:lineRule="auto"/>
+        <w:ind w:firstLine="288"/>
+      </w:pPr>
+      <w:r>
+        <w:rPr>
+          <w:rFonts w:ascii="Liberation Serif" w:hAnsi="Liberation Serif" w:eastAsia="Liberation Serif" w:cs="Liberation Serif"/>
+          <w:color w:val="222222"/>
+          <w:sz w:val="24"/>
+        </w:rPr>
+        <w:t>leftover averaging QPS instead of testing the close sits with The July on CLH-6022, pages go to a person, not a muted channel, and if this fights the front of CLH-TDD-2023-017, strike it.</w:t>
+      </w:r>
+    </w:p>
+    <w:p>
+      <w:pPr>
+        <w:spacing w:before="0" w:after="200" w:line="396" w:lineRule="auto"/>
+        <w:ind w:firstLine="288"/>
+      </w:pPr>
+      <w:r>
+        <w:rPr>
+          <w:rFonts w:ascii="Liberation Serif" w:hAnsi="Liberation Serif" w:eastAsia="Liberation Serif" w:cs="Liberation Serif"/>
+          <w:color w:val="222222"/>
+          <w:sz w:val="24"/>
+        </w:rPr>
+        <w:t>the front of CLH-TDD-2023-017 already named dropping a column in the same release as the readers, this paragraph is execution, the first check is a read on recon.clh.prod.northstar.internal, and object on CLH-INC-2023-061, not in a side thread.</w:t>
+      </w:r>
+    </w:p>
+    <w:p>
+      <w:pPr>
+        <w:spacing w:before="0" w:after="200" w:line="396" w:lineRule="auto"/>
+        <w:ind w:firstLine="288"/>
+      </w:pPr>
+      <w:r>
+        <w:rPr>
+          <w:rFonts w:ascii="Liberation Serif" w:hAnsi="Liberation Serif" w:eastAsia="Liberation Serif" w:cs="Liberation Serif"/>
+          <w:color w:val="222222"/>
+          <w:sz w:val="24"/>
+        </w:rPr>
+        <w:t>date pressure on raising retries on a poison record is not a date, August 13, 2023 is if Impact July keeps it, a green job with no rows still pages, and Clearhaven does not get recon-preview.clh.prod.northstar.internal in an outbound sentence.</w:t>
+      </w:r>
+    </w:p>
+    <w:p>
+      <w:pPr>
+        <w:spacing w:before="0" w:after="200" w:line="396" w:lineRule="auto"/>
+        <w:ind w:firstLine="288"/>
+      </w:pPr>
+      <w:r>
+        <w:rPr>
+          <w:rFonts w:ascii="Liberation Serif" w:hAnsi="Liberation Serif" w:eastAsia="Liberation Serif" w:cs="Liberation Serif"/>
+          <w:color w:val="222222"/>
+          <w:sz w:val="24"/>
+        </w:rPr>
+        <w:t>if lock budget on the primary is still fuzzy, CLH-6021 is the place to say so, pages go to a person, not a muted channel, and I ping once and after that Priya Nair is late, not blocked.</w:t>
+      </w:r>
+    </w:p>
+    <w:p>
+      <w:pPr>
+        <w:spacing w:before="0" w:after="200" w:line="396" w:lineRule="auto"/>
+        <w:ind w:firstLine="288"/>
+      </w:pPr>
+      <w:r>
+        <w:rPr>
+          <w:rFonts w:ascii="Liberation Serif" w:hAnsi="Liberation Serif" w:eastAsia="Liberation Serif" w:cs="Liberation Serif"/>
+          <w:color w:val="222222"/>
+          <w:sz w:val="24"/>
+        </w:rPr>
+        <w:t>I will not reopen URI versioning for Clearhaven recon APIs to smuggle idempotency that is not a filename back in, the first check is a read on recon-preview.clh.prod.northstar.internal, and abort beats a lying dual-run.</w:t>
+      </w:r>
+    </w:p>
+    <w:p>
+      <w:pPr>
+        <w:spacing w:before="0" w:after="200" w:line="396" w:lineRule="auto"/>
+        <w:ind w:firstLine="288"/>
+      </w:pPr>
+      <w:r>
+        <w:rPr>
+          <w:rFonts w:ascii="Liberation Serif" w:hAnsi="Liberation Serif" w:eastAsia="Liberation Serif" w:cs="Liberation Serif"/>
+          <w:color w:val="222222"/>
+          <w:sz w:val="24"/>
+        </w:rPr>
+        <w:t>I parked residency: no 'just a replica elsewhere' on CLH-5602 so it is not Slack archaeology, a green job with no rows still pages, and a vendor discount is not evidence.</w:t>
+      </w:r>
+    </w:p>
+    <w:p>
+      <w:pPr>
+        <w:spacing w:before="0" w:after="200" w:line="396" w:lineRule="auto"/>
+        <w:ind w:firstLine="288"/>
+      </w:pPr>
+      <w:r>
+        <w:rPr>
+          <w:rFonts w:ascii="Liberation Serif" w:hAnsi="Liberation Serif" w:eastAsia="Liberation Serif" w:cs="Liberation Serif"/>
+          <w:color w:val="222222"/>
+          <w:sz w:val="24"/>
+        </w:rPr>
+        <w:t>Aman Kumar owes a close on exactly-once claims we will not make by August 17, 2023, not a status emoji, pages go to a person, not a muted channel, and a skip is a ticket and a flake is a capture.</w:t>
+      </w:r>
+    </w:p>
+    <w:p>
+      <w:pPr>
+        <w:spacing w:before="0" w:after="200" w:line="396" w:lineRule="auto"/>
+        <w:ind w:firstLine="288"/>
+      </w:pPr>
+      <w:r>
+        <w:rPr>
+          <w:rFonts w:ascii="Liberation Serif" w:hAnsi="Liberation Serif" w:eastAsia="Liberation Serif" w:cs="Liberation Serif"/>
+          <w:color w:val="222222"/>
+          <w:sz w:val="24"/>
+        </w:rPr>
+        <w:t>after August 18, 2023, leftover access for date pressure versus a date with owners is a bug, not a courtesy, the first check is a read on recon.clh.prod.northstar.internal, and I will not mix clocks to make date pressure versus a date with owners look healthier.</w:t>
+      </w:r>
+    </w:p>
+    <w:p>
+      <w:pPr>
+        <w:spacing w:before="0" w:after="200" w:line="396" w:lineRule="auto"/>
+        <w:ind w:firstLine="288"/>
+      </w:pPr>
+      <w:r>
+        <w:rPr>
+          <w:rFonts w:ascii="Liberation Serif" w:hAnsi="Liberation Serif" w:eastAsia="Liberation Serif" w:cs="Liberation Serif"/>
+          <w:color w:val="222222"/>
+          <w:sz w:val="24"/>
+        </w:rPr>
+        <w:t>do not treat the freeze clock versus a 'small apply' as polish, Chris Patel either owns it or we drop it, a green job with no rows still pages, and the sample I would still defend uses the same clock as 22.</w:t>
+      </w:r>
+    </w:p>
+    <w:p>
+      <w:pPr>
+        <w:spacing w:before="0" w:after="200" w:line="396" w:lineRule="auto"/>
+        <w:ind w:firstLine="288"/>
+      </w:pPr>
+      <w:r>
+        <w:rPr>
+          <w:rFonts w:ascii="Liberation Serif" w:hAnsi="Liberation Serif" w:eastAsia="Liberation Serif" w:cs="Liberation Serif"/>
+          <w:color w:val="222222"/>
+          <w:sz w:val="24"/>
+        </w:rPr>
+        <w:t>leftover identifiers in chat, logs, or a support zip sits with Sneha Iyer on CLH-6022, pages go to a person, not a muted channel, and if this fights the front of CLH-TDD-2023-017, strike it.</w:t>
+      </w:r>
+    </w:p>
+    <w:p>
+      <w:pPr>
+        <w:spacing w:before="0" w:after="200" w:line="396" w:lineRule="auto"/>
+        <w:ind w:firstLine="288"/>
+      </w:pPr>
+      <w:r>
+        <w:rPr>
+          <w:rFonts w:ascii="Liberation Serif" w:hAnsi="Liberation Serif" w:eastAsia="Liberation Serif" w:cs="Liberation Serif"/>
+          <w:color w:val="222222"/>
+          <w:sz w:val="24"/>
+        </w:rPr>
+        <w:t>the front of CLH-TDD-2023-017 already named a cleanup PR that renames a field, this paragraph is execution, the first check is a read on recon-preview.clh.prod.northstar.internal, and object on CLH-INC-2023-061, not in a side thread.</w:t>
+      </w:r>
+    </w:p>
+    <w:p>
+      <w:pPr>
+        <w:spacing w:before="0" w:after="200" w:line="396" w:lineRule="auto"/>
+        <w:ind w:firstLine="288"/>
+      </w:pPr>
+      <w:r>
+        <w:rPr>
+          <w:rFonts w:ascii="Liberation Serif" w:hAnsi="Liberation Serif" w:eastAsia="Liberation Serif" w:cs="Liberation Serif"/>
+          <w:color w:val="222222"/>
+          <w:sz w:val="24"/>
+        </w:rPr>
+        <w:t>date pressure on staging that is too small to catch the bug is not a date, August 11, 2023 is if On March keeps it, a green job with no rows still pages, and Clearhaven does not get recon.clh.prod.northstar.internal in an outbound sentence.</w:t>
+      </w:r>
+    </w:p>
+    <w:p>
+      <w:pPr>
+        <w:spacing w:before="0" w:after="200" w:line="396" w:lineRule="auto"/>
+        <w:ind w:firstLine="288"/>
+      </w:pPr>
+      <w:r>
+        <w:rPr>
+          <w:rFonts w:ascii="Liberation Serif" w:hAnsi="Liberation Serif" w:eastAsia="Liberation Serif" w:cs="Liberation Serif"/>
+          <w:color w:val="222222"/>
+          <w:sz w:val="24"/>
+        </w:rPr>
+        <w:t>if weekend coverage that is not in the SLA is still fuzzy, CLH-6021 is the place to say so, pages go to a person, not a muted channel, and I ping once and after that On July is late, not blocked.</w:t>
+      </w:r>
+    </w:p>
+    <w:p>
+      <w:pPr>
+        <w:spacing w:before="0" w:after="200" w:line="396" w:lineRule="auto"/>
+        <w:ind w:firstLine="288"/>
+      </w:pPr>
+      <w:r>
+        <w:rPr>
+          <w:rFonts w:ascii="Liberation Serif" w:hAnsi="Liberation Serif" w:eastAsia="Liberation Serif" w:cs="Liberation Serif"/>
+          <w:color w:val="222222"/>
+          <w:sz w:val="24"/>
+        </w:rPr>
+        <w:t>I will not reopen URI versioning for Clearhaven recon APIs to smuggle a vendor overlay we already rejected back in, the first check is a read on recon.clh.prod.northstar.internal, and abort beats a lying dual-run.</w:t>
+      </w:r>
+    </w:p>
+    <w:p>
+      <w:pPr>
+        <w:spacing w:before="0" w:after="200" w:line="396" w:lineRule="auto"/>
+        <w:ind w:firstLine="288"/>
+      </w:pPr>
+      <w:r>
+        <w:rPr>
+          <w:rFonts w:ascii="Liberation Serif" w:hAnsi="Liberation Serif" w:eastAsia="Liberation Serif" w:cs="Liberation Serif"/>
+          <w:color w:val="222222"/>
+          <w:sz w:val="24"/>
+        </w:rPr>
+        <w:t>I parked replica lag after a count that looked fine on CLH-5602 so it is not Slack archaeology, a green job with no rows still pages, and a vendor discount is not evidence.</w:t>
+      </w:r>
+    </w:p>
+    <w:p>
+      <w:pPr>
+        <w:spacing w:before="0" w:after="200" w:line="396" w:lineRule="auto"/>
+        <w:ind w:firstLine="288"/>
+      </w:pPr>
+      <w:r>
+        <w:rPr>
+          <w:rFonts w:ascii="Liberation Serif" w:hAnsi="Liberation Serif" w:eastAsia="Liberation Serif" w:cs="Liberation Serif"/>
+          <w:color w:val="222222"/>
+          <w:sz w:val="24"/>
+        </w:rPr>
+        <w:t>Aman Kumar owes a close on secret skew that looks like 'no work' by August 15, 2023, not a status emoji, pages go to a person, not a muted channel, and a skip is a ticket and a flake is a capture.</w:t>
+      </w:r>
+    </w:p>
+    <w:p>
+      <w:pPr>
+        <w:spacing w:before="0" w:after="200" w:line="396" w:lineRule="auto"/>
+        <w:ind w:firstLine="288"/>
+      </w:pPr>
+      <w:r>
+        <w:rPr>
+          <w:rFonts w:ascii="Liberation Serif" w:hAnsi="Liberation Serif" w:eastAsia="Liberation Serif" w:cs="Liberation Serif"/>
+          <w:color w:val="222222"/>
+          <w:sz w:val="24"/>
+        </w:rPr>
+        <w:t>after August 16, 2023, leftover access for a dashboard screenshot standing in for a permalink is a bug, not a courtesy, the first check is a read on recon-preview.clh.prod.northstar.internal, and I will not mix clocks to make a dashboard screenshot standing in for a permalink look healthier.</w:t>
+      </w:r>
+    </w:p>
+    <w:p>
+      <w:pPr>
+        <w:spacing w:before="0" w:after="200" w:line="396" w:lineRule="auto"/>
+        <w:ind w:firstLine="288"/>
+      </w:pPr>
+      <w:r>
+        <w:rPr>
+          <w:rFonts w:ascii="Liberation Serif" w:hAnsi="Liberation Serif" w:eastAsia="Liberation Serif" w:cs="Liberation Serif"/>
+          <w:color w:val="222222"/>
+          <w:sz w:val="24"/>
+        </w:rPr>
+        <w:t>do not treat owner as a team name instead of a person as polish, Rahul Deshmukh either owns it or we drop it, a green job with no rows still pages, and the sample I would still defend uses the same clock as 41.</w:t>
+      </w:r>
+    </w:p>
+    <w:p>
+      <w:pPr>
+        <w:spacing w:before="0" w:after="200" w:line="396" w:lineRule="auto"/>
+        <w:ind w:firstLine="288"/>
+      </w:pPr>
+      <w:r>
+        <w:rPr>
+          <w:rFonts w:ascii="Liberation Serif" w:hAnsi="Liberation Serif" w:eastAsia="Liberation Serif" w:cs="Liberation Serif"/>
+          <w:color w:val="222222"/>
+          <w:sz w:val="24"/>
+        </w:rPr>
+        <w:t>leftover averaging QPS instead of testing the close sits with Kavya Menon on CLH-6022, pages go to a person, not a muted channel, and if this fights the front of CLH-TDD-2023-017, strike it.</w:t>
+      </w:r>
+    </w:p>
+    <w:p>
+      <w:pPr>
+        <w:spacing w:before="0" w:after="200" w:line="396" w:lineRule="auto"/>
+        <w:ind w:firstLine="288"/>
+      </w:pPr>
+      <w:r>
+        <w:rPr>
+          <w:rFonts w:ascii="Liberation Serif" w:hAnsi="Liberation Serif" w:eastAsia="Liberation Serif" w:cs="Liberation Serif"/>
+          <w:color w:val="222222"/>
+          <w:sz w:val="24"/>
+        </w:rPr>
+        <w:t>the front of CLH-TDD-2023-017 already named dropping a column in the same release as the readers, this paragraph is execution, the first check is a read on recon.clh.prod.northstar.internal, and object on CLH-INC-2023-061, not in a side thread.</w:t>
+      </w:r>
+    </w:p>
+    <w:p>
+      <w:pPr>
+        <w:spacing w:before="0" w:after="200" w:line="396" w:lineRule="auto"/>
+        <w:ind w:firstLine="288"/>
+      </w:pPr>
+      <w:r>
+        <w:rPr>
+          <w:rFonts w:ascii="Liberation Serif" w:hAnsi="Liberation Serif" w:eastAsia="Liberation Serif" w:cs="Liberation Serif"/>
+          <w:color w:val="222222"/>
+          <w:sz w:val="24"/>
+        </w:rPr>
+        <w:t>date pressure on raising retries on a poison record is not a date, August 9, 2023 is if Helen Cho keeps it, a green job with no rows still pages, and Clearhaven does not get recon-preview.clh.prod.northstar.internal in an outbound sentence.</w:t>
+      </w:r>
+    </w:p>
+    <w:p>
+      <w:pPr>
+        <w:spacing w:before="0" w:after="200" w:line="396" w:lineRule="auto"/>
+        <w:ind w:firstLine="288"/>
+      </w:pPr>
+      <w:r>
+        <w:rPr>
+          <w:rFonts w:ascii="Liberation Serif" w:hAnsi="Liberation Serif" w:eastAsia="Liberation Serif" w:cs="Liberation Serif"/>
+          <w:color w:val="222222"/>
+          <w:sz w:val="24"/>
+        </w:rPr>
+        <w:t>if lock budget on the primary is still fuzzy, CLH-6021 is the place to say so, pages go to a person, not a muted channel, and I ping once and after that Chris Patel is late, not blocked.</w:t>
+      </w:r>
+    </w:p>
+    <w:p>
+      <w:pPr>
+        <w:spacing w:before="0" w:after="200" w:line="396" w:lineRule="auto"/>
+        <w:ind w:firstLine="288"/>
+      </w:pPr>
+      <w:r>
+        <w:rPr>
+          <w:rFonts w:ascii="Liberation Serif" w:hAnsi="Liberation Serif" w:eastAsia="Liberation Serif" w:cs="Liberation Serif"/>
+          <w:color w:val="222222"/>
+          <w:sz w:val="24"/>
+        </w:rPr>
+        <w:t>I will not reopen URI versioning for Clearhaven recon APIs to smuggle idempotency that is not a filename back in, the first check is a read on recon-preview.clh.prod.northstar.internal, and abort beats a lying dual-run.</w:t>
+      </w:r>
+    </w:p>
+    <w:p>
+      <w:pPr>
+        <w:spacing w:before="0" w:after="200" w:line="396" w:lineRule="auto"/>
+        <w:ind w:firstLine="288"/>
+      </w:pPr>
+      <w:r>
+        <w:rPr>
+          <w:rFonts w:ascii="Liberation Serif" w:hAnsi="Liberation Serif" w:eastAsia="Liberation Serif" w:cs="Liberation Serif"/>
+          <w:color w:val="222222"/>
+          <w:sz w:val="24"/>
+        </w:rPr>
+        <w:t>I parked residency: no 'just a replica elsewhere' on CLH-5602 so it is not Slack archaeology, a green job with no rows still pages, and a vendor discount is not evidence.</w:t>
+      </w:r>
+    </w:p>
+    <w:p>
+      <w:pPr>
+        <w:spacing w:before="0" w:after="200" w:line="396" w:lineRule="auto"/>
+        <w:ind w:firstLine="288"/>
+      </w:pPr>
+      <w:r>
+        <w:rPr>
+          <w:rFonts w:ascii="Liberation Serif" w:hAnsi="Liberation Serif" w:eastAsia="Liberation Serif" w:cs="Liberation Serif"/>
+          <w:color w:val="222222"/>
+          <w:sz w:val="24"/>
+        </w:rPr>
+        <w:t>Aman Kumar owes a close on exactly-once claims we will not make by August 13, 2023, not a status emoji, pages go to a person, not a muted channel, and a skip is a ticket and a flake is a capture.</w:t>
+      </w:r>
+    </w:p>
+    <w:p>
+      <w:pPr>
+        <w:spacing w:before="0" w:after="200" w:line="396" w:lineRule="auto"/>
+        <w:ind w:firstLine="288"/>
+      </w:pPr>
+      <w:r>
+        <w:rPr>
+          <w:rFonts w:ascii="Liberation Serif" w:hAnsi="Liberation Serif" w:eastAsia="Liberation Serif" w:cs="Liberation Serif"/>
+          <w:color w:val="222222"/>
+          <w:sz w:val="24"/>
+        </w:rPr>
+        <w:t>after August 14, 2023, leftover access for date pressure versus a date with owners is a bug, not a courtesy, the first check is a read on recon.clh.prod.northstar.internal, and I will not mix clocks to make date pressure versus a date with owners look healthier.</w:t>
+      </w:r>
+    </w:p>
+    <w:p>
+      <w:pPr>
+        <w:spacing w:before="0" w:after="200" w:line="396" w:lineRule="auto"/>
+        <w:ind w:firstLine="288"/>
+      </w:pPr>
+      <w:r>
+        <w:rPr>
+          <w:rFonts w:ascii="Liberation Serif" w:hAnsi="Liberation Serif" w:eastAsia="Liberation Serif" w:cs="Liberation Serif"/>
+          <w:color w:val="222222"/>
+          <w:sz w:val="24"/>
+        </w:rPr>
+        <w:t>do not treat the freeze clock versus a 'small apply' as polish, The July either owns it or we drop it, a green job with no rows still pages, and the sample I would still defend uses the same clock as 28.</w:t>
+      </w:r>
+    </w:p>
+    <w:p>
+      <w:pPr>
+        <w:spacing w:before="0" w:after="200" w:line="396" w:lineRule="auto"/>
+        <w:ind w:firstLine="288"/>
+      </w:pPr>
+      <w:r>
+        <w:rPr>
+          <w:rFonts w:ascii="Liberation Serif" w:hAnsi="Liberation Serif" w:eastAsia="Liberation Serif" w:cs="Liberation Serif"/>
+          <w:color w:val="222222"/>
+          <w:sz w:val="24"/>
+        </w:rPr>
+        <w:t>leftover identifiers in chat, logs, or a support zip sits with Four Marcus on CLH-6022, pages go to a person, not a muted channel, and if this fights the front of CLH-TDD-2023-017, strike it.</w:t>
+      </w:r>
+    </w:p>
+    <w:p>
+      <w:pPr>
+        <w:spacing w:before="0" w:after="200" w:line="396" w:lineRule="auto"/>
+        <w:ind w:firstLine="288"/>
+      </w:pPr>
+      <w:r>
+        <w:rPr>
+          <w:rFonts w:ascii="Liberation Serif" w:hAnsi="Liberation Serif" w:eastAsia="Liberation Serif" w:cs="Liberation Serif"/>
+          <w:color w:val="222222"/>
+          <w:sz w:val="24"/>
+        </w:rPr>
+        <w:t>the front of CLH-TDD-2023-017 already named a cleanup PR that renames a field, this paragraph is execution, the first check is a read on recon-preview.clh.prod.northstar.internal, and object on CLH-INC-2023-061, not in a side thread.</w:t>
+      </w:r>
+    </w:p>
+    <w:p>
+      <w:pPr>
+        <w:spacing w:before="0" w:after="200" w:line="396" w:lineRule="auto"/>
+        <w:ind w:firstLine="288"/>
+      </w:pPr>
+      <w:r>
+        <w:rPr>
+          <w:rFonts w:ascii="Liberation Serif" w:hAnsi="Liberation Serif" w:eastAsia="Liberation Serif" w:cs="Liberation Serif"/>
+          <w:color w:val="222222"/>
+          <w:sz w:val="24"/>
+        </w:rPr>
+        <w:t>date pressure on staging that is too small to catch the bug is not a date, August 18, 2023 is if Priya Nair keeps it, a green job with no rows still pages, and Clearhaven does not get recon.clh.prod.northstar.internal in an outbound sentence.</w:t>
+      </w:r>
+    </w:p>
+    <w:p>
+      <w:pPr>
+        <w:spacing w:before="0" w:after="200" w:line="396" w:lineRule="auto"/>
+        <w:ind w:firstLine="288"/>
+      </w:pPr>
+      <w:r>
+        <w:rPr>
+          <w:rFonts w:ascii="Liberation Serif" w:hAnsi="Liberation Serif" w:eastAsia="Liberation Serif" w:cs="Liberation Serif"/>
+          <w:color w:val="222222"/>
+          <w:sz w:val="24"/>
+        </w:rPr>
+        <w:t>if weekend coverage that is not in the SLA is still fuzzy, CLH-6021 is the place to say so, pages go to a person, not a muted channel, and I ping once and after that Rahul Deshmukh is late, not blocked.</w:t>
+      </w:r>
+    </w:p>
+    <w:p>
+      <w:pPr>
+        <w:spacing w:before="0" w:after="200" w:line="396" w:lineRule="auto"/>
+        <w:ind w:firstLine="288"/>
+      </w:pPr>
+      <w:r>
+        <w:rPr>
+          <w:rFonts w:ascii="Liberation Serif" w:hAnsi="Liberation Serif" w:eastAsia="Liberation Serif" w:cs="Liberation Serif"/>
+          <w:color w:val="222222"/>
+          <w:sz w:val="24"/>
+        </w:rPr>
+        <w:t>I will not reopen URI versioning for Clearhaven recon APIs to smuggle a vendor overlay we already rejected back in, the first check is a read on recon.clh.prod.northstar.internal, and abort beats a lying dual-run.</w:t>
+      </w:r>
+    </w:p>
+    <w:p>
+      <w:pPr>
+        <w:spacing w:before="0" w:after="200" w:line="396" w:lineRule="auto"/>
+        <w:ind w:firstLine="288"/>
+      </w:pPr>
+      <w:r>
+        <w:rPr>
+          <w:rFonts w:ascii="Liberation Serif" w:hAnsi="Liberation Serif" w:eastAsia="Liberation Serif" w:cs="Liberation Serif"/>
+          <w:color w:val="222222"/>
+          <w:sz w:val="24"/>
+        </w:rPr>
+        <w:t>I parked replica lag after a count that looked fine on CLH-5602 so it is not Slack archaeology, a green job with no rows still pages, and a vendor discount is not evidence.</w:t>
+      </w:r>
+    </w:p>
+    <w:p>
+      <w:pPr>
+        <w:spacing w:before="0" w:after="200" w:line="396" w:lineRule="auto"/>
+        <w:ind w:firstLine="288"/>
+      </w:pPr>
+      <w:r>
+        <w:rPr>
+          <w:rFonts w:ascii="Liberation Serif" w:hAnsi="Liberation Serif" w:eastAsia="Liberation Serif" w:cs="Liberation Serif"/>
+          <w:color w:val="222222"/>
+          <w:sz w:val="24"/>
+        </w:rPr>
+        <w:t>Aman Kumar owes a close on secret skew that looks like 'no work' by August 11, 2023, not a status emoji, pages go to a person, not a muted channel, and a skip is a ticket and a flake is a capture.</w:t>
+      </w:r>
+    </w:p>
+    <w:p>
+      <w:pPr>
+        <w:spacing w:before="0" w:after="200" w:line="396" w:lineRule="auto"/>
+        <w:ind w:firstLine="288"/>
+      </w:pPr>
+      <w:r>
+        <w:rPr>
+          <w:rFonts w:ascii="Liberation Serif" w:hAnsi="Liberation Serif" w:eastAsia="Liberation Serif" w:cs="Liberation Serif"/>
+          <w:color w:val="222222"/>
+          <w:sz w:val="24"/>
+        </w:rPr>
+        <w:t>after August 12, 2023, leftover access for a dashboard screenshot standing in for a permalink is a bug, not a courtesy, the first check is a read on recon-preview.clh.prod.northstar.internal, and I will not mix clocks to make a dashboard screenshot standing in for a permalink look healthier.</w:t>
+      </w:r>
+    </w:p>
+    <w:p>
+      <w:pPr>
+        <w:spacing w:before="0" w:after="200" w:line="396" w:lineRule="auto"/>
+        <w:ind w:firstLine="288"/>
+      </w:pPr>
+      <w:r>
+        <w:rPr>
+          <w:rFonts w:ascii="Liberation Serif" w:hAnsi="Liberation Serif" w:eastAsia="Liberation Serif" w:cs="Liberation Serif"/>
+          <w:color w:val="222222"/>
+          <w:sz w:val="24"/>
+        </w:rPr>
+        <w:t>do not treat owner as a team name instead of a person as polish, Sneha Iyer either owns it or we drop it, a green job with no rows still pages, and the sample I would still defend uses the same clock as 30.</w:t>
+      </w:r>
+    </w:p>
+    <w:p>
+      <w:pPr>
+        <w:spacing w:before="0" w:after="200" w:line="396" w:lineRule="auto"/>
+        <w:ind w:firstLine="288"/>
+      </w:pPr>
+      <w:r>
+        <w:rPr>
+          <w:rFonts w:ascii="Liberation Serif" w:hAnsi="Liberation Serif" w:eastAsia="Liberation Serif" w:cs="Liberation Serif"/>
+          <w:color w:val="222222"/>
+          <w:sz w:val="24"/>
+        </w:rPr>
+        <w:t>leftover averaging QPS instead of testing the close sits with Aman Kumar on CLH-6022, pages go to a person, not a muted channel, and if this fights the front of CLH-TDD-2023-017, strike it.</w:t>
+      </w:r>
+    </w:p>
+    <w:p>
+      <w:pPr>
+        <w:spacing w:before="0" w:after="200" w:line="396" w:lineRule="auto"/>
+        <w:ind w:firstLine="288"/>
+      </w:pPr>
+      <w:r>
+        <w:rPr>
+          <w:rFonts w:ascii="Liberation Serif" w:hAnsi="Liberation Serif" w:eastAsia="Liberation Serif" w:cs="Liberation Serif"/>
+          <w:color w:val="222222"/>
+          <w:sz w:val="24"/>
+        </w:rPr>
+        <w:t>the front of CLH-TDD-2023-017 already named dropping a column in the same release as the readers, this paragraph is execution, the first check is a read on recon.clh.prod.northstar.internal, and object on CLH-INC-2023-061, not in a side thread.</w:t>
+      </w:r>
+    </w:p>
+    <w:p>
+      <w:pPr>
+        <w:spacing w:before="0" w:after="200" w:line="396" w:lineRule="auto"/>
+        <w:ind w:firstLine="288"/>
+      </w:pPr>
+      <w:r>
+        <w:rPr>
+          <w:rFonts w:ascii="Liberation Serif" w:hAnsi="Liberation Serif" w:eastAsia="Liberation Serif" w:cs="Liberation Serif"/>
+          <w:color w:val="222222"/>
+          <w:sz w:val="24"/>
+        </w:rPr>
+        <w:t>date pressure on raising retries on a poison record is not a date, August 16, 2023 is if On July keeps it, a green job with no rows still pages, and Clearhaven does not get recon-preview.clh.prod.northstar.internal in an outbound sentence.</w:t>
+      </w:r>
+    </w:p>
+    <w:p>
+      <w:pPr>
+        <w:spacing w:before="0" w:after="200" w:line="396" w:lineRule="auto"/>
+        <w:ind w:firstLine="288"/>
+      </w:pPr>
+      <w:r>
+        <w:rPr>
+          <w:rFonts w:ascii="Liberation Serif" w:hAnsi="Liberation Serif" w:eastAsia="Liberation Serif" w:cs="Liberation Serif"/>
+          <w:color w:val="222222"/>
+          <w:sz w:val="24"/>
+        </w:rPr>
+        <w:t>if lock budget on the primary is still fuzzy, CLH-6021 is the place to say so, pages go to a person, not a muted channel, and I ping once and after that The July is late, not blocked.</w:t>
+      </w:r>
+    </w:p>
+    <w:p>
+      <w:pPr>
+        <w:spacing w:before="0" w:after="200" w:line="396" w:lineRule="auto"/>
+        <w:ind w:firstLine="288"/>
+      </w:pPr>
+      <w:r>
+        <w:rPr>
+          <w:rFonts w:ascii="Liberation Serif" w:hAnsi="Liberation Serif" w:eastAsia="Liberation Serif" w:cs="Liberation Serif"/>
+          <w:color w:val="222222"/>
+          <w:sz w:val="24"/>
+        </w:rPr>
+        <w:t>I will not reopen URI versioning for Clearhaven recon APIs to smuggle idempotency that is not a filename back in, the first check is a read on recon-preview.clh.prod.northstar.internal, and abort beats a lying dual-run.</w:t>
+      </w:r>
+    </w:p>
+    <w:p>
+      <w:pPr>
+        <w:spacing w:before="0" w:after="200" w:line="396" w:lineRule="auto"/>
+        <w:ind w:firstLine="288"/>
+      </w:pPr>
+      <w:r>
+        <w:rPr>
+          <w:rFonts w:ascii="Liberation Serif" w:hAnsi="Liberation Serif" w:eastAsia="Liberation Serif" w:cs="Liberation Serif"/>
+          <w:color w:val="222222"/>
+          <w:sz w:val="24"/>
+        </w:rPr>
+        <w:t>I parked residency: no 'just a replica elsewhere' on CLH-5602 so it is not Slack archaeology, a green job with no rows still pages, and a vendor discount is not evidence.</w:t>
+      </w:r>
+    </w:p>
+    <w:p>
+      <w:pPr>
+        <w:spacing w:before="0" w:after="200" w:line="396" w:lineRule="auto"/>
+        <w:ind w:firstLine="288"/>
+      </w:pPr>
+      <w:r>
+        <w:rPr>
+          <w:rFonts w:ascii="Liberation Serif" w:hAnsi="Liberation Serif" w:eastAsia="Liberation Serif" w:cs="Liberation Serif"/>
+          <w:color w:val="222222"/>
+          <w:sz w:val="24"/>
+        </w:rPr>
+        <w:t>Aman Kumar owes a close on exactly-once claims we will not make by August 9, 2023, not a status emoji, pages go to a person, not a muted channel, and a skip is a ticket and a flake is a capture.</w:t>
+      </w:r>
+    </w:p>
+    <w:p>
+      <w:pPr>
+        <w:spacing w:before="0" w:after="200" w:line="396" w:lineRule="auto"/>
+        <w:ind w:firstLine="288"/>
+      </w:pPr>
+      <w:r>
+        <w:rPr>
+          <w:rFonts w:ascii="Liberation Serif" w:hAnsi="Liberation Serif" w:eastAsia="Liberation Serif" w:cs="Liberation Serif"/>
+          <w:color w:val="222222"/>
+          <w:sz w:val="24"/>
+        </w:rPr>
+        <w:t>after August 10, 2023, leftover access for date pressure versus a date with owners is a bug, not a courtesy, the first check is a read on recon.clh.prod.northstar.internal, and I will not mix clocks to make date pressure versus a date with owners look healthier.</w:t>
+      </w:r>
+    </w:p>
+    <w:p>
+      <w:pPr>
+        <w:spacing w:before="0" w:after="200" w:line="396" w:lineRule="auto"/>
+        <w:ind w:firstLine="288"/>
+      </w:pPr>
+      <w:r>
+        <w:rPr>
+          <w:rFonts w:ascii="Liberation Serif" w:hAnsi="Liberation Serif" w:eastAsia="Liberation Serif" w:cs="Liberation Serif"/>
+          <w:color w:val="222222"/>
+          <w:sz w:val="24"/>
+        </w:rPr>
+        <w:t>do not treat the freeze clock versus a 'small apply' as polish, Kavya Menon either owns it or we drop it, a green job with no rows still pages, and the sample I would still defend uses the same clock as 22.</w:t>
+      </w:r>
+    </w:p>
+    <w:p>
+      <w:pPr>
+        <w:spacing w:before="0" w:after="200" w:line="396" w:lineRule="auto"/>
+        <w:ind w:firstLine="288"/>
+      </w:pPr>
+      <w:r>
+        <w:rPr>
+          <w:rFonts w:ascii="Liberation Serif" w:hAnsi="Liberation Serif" w:eastAsia="Liberation Serif" w:cs="Liberation Serif"/>
+          <w:color w:val="222222"/>
+          <w:sz w:val="24"/>
+        </w:rPr>
+        <w:t>leftover identifiers in chat, logs, or a support zip sits with Marcus Bell on CLH-6022, pages go to a person, not a muted channel, and if this fights the front of CLH-TDD-2023-017, strike it.</w:t>
+      </w:r>
+    </w:p>
+    <w:p>
+      <w:pPr>
+        <w:spacing w:before="0" w:after="200" w:line="396" w:lineRule="auto"/>
+        <w:ind w:firstLine="288"/>
+      </w:pPr>
+      <w:r>
+        <w:rPr>
+          <w:rFonts w:ascii="Liberation Serif" w:hAnsi="Liberation Serif" w:eastAsia="Liberation Serif" w:cs="Liberation Serif"/>
+          <w:color w:val="222222"/>
+          <w:sz w:val="24"/>
+        </w:rPr>
+        <w:t>the front of CLH-TDD-2023-017 already named a cleanup PR that renames a field, this paragraph is execution, the first check is a read on recon-preview.clh.prod.northstar.internal, and object on CLH-INC-2023-061, not in a side thread.</w:t>
+      </w:r>
+    </w:p>
+    <w:p>
+      <w:pPr>
+        <w:spacing w:before="0" w:after="200" w:line="396" w:lineRule="auto"/>
+        <w:ind w:firstLine="288"/>
+      </w:pPr>
+      <w:r>
+        <w:rPr>
+          <w:rFonts w:ascii="Liberation Serif" w:hAnsi="Liberation Serif" w:eastAsia="Liberation Serif" w:cs="Liberation Serif"/>
+          <w:color w:val="222222"/>
+          <w:sz w:val="24"/>
+        </w:rPr>
+        <w:t>date pressure on staging that is too small to catch the bug is not a date, August 14, 2023 is if Chris Patel keeps it, a green job with no rows still pages, and Clearhaven does not get recon.clh.prod.northstar.internal in an outbound sentence.</w:t>
+      </w:r>
+    </w:p>
+    <w:p>
+      <w:pPr>
+        <w:spacing w:before="0" w:after="200" w:line="396" w:lineRule="auto"/>
+        <w:ind w:firstLine="288"/>
+      </w:pPr>
+      <w:r>
+        <w:rPr>
+          <w:rFonts w:ascii="Liberation Serif" w:hAnsi="Liberation Serif" w:eastAsia="Liberation Serif" w:cs="Liberation Serif"/>
+          <w:color w:val="222222"/>
+          <w:sz w:val="24"/>
+        </w:rPr>
+        <w:t>if weekend coverage that is not in the SLA is still fuzzy, CLH-6021 is the place to say so, pages go to a person, not a muted channel, and I ping once and after that Sneha Iyer is late, not blocked.</w:t>
+      </w:r>
+    </w:p>
+    <w:p>
+      <w:pPr>
+        <w:spacing w:before="0" w:after="200" w:line="396" w:lineRule="auto"/>
+        <w:ind w:firstLine="288"/>
+      </w:pPr>
+      <w:r>
+        <w:rPr>
+          <w:rFonts w:ascii="Liberation Serif" w:hAnsi="Liberation Serif" w:eastAsia="Liberation Serif" w:cs="Liberation Serif"/>
+          <w:color w:val="222222"/>
+          <w:sz w:val="24"/>
+        </w:rPr>
+        <w:t>I will not reopen URI versioning for Clearhaven recon APIs to smuggle a vendor overlay we already rejected back in, the first check is a read on recon.clh.prod.northstar.internal, and abort beats a lying dual-run.</w:t>
+      </w:r>
+    </w:p>
+    <w:p>
+      <w:pPr>
+        <w:spacing w:before="0" w:after="200" w:line="396" w:lineRule="auto"/>
+        <w:ind w:firstLine="288"/>
+      </w:pPr>
+      <w:r>
+        <w:rPr>
+          <w:rFonts w:ascii="Liberation Serif" w:hAnsi="Liberation Serif" w:eastAsia="Liberation Serif" w:cs="Liberation Serif"/>
+          <w:color w:val="222222"/>
+          <w:sz w:val="24"/>
+        </w:rPr>
+        <w:t>I parked replica lag after a count that looked fine on CLH-5602 so it is not Slack archaeology, a green job with no rows still pages, and a vendor discount is not evidence.</w:t>
+      </w:r>
+    </w:p>
+    <w:p>
+      <w:pPr>
+        <w:spacing w:before="0" w:after="200" w:line="396" w:lineRule="auto"/>
+        <w:ind w:firstLine="288"/>
+      </w:pPr>
+      <w:r>
+        <w:rPr>
+          <w:rFonts w:ascii="Liberation Serif" w:hAnsi="Liberation Serif" w:eastAsia="Liberation Serif" w:cs="Liberation Serif"/>
+          <w:color w:val="222222"/>
+          <w:sz w:val="24"/>
+        </w:rPr>
+        <w:t>Aman Kumar owes a close on secret skew that looks like 'no work' by August 18, 2023, not a status emoji, pages go to a person, not a muted channel, and a skip is a ticket and a flake is a capture.</w:t>
+      </w:r>
+    </w:p>
+    <w:p>
+      <w:pPr>
+        <w:spacing w:before="0" w:after="200" w:line="396" w:lineRule="auto"/>
+        <w:ind w:firstLine="288"/>
+      </w:pPr>
+      <w:r>
+        <w:rPr>
+          <w:rFonts w:ascii="Liberation Serif" w:hAnsi="Liberation Serif" w:eastAsia="Liberation Serif" w:cs="Liberation Serif"/>
+          <w:color w:val="222222"/>
+          <w:sz w:val="24"/>
+        </w:rPr>
+        <w:t>after August 19, 2023, leftover access for a dashboard screenshot standing in for a permalink is a bug, not a courtesy, the first check is a read on recon-preview.clh.prod.northstar.internal, and I will not mix clocks to make a dashboard screenshot standing in for a permalink look healthier.</w:t>
+      </w:r>
+    </w:p>
+    <w:p>
+      <w:pPr>
+        <w:spacing w:before="0" w:after="200" w:line="396" w:lineRule="auto"/>
+        <w:ind w:firstLine="288"/>
+      </w:pPr>
+      <w:r>
+        <w:rPr>
+          <w:rFonts w:ascii="Liberation Serif" w:hAnsi="Liberation Serif" w:eastAsia="Liberation Serif" w:cs="Liberation Serif"/>
+          <w:color w:val="222222"/>
+          <w:sz w:val="24"/>
+        </w:rPr>
+        <w:t>do not treat owner as a team name instead of a person as polish, Four Marcus either owns it or we drop it, a green job with no rows still pages, and the sample I would still defend uses the same clock as 41.</w:t>
+      </w:r>
+    </w:p>
+    <w:p>
+      <w:pPr>
+        <w:spacing w:before="0" w:after="200" w:line="396" w:lineRule="auto"/>
+        <w:ind w:firstLine="288"/>
+      </w:pPr>
+      <w:r>
+        <w:rPr>
+          <w:rFonts w:ascii="Liberation Serif" w:hAnsi="Liberation Serif" w:eastAsia="Liberation Serif" w:cs="Liberation Serif"/>
+          <w:color w:val="222222"/>
+          <w:sz w:val="24"/>
+        </w:rPr>
+        <w:t>leftover averaging QPS instead of testing the close sits with Impact July on CLH-6022, pages go to a person, not a muted channel, and if this fights the front of CLH-TDD-2023-017, strike it.</w:t>
+      </w:r>
+    </w:p>
+    <w:p>
+      <w:pPr>
+        <w:spacing w:before="0" w:after="200" w:line="396" w:lineRule="auto"/>
+        <w:ind w:firstLine="288"/>
+      </w:pPr>
+      <w:r>
+        <w:rPr>
+          <w:rFonts w:ascii="Liberation Serif" w:hAnsi="Liberation Serif" w:eastAsia="Liberation Serif" w:cs="Liberation Serif"/>
+          <w:color w:val="222222"/>
+          <w:sz w:val="24"/>
+        </w:rPr>
+        <w:t>the front of CLH-TDD-2023-017 already named dropping a column in the same release as the readers, this paragraph is execution, the first check is a read on recon.clh.prod.northstar.internal, and object on CLH-INC-2023-061, not in a side thread.</w:t>
+      </w:r>
+    </w:p>
+    <w:p>
+      <w:pPr>
+        <w:spacing w:before="0" w:after="200" w:line="396" w:lineRule="auto"/>
+        <w:ind w:firstLine="288"/>
+      </w:pPr>
+      <w:r>
+        <w:rPr>
+          <w:rFonts w:ascii="Liberation Serif" w:hAnsi="Liberation Serif" w:eastAsia="Liberation Serif" w:cs="Liberation Serif"/>
+          <w:color w:val="222222"/>
+          <w:sz w:val="24"/>
+        </w:rPr>
+        <w:t>date pressure on raising retries on a poison record is not a date, August 12, 2023 is if Rahul Deshmukh keeps it, a green job with no rows still pages, and Clearhaven does not get recon-preview.clh.prod.northstar.internal in an outbound sentence.</w:t>
+      </w:r>
+    </w:p>
+    <w:p>
+      <w:pPr>
+        <w:spacing w:before="0" w:after="200" w:line="396" w:lineRule="auto"/>
+        <w:ind w:firstLine="288"/>
+      </w:pPr>
+      <w:r>
+        <w:rPr>
+          <w:rFonts w:ascii="Liberation Serif" w:hAnsi="Liberation Serif" w:eastAsia="Liberation Serif" w:cs="Liberation Serif"/>
+          <w:color w:val="222222"/>
+          <w:sz w:val="24"/>
+        </w:rPr>
+        <w:t>if lock budget on the primary is still fuzzy, CLH-6021 is the place to say so, pages go to a person, not a muted channel, and I ping once and after that Kavya Menon is late, not blocked.</w:t>
+      </w:r>
+    </w:p>
+    <w:p>
+      <w:pPr>
+        <w:spacing w:before="0" w:after="200" w:line="396" w:lineRule="auto"/>
+        <w:ind w:firstLine="288"/>
+      </w:pPr>
+      <w:r>
+        <w:rPr>
+          <w:rFonts w:ascii="Liberation Serif" w:hAnsi="Liberation Serif" w:eastAsia="Liberation Serif" w:cs="Liberation Serif"/>
+          <w:color w:val="222222"/>
+          <w:sz w:val="24"/>
+        </w:rPr>
+        <w:t>I will not reopen URI versioning for Clearhaven recon APIs to smuggle idempotency that is not a filename back in, the first check is a read on recon-preview.clh.prod.northstar.internal, and abort beats a lying dual-run.</w:t>
+      </w:r>
+    </w:p>
+    <w:p>
+      <w:pPr>
+        <w:spacing w:before="0" w:after="200" w:line="396" w:lineRule="auto"/>
+        <w:ind w:firstLine="288"/>
+      </w:pPr>
+      <w:r>
+        <w:rPr>
+          <w:rFonts w:ascii="Liberation Serif" w:hAnsi="Liberation Serif" w:eastAsia="Liberation Serif" w:cs="Liberation Serif"/>
+          <w:color w:val="222222"/>
+          <w:sz w:val="24"/>
+        </w:rPr>
+        <w:t>I parked residency: no 'just a replica elsewhere' on CLH-5602 so it is not Slack archaeology, a green job with no rows still pages, and a vendor discount is not evidence.</w:t>
+      </w:r>
+    </w:p>
+    <w:p>
+      <w:pPr>
+        <w:spacing w:before="0" w:after="200" w:line="396" w:lineRule="auto"/>
+        <w:ind w:firstLine="288"/>
+      </w:pPr>
+      <w:r>
+        <w:rPr>
+          <w:rFonts w:ascii="Liberation Serif" w:hAnsi="Liberation Serif" w:eastAsia="Liberation Serif" w:cs="Liberation Serif"/>
+          <w:color w:val="222222"/>
+          <w:sz w:val="24"/>
+        </w:rPr>
+        <w:t>Aman Kumar owes a close on exactly-once claims we will not make by August 16, 2023, not a status emoji, pages go to a person, not a muted channel, and a skip is a ticket and a flake is a capture.</w:t>
+      </w:r>
+    </w:p>
+    <w:p>
+      <w:pPr>
+        <w:spacing w:before="0" w:after="200" w:line="396" w:lineRule="auto"/>
+        <w:ind w:firstLine="288"/>
+      </w:pPr>
+      <w:r>
+        <w:rPr>
+          <w:rFonts w:ascii="Liberation Serif" w:hAnsi="Liberation Serif" w:eastAsia="Liberation Serif" w:cs="Liberation Serif"/>
+          <w:color w:val="222222"/>
+          <w:sz w:val="24"/>
+        </w:rPr>
+        <w:t>after August 17, 2023, leftover access for date pressure versus a date with owners is a bug, not a courtesy, the first check is a read on recon.clh.prod.northstar.internal, and I will not mix clocks to make date pressure versus a date with owners look healthier.</w:t>
+      </w:r>
+    </w:p>
+    <w:p>
+      <w:pPr>
+        <w:spacing w:before="0" w:after="200" w:line="396" w:lineRule="auto"/>
+        <w:ind w:firstLine="288"/>
+      </w:pPr>
+      <w:r>
+        <w:rPr>
+          <w:rFonts w:ascii="Liberation Serif" w:hAnsi="Liberation Serif" w:eastAsia="Liberation Serif" w:cs="Liberation Serif"/>
+          <w:color w:val="222222"/>
+          <w:sz w:val="24"/>
+        </w:rPr>
+        <w:t>do not treat the freeze clock versus a 'small apply' as polish, Aman Kumar either owns it or we drop it, a green job with no rows still pages, and the sample I would still defend uses the same clock as 28.</w:t>
+      </w:r>
+    </w:p>
+    <w:p>
+      <w:pPr>
+        <w:spacing w:before="0" w:after="200" w:line="396" w:lineRule="auto"/>
+        <w:ind w:firstLine="288"/>
+      </w:pPr>
+      <w:r>
+        <w:rPr>
+          <w:rFonts w:ascii="Liberation Serif" w:hAnsi="Liberation Serif" w:eastAsia="Liberation Serif" w:cs="Liberation Serif"/>
+          <w:color w:val="222222"/>
+          <w:sz w:val="24"/>
+        </w:rPr>
+        <w:t>leftover identifiers in chat, logs, or a support zip sits with On March on CLH-6022, pages go to a person, not a muted channel, and if this fights the front of CLH-TDD-2023-017, strike it.</w:t>
+      </w:r>
+    </w:p>
+    <w:p>
+      <w:pPr>
+        <w:spacing w:before="0" w:after="200" w:line="396" w:lineRule="auto"/>
+        <w:ind w:firstLine="288"/>
+      </w:pPr>
+      <w:r>
+        <w:rPr>
+          <w:rFonts w:ascii="Liberation Serif" w:hAnsi="Liberation Serif" w:eastAsia="Liberation Serif" w:cs="Liberation Serif"/>
+          <w:color w:val="222222"/>
+          <w:sz w:val="24"/>
+        </w:rPr>
+        <w:t>the front of CLH-TDD-2023-017 already named a cleanup PR that renames a field, this paragraph is execution, the first check is a read on recon-preview.clh.prod.northstar.internal, and object on CLH-INC-2023-061, not in a side thread.</w:t>
+      </w:r>
+    </w:p>
+    <w:p>
+      <w:pPr>
+        <w:spacing w:before="0" w:after="200" w:line="396" w:lineRule="auto"/>
+        <w:ind w:firstLine="288"/>
+      </w:pPr>
+      <w:r>
+        <w:rPr>
+          <w:rFonts w:ascii="Liberation Serif" w:hAnsi="Liberation Serif" w:eastAsia="Liberation Serif" w:cs="Liberation Serif"/>
+          <w:color w:val="222222"/>
+          <w:sz w:val="24"/>
+        </w:rPr>
+        <w:t>I parked lock budget on the primary on CLH-5602 so it is not Slack archaeology, a green job with no rows still pages, and a vendor discount is not evidence.</w:t>
+      </w:r>
+    </w:p>
+    <w:p>
+      <w:pPr>
+        <w:spacing w:before="0" w:after="200" w:line="396" w:lineRule="auto"/>
+        <w:ind w:firstLine="288"/>
+      </w:pPr>
+      <w:r>
+        <w:rPr>
+          <w:rFonts w:ascii="Liberation Serif" w:hAnsi="Liberation Serif" w:eastAsia="Liberation Serif" w:cs="Liberation Serif"/>
+          <w:color w:val="222222"/>
+          <w:sz w:val="24"/>
+        </w:rPr>
+        <w:t>Aman Kumar owes a close on idempotency that is not a filename by August 14, 2023, not a status emoji, pages go to a person, not a muted channel, and a skip is a ticket and a flake is a capture.</w:t>
+      </w:r>
+    </w:p>
+    <w:p>
+      <w:pPr>
+        <w:spacing w:before="0" w:after="200" w:line="396" w:lineRule="auto"/>
+        <w:ind w:firstLine="288"/>
+      </w:pPr>
+      <w:r>
+        <w:rPr>
+          <w:rFonts w:ascii="Liberation Serif" w:hAnsi="Liberation Serif" w:eastAsia="Liberation Serif" w:cs="Liberation Serif"/>
+          <w:color w:val="222222"/>
+          <w:sz w:val="24"/>
+        </w:rPr>
+        <w:t>after August 15, 2023, leftover access for residency: no 'just a replica elsewhere' is a bug, not a courtesy, the first check is a read on recon.clh.prod.northstar.internal, and I will not mix clocks to make residency: no 'just a replica elsewhere' look healthier.</w:t>
+      </w:r>
+    </w:p>
+    <w:p>
+      <w:pPr>
+        <w:spacing w:before="0" w:after="200" w:line="396" w:lineRule="auto"/>
+        <w:ind w:firstLine="288"/>
+      </w:pPr>
+      <w:r>
+        <w:rPr>
+          <w:rFonts w:ascii="Liberation Serif" w:hAnsi="Liberation Serif" w:eastAsia="Liberation Serif" w:cs="Liberation Serif"/>
+          <w:color w:val="222222"/>
+          <w:sz w:val="24"/>
+        </w:rPr>
+        <w:t>do not treat exactly-once claims we will not make as polish, Rahul Deshmukh either owns it or we drop it, a green job with no rows still pages, and the sample I would still defend uses the same clock as 22.</w:t>
+      </w:r>
+    </w:p>
+    <w:p>
+      <w:pPr>
+        <w:spacing w:before="0" w:after="200" w:line="396" w:lineRule="auto"/>
+        <w:ind w:firstLine="288"/>
+      </w:pPr>
+      <w:r>
+        <w:rPr>
+          <w:rFonts w:ascii="Liberation Serif" w:hAnsi="Liberation Serif" w:eastAsia="Liberation Serif" w:cs="Liberation Serif"/>
+          <w:color w:val="222222"/>
+          <w:sz w:val="24"/>
+        </w:rPr>
+        <w:t>leftover date pressure versus a date with owners sits with Kavya Menon on CLH-6022, pages go to a person, not a muted channel, and if this fights the front of CLH-TDD-2023-017, strike it.</w:t>
+      </w:r>
+    </w:p>
+    <w:p>
+      <w:pPr>
+        <w:spacing w:before="0" w:after="200" w:line="396" w:lineRule="auto"/>
+        <w:ind w:firstLine="288"/>
+      </w:pPr>
+      <w:r>
+        <w:rPr>
+          <w:rFonts w:ascii="Liberation Serif" w:hAnsi="Liberation Serif" w:eastAsia="Liberation Serif" w:cs="Liberation Serif"/>
+          <w:color w:val="222222"/>
+          <w:sz w:val="24"/>
+        </w:rPr>
+        <w:t>the front of CLH-TDD-2023-017 already named the freeze clock versus a 'small apply', this paragraph is execution, the first check is a read on recon-preview.clh.prod.northstar.internal, and object on CLH-INC-2023-061, not in a side thread.</w:t>
+      </w:r>
+    </w:p>
+    <w:p>
+      <w:pPr>
+        <w:spacing w:before="0" w:after="200" w:line="396" w:lineRule="auto"/>
+        <w:ind w:firstLine="288"/>
+      </w:pPr>
+      <w:r>
+        <w:rPr>
+          <w:rFonts w:ascii="Liberation Serif" w:hAnsi="Liberation Serif" w:eastAsia="Liberation Serif" w:cs="Liberation Serif"/>
+          <w:color w:val="222222"/>
+          <w:sz w:val="24"/>
+        </w:rPr>
+        <w:t>date pressure on identifiers in chat, logs, or a support zip is not a date, August 19, 2023 is if Helen Cho keeps it, a green job with no rows still pages, and Clearhaven does not get recon.clh.prod.northstar.internal in an outbound sentence.</w:t>
+      </w:r>
+    </w:p>
+    <w:p>
+      <w:pPr>
+        <w:spacing w:before="0" w:after="200" w:line="396" w:lineRule="auto"/>
+        <w:ind w:firstLine="288"/>
+      </w:pPr>
+      <w:r>
+        <w:rPr>
+          <w:rFonts w:ascii="Liberation Serif" w:hAnsi="Liberation Serif" w:eastAsia="Liberation Serif" w:cs="Liberation Serif"/>
+          <w:color w:val="222222"/>
+          <w:sz w:val="24"/>
+        </w:rPr>
+        <w:t>if a cleanup PR that renames a field is still fuzzy, CLH-6021 is the place to say so, pages go to a person, not a muted channel, and I ping once and after that Chris Patel is late, not blocked.</w:t>
+      </w:r>
+    </w:p>
+    <w:p>
+      <w:pPr>
+        <w:spacing w:before="0" w:after="200" w:line="396" w:lineRule="auto"/>
+        <w:ind w:firstLine="288"/>
+      </w:pPr>
+      <w:r>
+        <w:rPr>
+          <w:rFonts w:ascii="Liberation Serif" w:hAnsi="Liberation Serif" w:eastAsia="Liberation Serif" w:cs="Liberation Serif"/>
+          <w:color w:val="222222"/>
+          <w:sz w:val="24"/>
+        </w:rPr>
+        <w:t>I will not reopen URI versioning for Clearhaven recon APIs to smuggle staging that is too small to catch the bug back in, the first check is a read on recon.clh.prod.northstar.internal, and abort beats a lying dual-run.</w:t>
+      </w:r>
+    </w:p>
+    <w:p>
+      <w:pPr>
+        <w:spacing w:before="0" w:after="200" w:line="396" w:lineRule="auto"/>
+        <w:ind w:firstLine="288"/>
+      </w:pPr>
+      <w:r>
+        <w:rPr>
+          <w:rFonts w:ascii="Liberation Serif" w:hAnsi="Liberation Serif" w:eastAsia="Liberation Serif" w:cs="Liberation Serif"/>
+          <w:color w:val="222222"/>
+          <w:sz w:val="24"/>
+        </w:rPr>
+        <w:t>I parked weekend coverage that is not in the SLA on CLH-5602 so it is not Slack archaeology, a green job with no rows still pages, and a vendor discount is not evidence.</w:t>
+      </w:r>
+    </w:p>
+    <w:p>
+      <w:pPr>
+        <w:spacing w:before="0" w:after="200" w:line="396" w:lineRule="auto"/>
+        <w:ind w:firstLine="288"/>
+      </w:pPr>
+      <w:r>
+        <w:rPr>
+          <w:rFonts w:ascii="Liberation Serif" w:hAnsi="Liberation Serif" w:eastAsia="Liberation Serif" w:cs="Liberation Serif"/>
+          <w:color w:val="222222"/>
+          <w:sz w:val="24"/>
+        </w:rPr>
+        <w:t>Aman Kumar owes a close on a vendor overlay we already rejected by August 12, 2023, not a status emoji, pages go to a person, not a muted channel, and a skip is a ticket and a flake is a capture.</w:t>
+      </w:r>
+    </w:p>
+    <w:p>
+      <w:pPr>
+        <w:spacing w:before="0" w:after="200" w:line="396" w:lineRule="auto"/>
+        <w:ind w:firstLine="288"/>
+      </w:pPr>
+      <w:r>
+        <w:rPr>
+          <w:rFonts w:ascii="Liberation Serif" w:hAnsi="Liberation Serif" w:eastAsia="Liberation Serif" w:cs="Liberation Serif"/>
+          <w:color w:val="222222"/>
+          <w:sz w:val="24"/>
+        </w:rPr>
+        <w:t>after August 13, 2023, leftover access for replica lag after a count that looked fine is a bug, not a courtesy, the first check is a read on recon-preview.clh.prod.northstar.internal, and I will not mix clocks to make replica lag after a count that looked fine look healthier.</w:t>
+      </w:r>
+    </w:p>
+    <w:p>
+      <w:pPr>
+        <w:spacing w:before="0" w:after="200" w:line="396" w:lineRule="auto"/>
+        <w:ind w:firstLine="288"/>
+      </w:pPr>
+      <w:r>
+        <w:rPr>
+          <w:rFonts w:ascii="Liberation Serif" w:hAnsi="Liberation Serif" w:eastAsia="Liberation Serif" w:cs="Liberation Serif"/>
+          <w:color w:val="222222"/>
+          <w:sz w:val="24"/>
+        </w:rPr>
+        <w:t>do not treat secret skew that looks like 'no work' as polish, The July either owns it or we drop it, a green job with no rows still pages, and the sample I would still defend uses the same clock as 41.</w:t>
+      </w:r>
+    </w:p>
+    <w:p>
+      <w:pPr>
+        <w:spacing w:before="0" w:after="200" w:line="396" w:lineRule="auto"/>
+        <w:ind w:firstLine="288"/>
+      </w:pPr>
+      <w:r>
+        <w:rPr>
+          <w:rFonts w:ascii="Liberation Serif" w:hAnsi="Liberation Serif" w:eastAsia="Liberation Serif" w:cs="Liberation Serif"/>
+          <w:color w:val="222222"/>
+          <w:sz w:val="24"/>
+        </w:rPr>
+        <w:t>leftover a dashboard screenshot standing in for a permalink sits with Four Marcus on CLH-6022, pages go to a person, not a muted channel, and if this fights the front of CLH-TDD-2023-017, strike it.</w:t>
+      </w:r>
+    </w:p>
+    <w:p>
+      <w:pPr>
+        <w:spacing w:before="0" w:after="200" w:line="396" w:lineRule="auto"/>
+        <w:ind w:firstLine="288"/>
+      </w:pPr>
+      <w:r>
+        <w:rPr>
+          <w:rFonts w:ascii="Liberation Serif" w:hAnsi="Liberation Serif" w:eastAsia="Liberation Serif" w:cs="Liberation Serif"/>
+          <w:color w:val="222222"/>
+          <w:sz w:val="24"/>
+        </w:rPr>
+        <w:t>the front of CLH-TDD-2023-017 already named owner as a team name instead of a person, this paragraph is execution, the first check is a read on recon.clh.prod.northstar.internal, and object on CLH-INC-2023-061, not in a side thread.</w:t>
+      </w:r>
+    </w:p>
+    <w:p>
+      <w:pPr>
+        <w:spacing w:before="0" w:after="200" w:line="396" w:lineRule="auto"/>
+        <w:ind w:firstLine="288"/>
+      </w:pPr>
+      <w:r>
+        <w:rPr>
+          <w:rFonts w:ascii="Liberation Serif" w:hAnsi="Liberation Serif" w:eastAsia="Liberation Serif" w:cs="Liberation Serif"/>
+          <w:color w:val="222222"/>
+          <w:sz w:val="24"/>
+        </w:rPr>
+        <w:t>date pressure on averaging QPS instead of testing the close is not a date, August 17, 2023 is if Priya Nair keeps it, a green job with no rows still pages, and Clearhaven does not get recon-preview.clh.prod.northstar.internal in an outbound sentence.</w:t>
+      </w:r>
+    </w:p>
+    <w:p>
+      <w:pPr>
+        <w:spacing w:before="0" w:after="200" w:line="396" w:lineRule="auto"/>
+        <w:ind w:firstLine="288"/>
+      </w:pPr>
+      <w:r>
+        <w:rPr>
+          <w:rFonts w:ascii="Liberation Serif" w:hAnsi="Liberation Serif" w:eastAsia="Liberation Serif" w:cs="Liberation Serif"/>
+          <w:color w:val="222222"/>
+          <w:sz w:val="24"/>
+        </w:rPr>
+        <w:t>if dropping a column in the same release as the readers is still fuzzy, CLH-6021 is the place to say so, pages go to a person, not a muted channel, and I ping once and after that Rahul Deshmukh is late, not blocked.</w:t>
+      </w:r>
+    </w:p>
+    <w:p>
+      <w:pPr>
+        <w:spacing w:before="0" w:after="200" w:line="396" w:lineRule="auto"/>
+        <w:ind w:firstLine="288"/>
+      </w:pPr>
+      <w:r>
+        <w:rPr>
+          <w:rFonts w:ascii="Liberation Serif" w:hAnsi="Liberation Serif" w:eastAsia="Liberation Serif" w:cs="Liberation Serif"/>
+          <w:color w:val="222222"/>
+          <w:sz w:val="24"/>
+        </w:rPr>
+        <w:t>I will not reopen URI versioning for Clearhaven recon APIs to smuggle raising retries on a poison record back in, the first check is a read on recon-preview.clh.prod.northstar.internal, and abort beats a lying dual-run.</w:t>
+      </w:r>
+    </w:p>
+    <w:p>
+      <w:pPr>
+        <w:spacing w:before="0" w:after="200" w:line="396" w:lineRule="auto"/>
+        <w:ind w:firstLine="288"/>
+      </w:pPr>
+      <w:r>
+        <w:rPr>
+          <w:rFonts w:ascii="Liberation Serif" w:hAnsi="Liberation Serif" w:eastAsia="Liberation Serif" w:cs="Liberation Serif"/>
+          <w:color w:val="222222"/>
+          <w:sz w:val="24"/>
+        </w:rPr>
+        <w:t>I parked lock budget on the primary on CLH-5602 so it is not Slack archaeology, a green job with no rows still pages, and a vendor discount is not evidence.</w:t>
+      </w:r>
+    </w:p>
+    <w:p>
+      <w:pPr>
+        <w:spacing w:before="0" w:after="200" w:line="396" w:lineRule="auto"/>
+        <w:ind w:firstLine="288"/>
+      </w:pPr>
+      <w:r>
+        <w:rPr>
+          <w:rFonts w:ascii="Liberation Serif" w:hAnsi="Liberation Serif" w:eastAsia="Liberation Serif" w:cs="Liberation Serif"/>
+          <w:color w:val="222222"/>
+          <w:sz w:val="24"/>
+        </w:rPr>
+        <w:t>Aman Kumar owes a close on idempotency that is not a filename by August 10, 2023, not a status emoji, pages go to a person, not a muted channel, and a skip is a ticket and a flake is a capture.</w:t>
+      </w:r>
+    </w:p>
+    <w:p>
+      <w:pPr>
+        <w:spacing w:before="0" w:after="200" w:line="396" w:lineRule="auto"/>
+        <w:ind w:firstLine="288"/>
+      </w:pPr>
+      <w:r>
+        <w:rPr>
+          <w:rFonts w:ascii="Liberation Serif" w:hAnsi="Liberation Serif" w:eastAsia="Liberation Serif" w:cs="Liberation Serif"/>
+          <w:color w:val="222222"/>
+          <w:sz w:val="24"/>
+        </w:rPr>
+        <w:t>after August 11, 2023, leftover access for residency: no 'just a replica elsewhere' is a bug, not a courtesy, the first check is a read on recon.clh.prod.northstar.internal, and I will not mix clocks to make residency: no 'just a replica elsewhere' look healthier.</w:t>
+      </w:r>
+    </w:p>
+    <w:p>
+      <w:pPr>
+        <w:spacing w:before="0" w:after="200" w:line="396" w:lineRule="auto"/>
+        <w:ind w:firstLine="288"/>
+      </w:pPr>
+      <w:r>
+        <w:rPr>
+          <w:rFonts w:ascii="Liberation Serif" w:hAnsi="Liberation Serif" w:eastAsia="Liberation Serif" w:cs="Liberation Serif"/>
+          <w:color w:val="222222"/>
+          <w:sz w:val="24"/>
+        </w:rPr>
+        <w:t>do not treat exactly-once claims we will not make as polish, Sneha Iyer either owns it or we drop it, a green job with no rows still pages, and the sample I would still defend uses the same clock as 28.</w:t>
+      </w:r>
+    </w:p>
+    <w:p>
+      <w:pPr>
+        <w:spacing w:before="0" w:after="200" w:line="396" w:lineRule="auto"/>
+        <w:ind w:firstLine="288"/>
+      </w:pPr>
+      <w:r>
+        <w:rPr>
+          <w:rFonts w:ascii="Liberation Serif" w:hAnsi="Liberation Serif" w:eastAsia="Liberation Serif" w:cs="Liberation Serif"/>
+          <w:color w:val="222222"/>
+          <w:sz w:val="24"/>
+        </w:rPr>
+        <w:t>leftover date pressure versus a date with owners sits with Aman Kumar on CLH-6022, pages go to a person, not a muted channel, and if this fights the front of CLH-TDD-2023-017, strike it.</w:t>
+      </w:r>
+    </w:p>
+    <w:p>
+      <w:pPr>
+        <w:spacing w:before="0" w:after="200" w:line="396" w:lineRule="auto"/>
+        <w:ind w:firstLine="288"/>
+      </w:pPr>
+      <w:r>
+        <w:rPr>
+          <w:rFonts w:ascii="Liberation Serif" w:hAnsi="Liberation Serif" w:eastAsia="Liberation Serif" w:cs="Liberation Serif"/>
+          <w:color w:val="222222"/>
+          <w:sz w:val="24"/>
+        </w:rPr>
+        <w:t>the front of CLH-TDD-2023-017 already named the freeze clock versus a 'small apply', this paragraph is execution, the first check is a read on recon-preview.clh.prod.northstar.internal, and object on CLH-INC-2023-061, not in a side thread.</w:t>
+      </w:r>
+    </w:p>
+    <w:p>
+      <w:pPr>
+        <w:spacing w:before="0" w:after="200" w:line="396" w:lineRule="auto"/>
+        <w:ind w:firstLine="288"/>
+      </w:pPr>
+      <w:r>
+        <w:rPr>
+          <w:rFonts w:ascii="Liberation Serif" w:hAnsi="Liberation Serif" w:eastAsia="Liberation Serif" w:cs="Liberation Serif"/>
+          <w:color w:val="222222"/>
+          <w:sz w:val="24"/>
+        </w:rPr>
+        <w:t>date pressure on identifiers in chat, logs, or a support zip is not a date, August 15, 2023 is if On July keeps it, a green job with no rows still pages, and Clearhaven does not get recon.clh.prod.northstar.internal in an outbound sentence.</w:t>
+      </w:r>
+    </w:p>
+    <w:p>
+      <w:pPr>
+        <w:spacing w:before="0" w:after="200" w:line="396" w:lineRule="auto"/>
+        <w:ind w:firstLine="288"/>
+      </w:pPr>
+      <w:r>
+        <w:rPr>
+          <w:rFonts w:ascii="Liberation Serif" w:hAnsi="Liberation Serif" w:eastAsia="Liberation Serif" w:cs="Liberation Serif"/>
+          <w:color w:val="222222"/>
+          <w:sz w:val="24"/>
+        </w:rPr>
+        <w:t>if a cleanup PR that renames a field is still fuzzy, CLH-6021 is the place to say so, pages go to a person, not a muted channel, and I ping once and after that The July is late, not blocked.</w:t>
+      </w:r>
+    </w:p>
+    <w:p>
+      <w:pPr>
+        <w:spacing w:before="0" w:after="200" w:line="396" w:lineRule="auto"/>
+        <w:ind w:firstLine="288"/>
+      </w:pPr>
+      <w:r>
+        <w:rPr>
+          <w:rFonts w:ascii="Liberation Serif" w:hAnsi="Liberation Serif" w:eastAsia="Liberation Serif" w:cs="Liberation Serif"/>
+          <w:color w:val="222222"/>
+          <w:sz w:val="24"/>
+        </w:rPr>
+        <w:t>I will not reopen URI versioning for Clearhaven recon APIs to smuggle staging that is too small to catch the bug back in, the first check is a read on recon.clh.prod.northstar.internal, and abort beats a lying dual-run.</w:t>
+      </w:r>
+    </w:p>
+    <w:p>
+      <w:pPr>
+        <w:spacing w:before="0" w:after="200" w:line="396" w:lineRule="auto"/>
+        <w:ind w:firstLine="288"/>
+      </w:pPr>
+      <w:r>
+        <w:rPr>
+          <w:rFonts w:ascii="Liberation Serif" w:hAnsi="Liberation Serif" w:eastAsia="Liberation Serif" w:cs="Liberation Serif"/>
+          <w:color w:val="222222"/>
+          <w:sz w:val="24"/>
+        </w:rPr>
+        <w:t>I parked weekend coverage that is not in the SLA on CLH-5602 so it is not Slack archaeology, a green job with no rows still pages, and a vendor discount is not evidence.</w:t>
+      </w:r>
+    </w:p>
+    <w:p>
+      <w:pPr>
+        <w:spacing w:before="0" w:after="200" w:line="396" w:lineRule="auto"/>
+        <w:ind w:firstLine="288"/>
+      </w:pPr>
+      <w:r>
+        <w:rPr>
+          <w:rFonts w:ascii="Liberation Serif" w:hAnsi="Liberation Serif" w:eastAsia="Liberation Serif" w:cs="Liberation Serif"/>
+          <w:color w:val="222222"/>
+          <w:sz w:val="24"/>
+        </w:rPr>
+        <w:t>Aman Kumar owes a close on a vendor overlay we already rejected by August 19, 2023, not a status emoji, pages go to a person, not a muted channel, and a skip is a ticket and a flake is a capture.</w:t>
+      </w:r>
+    </w:p>
+    <w:p>
+      <w:pPr>
+        <w:spacing w:before="0" w:after="200" w:line="396" w:lineRule="auto"/>
+        <w:ind w:firstLine="288"/>
+      </w:pPr>
+      <w:r>
+        <w:rPr>
+          <w:rFonts w:ascii="Liberation Serif" w:hAnsi="Liberation Serif" w:eastAsia="Liberation Serif" w:cs="Liberation Serif"/>
+          <w:color w:val="222222"/>
+          <w:sz w:val="24"/>
+        </w:rPr>
+        <w:t>after August 9, 2023, leftover access for replica lag after a count that looked fine is a bug, not a courtesy, the first check is a read on recon-preview.clh.prod.northstar.internal, and I will not mix clocks to make replica lag after a count that looked fine look healthier.</w:t>
+      </w:r>
+    </w:p>
+    <w:p>
+      <w:pPr>
+        <w:spacing w:before="0" w:after="200" w:line="396" w:lineRule="auto"/>
+        <w:ind w:firstLine="288"/>
+      </w:pPr>
+      <w:r>
+        <w:rPr>
+          <w:rFonts w:ascii="Liberation Serif" w:hAnsi="Liberation Serif" w:eastAsia="Liberation Serif" w:cs="Liberation Serif"/>
+          <w:color w:val="222222"/>
+          <w:sz w:val="24"/>
+        </w:rPr>
+        <w:t>do not treat secret skew that looks like 'no work' as polish, Kavya Menon either owns it or we drop it, a green job with no rows still pages, and the sample I would still defend uses the same clock as 30.</w:t>
+      </w:r>
+    </w:p>
+    <w:p>
+      <w:pPr>
+        <w:spacing w:before="0" w:after="200" w:line="396" w:lineRule="auto"/>
+        <w:ind w:firstLine="288"/>
+      </w:pPr>
+      <w:r>
+        <w:rPr>
+          <w:rFonts w:ascii="Liberation Serif" w:hAnsi="Liberation Serif" w:eastAsia="Liberation Serif" w:cs="Liberation Serif"/>
+          <w:color w:val="222222"/>
+          <w:sz w:val="24"/>
+        </w:rPr>
+        <w:t>leftover a dashboard screenshot standing in for a permalink sits with Marcus Bell on CLH-6022, pages go to a person, not a muted channel, and if this fights the front of CLH-TDD-2023-017, strike it.</w:t>
+      </w:r>
+    </w:p>
+    <w:p>
+      <w:pPr>
+        <w:spacing w:before="0" w:after="200" w:line="396" w:lineRule="auto"/>
+        <w:ind w:firstLine="288"/>
+      </w:pPr>
+      <w:r>
+        <w:rPr>
+          <w:rFonts w:ascii="Liberation Serif" w:hAnsi="Liberation Serif" w:eastAsia="Liberation Serif" w:cs="Liberation Serif"/>
+          <w:color w:val="222222"/>
+          <w:sz w:val="24"/>
+        </w:rPr>
+        <w:t>the front of CLH-TDD-2023-017 already named owner as a team name instead of a person, this paragraph is execution, the first check is a read on recon.clh.prod.northstar.internal, and object on CLH-INC-2023-061, not in a side thread.</w:t>
+      </w:r>
+    </w:p>
+    <w:p>
+      <w:pPr>
+        <w:spacing w:before="0" w:after="200" w:line="396" w:lineRule="auto"/>
+        <w:ind w:firstLine="288"/>
+      </w:pPr>
+      <w:r>
+        <w:rPr>
+          <w:rFonts w:ascii="Liberation Serif" w:hAnsi="Liberation Serif" w:eastAsia="Liberation Serif" w:cs="Liberation Serif"/>
+          <w:color w:val="222222"/>
+          <w:sz w:val="24"/>
+        </w:rPr>
+        <w:t>date pressure on averaging QPS instead of testing the close is not a date, August 13, 2023 is if Chris Patel keeps it, a green job with no rows still pages, and Clearhaven does not get recon-preview.clh.prod.northstar.internal in an outbound sentence.</w:t>
+      </w:r>
+    </w:p>
+    <w:p>
+      <w:pPr>
+        <w:spacing w:before="0" w:after="200" w:line="396" w:lineRule="auto"/>
+        <w:ind w:firstLine="288"/>
+      </w:pPr>
+      <w:r>
+        <w:rPr>
+          <w:rFonts w:ascii="Liberation Serif" w:hAnsi="Liberation Serif" w:eastAsia="Liberation Serif" w:cs="Liberation Serif"/>
+          <w:color w:val="222222"/>
+          <w:sz w:val="24"/>
+        </w:rPr>
+        <w:t>if dropping a column in the same release as the readers is still fuzzy, CLH-6021 is the place to say so, pages go to a person, not a muted channel, and I ping once and after that Sneha Iyer is late, not blocked.</w:t>
+      </w:r>
+    </w:p>
+    <w:p>
+      <w:pPr>
+        <w:spacing w:before="0" w:after="200" w:line="396" w:lineRule="auto"/>
+        <w:ind w:firstLine="288"/>
+      </w:pPr>
+      <w:r>
+        <w:rPr>
+          <w:rFonts w:ascii="Liberation Serif" w:hAnsi="Liberation Serif" w:eastAsia="Liberation Serif" w:cs="Liberation Serif"/>
+          <w:color w:val="222222"/>
+          <w:sz w:val="24"/>
+        </w:rPr>
+        <w:t>I will not reopen URI versioning for Clearhaven recon APIs to smuggle raising retries on a poison record back in, the first check is a read on recon-preview.clh.prod.northstar.internal, and abort beats a lying dual-run.</w:t>
+      </w:r>
+    </w:p>
+    <w:p>
+      <w:pPr>
+        <w:spacing w:before="0" w:after="200" w:line="396" w:lineRule="auto"/>
+        <w:ind w:firstLine="288"/>
+      </w:pPr>
+      <w:r>
+        <w:rPr>
+          <w:rFonts w:ascii="Liberation Serif" w:hAnsi="Liberation Serif" w:eastAsia="Liberation Serif" w:cs="Liberation Serif"/>
+          <w:color w:val="222222"/>
+          <w:sz w:val="24"/>
+        </w:rPr>
+        <w:t>I parked lock budget on the primary on CLH-5602 so it is not Slack archaeology, a green job with no rows still pages, and a vendor discount is not evidence.</w:t>
+      </w:r>
+    </w:p>
+    <w:p>
+      <w:pPr>
+        <w:spacing w:before="0" w:after="200" w:line="396" w:lineRule="auto"/>
+        <w:ind w:firstLine="288"/>
+      </w:pPr>
+      <w:r>
+        <w:rPr>
+          <w:rFonts w:ascii="Liberation Serif" w:hAnsi="Liberation Serif" w:eastAsia="Liberation Serif" w:cs="Liberation Serif"/>
+          <w:color w:val="222222"/>
+          <w:sz w:val="24"/>
+        </w:rPr>
+        <w:t>Aman Kumar owes a close on idempotency that is not a filename by August 17, 2023, not a status emoji, pages go to a person, not a muted channel, and a skip is a ticket and a flake is a capture.</w:t>
+      </w:r>
+    </w:p>
+    <w:p>
+      <w:pPr>
+        <w:spacing w:before="0" w:after="200" w:line="396" w:lineRule="auto"/>
+        <w:ind w:firstLine="288"/>
+      </w:pPr>
+      <w:r>
+        <w:rPr>
+          <w:rFonts w:ascii="Liberation Serif" w:hAnsi="Liberation Serif" w:eastAsia="Liberation Serif" w:cs="Liberation Serif"/>
+          <w:color w:val="222222"/>
+          <w:sz w:val="24"/>
+        </w:rPr>
+        <w:t>after August 18, 2023, leftover access for residency: no 'just a replica elsewhere' is a bug, not a courtesy, the first check is a read on recon.clh.prod.northstar.internal, and I will not mix clocks to make residency: no 'just a replica elsewhere' look healthier.</w:t>
+      </w:r>
+    </w:p>
+    <w:p>
+      <w:pPr>
+        <w:spacing w:before="0" w:after="200" w:line="396" w:lineRule="auto"/>
+        <w:ind w:firstLine="288"/>
+      </w:pPr>
+      <w:r>
+        <w:rPr>
+          <w:rFonts w:ascii="Liberation Serif" w:hAnsi="Liberation Serif" w:eastAsia="Liberation Serif" w:cs="Liberation Serif"/>
+          <w:color w:val="222222"/>
+          <w:sz w:val="24"/>
+        </w:rPr>
+        <w:t>do not treat exactly-once claims we will not make as polish, Four Marcus either owns it or we drop it, a green job with no rows still pages, and the sample I would still defend uses the same clock as 22.</w:t>
+      </w:r>
+    </w:p>
+    <w:p>
+      <w:pPr>
+        <w:spacing w:before="0" w:after="200" w:line="396" w:lineRule="auto"/>
+        <w:ind w:firstLine="288"/>
+      </w:pPr>
+      <w:r>
+        <w:rPr>
+          <w:rFonts w:ascii="Liberation Serif" w:hAnsi="Liberation Serif" w:eastAsia="Liberation Serif" w:cs="Liberation Serif"/>
+          <w:color w:val="222222"/>
+          <w:sz w:val="24"/>
+        </w:rPr>
+        <w:t>leftover date pressure versus a date with owners sits with Impact July on CLH-6022, pages go to a person, not a muted channel, and if this fights the front of CLH-TDD-2023-017, strike it.</w:t>
+      </w:r>
+    </w:p>
+    <w:p>
+      <w:pPr>
+        <w:spacing w:before="0" w:after="200" w:line="396" w:lineRule="auto"/>
+        <w:ind w:firstLine="288"/>
+      </w:pPr>
+      <w:r>
+        <w:rPr>
+          <w:rFonts w:ascii="Liberation Serif" w:hAnsi="Liberation Serif" w:eastAsia="Liberation Serif" w:cs="Liberation Serif"/>
+          <w:color w:val="222222"/>
+          <w:sz w:val="24"/>
+        </w:rPr>
+        <w:t>the front of CLH-TDD-2023-017 already named the freeze clock versus a 'small apply', this paragraph is execution, the first check is a read on recon-preview.clh.prod.northstar.internal, and object on CLH-INC-2023-061, not in a side thread.</w:t>
+      </w:r>
+    </w:p>
+    <w:p>
+      <w:pPr>
+        <w:spacing w:before="0" w:after="200" w:line="396" w:lineRule="auto"/>
+        <w:ind w:firstLine="288"/>
+      </w:pPr>
+      <w:r>
+        <w:rPr>
+          <w:rFonts w:ascii="Liberation Serif" w:hAnsi="Liberation Serif" w:eastAsia="Liberation Serif" w:cs="Liberation Serif"/>
+          <w:color w:val="222222"/>
+          <w:sz w:val="24"/>
+        </w:rPr>
+        <w:t>date pressure on identifiers in chat, logs, or a support zip is not a date, August 11, 2023 is if Rahul Deshmukh keeps it, a green job with no rows still pages, and Clearhaven does not get recon.clh.prod.northstar.internal in an outbound sentence.</w:t>
       </w:r>
     </w:p>
     <w:sectPr>
       <w:headerReference w:type="default" r:id="rId9"/>
       <w:footerReference w:type="default" r:id="rId10"/>
       <w:pgSz w:w="12240" w:h="15840"/>
-      <w:pgMar w:top="1728" w:right="1656" w:bottom="1512" w:left="1656" w:header="576" w:footer="576" w:gutter="0"/>
+      <w:pgMar w:top="1584" w:right="1728" w:bottom="1584" w:left="1584" w:header="547" w:footer="576" w:gutter="0"/>
       <w:cols w:space="720"/>
       <w:docGrid w:linePitch="360"/>
     </w:sectPr>
@@ -13473,7 +13169,7 @@
         <w:color w:val="555555"/>
         <w:sz w:val="16"/>
       </w:rPr>
-      <w:t xml:space="preserve">  ·  v1.2</w:t>
+      <w:t xml:space="preserve">  /  v1.2</w:t>
     </w:r>
     <w:r>
       <w:rPr>
@@ -13481,7 +13177,7 @@
         <w:color w:val="555555"/>
         <w:sz w:val="16"/>
       </w:rPr>
-      <w:t xml:space="preserve">  ·  August 3, 2023</w:t>
+      <w:t xml:space="preserve">  /  August 3, 2023</w:t>
     </w:r>
     <w:r>
       <w:rPr>
@@ -13489,7 +13185,7 @@
         <w:color w:val="555555"/>
         <w:sz w:val="16"/>
       </w:rPr>
-      <w:t xml:space="preserve">  ·  Page </w:t>
+      <w:t xml:space="preserve">  /  Page </w:t>
     </w:r>
     <w:r>
       <w:rPr>
@@ -13524,12 +13220,27 @@
       <w:t xml:space="preserve"> of </w:t>
     </w:r>
     <w:r>
+      <w:rPr>
+        <w:rFonts w:ascii="Liberation Sans" w:hAnsi="Liberation Sans" w:eastAsia="Liberation Sans" w:cs="Liberation Sans"/>
+        <w:color w:val="555555"/>
+        <w:sz w:val="16"/>
+      </w:rPr>
       <w:fldChar w:fldCharType="begin"/>
     </w:r>
     <w:r>
+      <w:rPr>
+        <w:rFonts w:ascii="Liberation Sans" w:hAnsi="Liberation Sans" w:eastAsia="Liberation Sans" w:cs="Liberation Sans"/>
+        <w:color w:val="555555"/>
+        <w:sz w:val="16"/>
+      </w:rPr>
       <w:instrText xml:space="preserve"> NUMPAGES </w:instrText>
     </w:r>
     <w:r>
+      <w:rPr>
+        <w:rFonts w:ascii="Liberation Sans" w:hAnsi="Liberation Sans" w:eastAsia="Liberation Sans" w:cs="Liberation Sans"/>
+        <w:color w:val="555555"/>
+        <w:sz w:val="16"/>
+      </w:rPr>
       <w:fldChar w:fldCharType="end"/>
     </w:r>
     <w:r>
@@ -13538,7 +13249,7 @@
         <w:color w:val="555555"/>
         <w:sz w:val="16"/>
       </w:rPr>
-      <w:t xml:space="preserve">  ·  INTERNAL</w:t>
+      <w:t xml:space="preserve">  /  INTERNAL</w:t>
     </w:r>
   </w:p>
 </w:ftr>
@@ -13549,52 +13260,24 @@
   <w:p>
     <w:pPr>
       <w:pStyle w:val="Header"/>
-      <w:spacing w:before="0" w:after="40" w:line="200" w:lineRule="auto"/>
-      <w:pBdr>
-        <w:bottom w:val="single" w:sz="18" w:space="1" w:color="1B365D"/>
-      </w:pBdr>
+      <w:spacing w:before="0" w:after="0" w:line="200" w:lineRule="auto"/>
     </w:pPr>
     <w:r>
       <w:rPr>
         <w:rFonts w:ascii="Liberation Sans" w:hAnsi="Liberation Sans" w:eastAsia="Liberation Sans" w:cs="Liberation Sans"/>
         <w:b/>
         <w:color w:val="1B365D"/>
-        <w:sz w:val="18"/>
+        <w:sz w:val="16"/>
       </w:rPr>
       <w:t>Northstar Engineering</w:t>
-    </w:r>
-    <w:r>
-      <w:rPr>
-        <w:rFonts w:ascii="Liberation Sans" w:hAnsi="Liberation Sans" w:eastAsia="Liberation Sans" w:cs="Liberation Sans"/>
-        <w:color w:val="555555"/>
-        <w:sz w:val="18"/>
-      </w:rPr>
-      <w:t xml:space="preserve">   |   </w:t>
-    </w:r>
-    <w:r>
-      <w:rPr>
-        <w:rFonts w:ascii="Liberation Sans" w:hAnsi="Liberation Sans" w:eastAsia="Liberation Sans" w:cs="Liberation Sans"/>
-        <w:color w:val="2F4A6E"/>
-        <w:sz w:val="18"/>
-      </w:rPr>
-      <w:t>Technical design</w:t>
-    </w:r>
-    <w:r>
-      <w:t xml:space="preserve">        </w:t>
-    </w:r>
-    <w:r>
-      <w:rPr>
-        <w:rFonts w:ascii="Liberation Sans" w:hAnsi="Liberation Sans" w:eastAsia="Liberation Sans" w:cs="Liberation Sans"/>
-        <w:b/>
-        <w:color w:val="1B365D"/>
-        <w:sz w:val="16"/>
-      </w:rPr>
-      <w:t>INTERNAL</w:t>
     </w:r>
   </w:p>
   <w:p>
     <w:pPr>
-      <w:spacing w:before="0" w:after="0" w:line="200" w:lineRule="auto"/>
+      <w:spacing w:before="0" w:after="40" w:line="200" w:lineRule="auto"/>
+      <w:pBdr>
+        <w:bottom w:val="single" w:sz="8" w:space="1" w:color="1B365D"/>
+      </w:pBdr>
     </w:pPr>
     <w:r>
       <w:rPr>
@@ -13973,7 +13656,7 @@
     <w:qFormat/>
     <w:rsid w:val="00FC693F"/>
     <w:pPr>
-      <w:spacing w:after="240" w:before="0" w:line="427" w:lineRule="auto"/>
+      <w:spacing w:after="200" w:before="0" w:line="396" w:lineRule="auto"/>
     </w:pPr>
     <w:rPr>
       <w:rFonts w:ascii="Liberation Serif" w:hAnsi="Liberation Serif"/>
@@ -14036,7 +13719,7 @@
     <w:pPr>
       <w:keepNext/>
       <w:keepLines/>
-      <w:spacing w:before="440" w:after="240"/>
+      <w:spacing w:before="400" w:after="200"/>
       <w:outlineLvl w:val="0"/>
     </w:pPr>
     <w:rPr>
@@ -14060,7 +13743,7 @@
     <w:pPr>
       <w:keepNext/>
       <w:keepLines/>
-      <w:spacing w:before="320" w:after="160"/>
+      <w:spacing w:before="280" w:after="140"/>
       <w:outlineLvl w:val="1"/>
     </w:pPr>
     <w:rPr>
@@ -14084,7 +13767,7 @@
     <w:pPr>
       <w:keepNext/>
       <w:keepLines/>
-      <w:spacing w:before="240" w:after="120"/>
+      <w:spacing w:before="220" w:after="120"/>
       <w:outlineLvl w:val="2"/>
     </w:pPr>
     <w:rPr>
